--- a/GUIA_APRESENTACAO.docx
+++ b/GUIA_APRESENTACAO.docx
@@ -4,130 +4,73 @@
   <w:body>
     <w:p>
       <w:pPr>
+        <w:spacing w:line="276" w:lineRule="auto" w:after="20"/>
         <w:jc w:val="center"/>
       </w:pPr>
       <w:r>
         <w:rPr>
-          <w:b/>
-          <w:color w:val="1E293B"/>
-          <w:sz w:val="24"/>
+          <w:rFonts w:ascii="Arial" w:hAnsi="Arial"/>
+          <w:color w:val="000000"/>
+          <w:sz w:val="20"/>
         </w:rPr>
         <w:t>UNIVERSIDADE DE MOGI DAS CRUZES — UMC</w:t>
-        <w:br/>
-        <w:t>CENTRO DE CIÊNCIAS EXATAS E TECNOLÓGICAS</w:t>
-        <w:br/>
-        <w:t>BACHARELADO EM ENGENHARIA DE SOFTWARE</w:t>
-      </w:r>
-    </w:p>
-    <w:p>
-      <w:r>
-        <w:br/>
-        <w:br/>
-        <w:br/>
       </w:r>
     </w:p>
     <w:p>
       <w:pPr>
+        <w:spacing w:line="276" w:lineRule="auto" w:after="200"/>
         <w:jc w:val="center"/>
       </w:pPr>
       <w:r>
         <w:rPr>
-          <w:b/>
-          <w:color w:val="4F46E5"/>
-          <w:sz w:val="44"/>
+          <w:rFonts w:ascii="Arial" w:hAnsi="Arial"/>
+          <w:color w:val="000000"/>
+          <w:sz w:val="20"/>
         </w:rPr>
-        <w:t>POUSADA PARADISO</w:t>
-        <w:br/>
-        <w:t>SISTEMA DE GESTÃO DE RESERVAS</w:t>
+        <w:t>ENGENHARIA DE SOFTWARE — 5º SEMESTRE | PADRÕES DE PROJETO (PP)</w:t>
       </w:r>
     </w:p>
     <w:p>
       <w:pPr>
+        <w:spacing w:after="40"/>
         <w:jc w:val="center"/>
       </w:pPr>
       <w:r>
         <w:rPr>
-          <w:i/>
-          <w:color w:val="64748B"/>
-          <w:sz w:val="26"/>
+          <w:rFonts w:ascii="Arial" w:hAnsi="Arial"/>
+          <w:b/>
+          <w:sz w:val="32"/>
         </w:rPr>
-        <w:t>Arquitetura em Camadas, Padrões de Projeto (GoF), Transações ACID e Segurança Defensiva</w:t>
-      </w:r>
-    </w:p>
-    <w:p>
-      <w:r>
-        <w:br/>
-        <w:br/>
-        <w:br/>
-        <w:br/>
+        <w:t>POUSADA PARADISO — GUIA DE DEFESA M1</w:t>
       </w:r>
     </w:p>
     <w:p>
       <w:pPr>
-        <w:ind w:left="4320"/>
-        <w:jc w:val="right"/>
+        <w:spacing w:line="276" w:lineRule="auto" w:after="280"/>
+        <w:jc w:val="center"/>
       </w:pPr>
       <w:r>
         <w:rPr>
-          <w:color w:val="1E293B"/>
-          <w:sz w:val="21"/>
+          <w:rFonts w:ascii="Arial" w:hAnsi="Arial"/>
+          <w:color w:val="000000"/>
+          <w:sz w:val="20"/>
         </w:rPr>
-        <w:t>Trabalho de Avaliação M1 da disciplina de Padrões de Projeto.</w:t>
-        <w:br/>
-        <w:br/>
-        <w:t>Aluno: Marco Antonio Lopes Pedro (G14)</w:t>
-        <w:br/>
-        <w:t>Docentes: Prof. Me. Wolley W. Silva</w:t>
-        <w:br/>
-        <w:t xml:space="preserve">         Profa. Dra. Danielle Martin</w:t>
-        <w:br/>
-        <w:t>Curso: Engenharia de Software (5º Semestre)</w:t>
-      </w:r>
-    </w:p>
-    <w:p>
-      <w:r>
-        <w:br/>
-        <w:br/>
-        <w:br/>
-        <w:br/>
+        <w:t>Aluno: Marco Antonio Lopes Pedro (G14) | Docentes: Prof. Me. Wolley W. Silva &amp; Profa. Dra. Danielle Martin</w:t>
       </w:r>
     </w:p>
     <w:p>
       <w:pPr>
-        <w:jc w:val="center"/>
+        <w:keepNext/>
+        <w:spacing w:before="280" w:after="80"/>
       </w:pPr>
       <w:r>
         <w:rPr>
+          <w:rFonts w:ascii="Arial" w:hAnsi="Arial"/>
           <w:b/>
-          <w:color w:val="64748B"/>
-          <w:sz w:val="20"/>
+          <w:color w:val="000000"/>
+          <w:sz w:val="26"/>
         </w:rPr>
-        <w:t>Mogi das Cruzes – SP</w:t>
-        <w:br/>
-        <w:t>2026</w:t>
-      </w:r>
-    </w:p>
-    <w:p>
-      <w:r>
-        <w:br w:type="page"/>
-      </w:r>
-    </w:p>
-    <w:p>
-      <w:pPr>
-        <w:pStyle w:val="Heading1"/>
-      </w:pPr>
-      <w:r>
-        <w:t>1. Visão Geral e Contexto Acadêmico</w:t>
-      </w:r>
-    </w:p>
-    <w:p>
-      <w:r>
-        <w:t>O Pousada Paradiso é um sistema corporativo de hospitalidade desenvolvido em Java 17, JSP/Servlets 4 e JDBC puro, com arquitetura em camadas e aplicação rigorosa dos padrões de projeto GoF (Gang of Four) e padrões arquiteturais exigidos pela Universidade de Mogi das Cruzes (UMC).</w:t>
-      </w:r>
-    </w:p>
-    <w:p>
-      <w:r>
-        <w:t>O projeto foi concebido para resolver desafios reais de engenharia de software: tarifação dinâmica com regras de negócio, automação do ciclo de vida de check-in, integridade transacional ACID com reversão (rollback), eliminação de consultas N+1 e camada de segurança defensiva em conformidade com as diretrizes do OWASP Top 10.</w:t>
+        <w:t>1. Roteiro de Apresentação (Passo a Passo)</w:t>
       </w:r>
     </w:p>
     <w:tbl>
@@ -137,46 +80,426 @@
         <w:tblLook w:firstColumn="1" w:firstRow="1" w:lastColumn="0" w:lastRow="0" w:noHBand="0" w:noVBand="1" w:val="04A0"/>
       </w:tblPr>
       <w:tblGrid>
-        <w:gridCol w:w="8842"/>
+        <w:gridCol w:w="3216"/>
+        <w:gridCol w:w="3216"/>
+        <w:gridCol w:w="3216"/>
       </w:tblGrid>
       <w:tr>
         <w:tc>
           <w:tcPr>
-            <w:tcW w:type="dxa" w:w="8842"/>
-            <w:shd w:fill="F1F5F9"/>
+            <w:tcW w:type="dxa" w:w="1728"/>
+            <w:shd w:fill="000000"/>
             <w:tcMar>
-              <w:top w:w="140" w:type="dxa"/>
-              <w:bottom w:w="140" w:type="dxa"/>
-              <w:left w:w="180" w:type="dxa"/>
-              <w:right w:w="180" w:type="dxa"/>
+              <w:top w:w="80" w:type="dxa"/>
+              <w:bottom w:w="80" w:type="dxa"/>
+              <w:left w:w="100" w:type="dxa"/>
+              <w:right w:w="100" w:type="dxa"/>
+            </w:tcMar>
+          </w:tcPr>
+          <w:p>
+            <w:pPr>
+              <w:jc w:val="left"/>
+            </w:pPr>
+            <w:r>
+              <w:rPr>
+                <w:rFonts w:ascii="Arial" w:hAnsi="Arial"/>
+                <w:b/>
+                <w:color w:val="FFFFFF"/>
+                <w:sz w:val="18"/>
+              </w:rPr>
+              <w:t>Etapa</w:t>
+            </w:r>
+          </w:p>
+        </w:tc>
+        <w:tc>
+          <w:tcPr>
+            <w:tcW w:type="dxa" w:w="2592"/>
+            <w:shd w:fill="000000"/>
+            <w:tcMar>
+              <w:top w:w="80" w:type="dxa"/>
+              <w:bottom w:w="80" w:type="dxa"/>
+              <w:left w:w="100" w:type="dxa"/>
+              <w:right w:w="100" w:type="dxa"/>
+            </w:tcMar>
+          </w:tcPr>
+          <w:p>
+            <w:pPr>
+              <w:jc w:val="left"/>
+            </w:pPr>
+            <w:r>
+              <w:rPr>
+                <w:rFonts w:ascii="Arial" w:hAnsi="Arial"/>
+                <w:b/>
+                <w:color w:val="FFFFFF"/>
+                <w:sz w:val="18"/>
+              </w:rPr>
+              <w:t>Foco</w:t>
+            </w:r>
+          </w:p>
+        </w:tc>
+        <w:tc>
+          <w:tcPr>
+            <w:tcW w:type="dxa" w:w="5760"/>
+            <w:shd w:fill="000000"/>
+            <w:tcMar>
+              <w:top w:w="80" w:type="dxa"/>
+              <w:bottom w:w="80" w:type="dxa"/>
+              <w:left w:w="100" w:type="dxa"/>
+              <w:right w:w="100" w:type="dxa"/>
+            </w:tcMar>
+          </w:tcPr>
+          <w:p>
+            <w:pPr>
+              <w:jc w:val="left"/>
+            </w:pPr>
+            <w:r>
+              <w:rPr>
+                <w:rFonts w:ascii="Arial" w:hAnsi="Arial"/>
+                <w:b/>
+                <w:color w:val="FFFFFF"/>
+                <w:sz w:val="18"/>
+              </w:rPr>
+              <w:t>O que Falar e Mostrar</w:t>
+            </w:r>
+          </w:p>
+        </w:tc>
+      </w:tr>
+      <w:tr>
+        <w:tc>
+          <w:tcPr>
+            <w:tcW w:type="dxa" w:w="1728"/>
+            <w:shd w:fill="FFFFFF"/>
+            <w:tcMar>
+              <w:top w:w="60" w:type="dxa"/>
+              <w:bottom w:w="60" w:type="dxa"/>
+              <w:left w:w="80" w:type="dxa"/>
+              <w:right w:w="80" w:type="dxa"/>
             </w:tcMar>
           </w:tcPr>
           <w:p>
             <w:r>
               <w:rPr>
-                <w:b/>
+                <w:rFonts w:ascii="Arial" w:hAnsi="Arial"/>
+                <w:color w:val="000000"/>
+                <w:sz w:val="18"/>
               </w:rPr>
-              <w:t>📌 Pilares Arquiteturais Principais:</w:t>
-              <w:br/>
+              <w:t>Etapa 1</w:t>
             </w:r>
+          </w:p>
+        </w:tc>
+        <w:tc>
+          <w:tcPr>
+            <w:tcW w:type="dxa" w:w="2592"/>
+            <w:shd w:fill="FFFFFF"/>
+            <w:tcMar>
+              <w:top w:w="60" w:type="dxa"/>
+              <w:bottom w:w="60" w:type="dxa"/>
+              <w:left w:w="80" w:type="dxa"/>
+              <w:right w:w="80" w:type="dxa"/>
+            </w:tcMar>
+          </w:tcPr>
+          <w:p>
             <w:r>
-              <w:t>• Padrões GoF Implementados: Command, Factory Method, Builder, Strategy e State.</w:t>
-              <w:br/>
+              <w:rPr>
+                <w:rFonts w:ascii="Arial" w:hAnsi="Arial"/>
+                <w:color w:val="000000"/>
+                <w:sz w:val="18"/>
+              </w:rPr>
+              <w:t>Abertura</w:t>
             </w:r>
+          </w:p>
+        </w:tc>
+        <w:tc>
+          <w:tcPr>
+            <w:tcW w:type="dxa" w:w="5760"/>
+            <w:shd w:fill="FFFFFF"/>
+            <w:tcMar>
+              <w:top w:w="60" w:type="dxa"/>
+              <w:bottom w:w="60" w:type="dxa"/>
+              <w:left w:w="80" w:type="dxa"/>
+              <w:right w:w="80" w:type="dxa"/>
+            </w:tcMar>
+          </w:tcPr>
+          <w:p>
             <w:r>
-              <w:t>• Padrões Arquiteturais: MVC + Front Controller, Service Layer e DAO.</w:t>
-              <w:br/>
+              <w:rPr>
+                <w:rFonts w:ascii="Arial" w:hAnsi="Arial"/>
+                <w:color w:val="000000"/>
+                <w:sz w:val="18"/>
+              </w:rPr>
+              <w:t>Apresentar o sistema Pousada Paradiso desenvolvido em Java 17, Tomcat e JDBC puro com arquitetura em camadas.</w:t>
             </w:r>
+          </w:p>
+        </w:tc>
+      </w:tr>
+      <w:tr>
+        <w:tc>
+          <w:tcPr>
+            <w:tcW w:type="dxa" w:w="1728"/>
+            <w:shd w:fill="F9F9F9"/>
+            <w:tcMar>
+              <w:top w:w="60" w:type="dxa"/>
+              <w:bottom w:w="60" w:type="dxa"/>
+              <w:left w:w="80" w:type="dxa"/>
+              <w:right w:w="80" w:type="dxa"/>
+            </w:tcMar>
+          </w:tcPr>
+          <w:p>
             <w:r>
-              <w:t>• Persistência Transacional: JDBC puro com commit/rollback atômico e sem N+1 queries.</w:t>
-              <w:br/>
+              <w:rPr>
+                <w:rFonts w:ascii="Arial" w:hAnsi="Arial"/>
+                <w:color w:val="000000"/>
+                <w:sz w:val="18"/>
+              </w:rPr>
+              <w:t>Etapa 2</w:t>
             </w:r>
+          </w:p>
+        </w:tc>
+        <w:tc>
+          <w:tcPr>
+            <w:tcW w:type="dxa" w:w="2592"/>
+            <w:shd w:fill="F9F9F9"/>
+            <w:tcMar>
+              <w:top w:w="60" w:type="dxa"/>
+              <w:bottom w:w="60" w:type="dxa"/>
+              <w:left w:w="80" w:type="dxa"/>
+              <w:right w:w="80" w:type="dxa"/>
+            </w:tcMar>
+          </w:tcPr>
+          <w:p>
             <w:r>
-              <w:t>• Segurança Defensiva: Hashing PBKDF2 com Salt de 16 bytes, tokens CSRF, escape contra XSS e PIN via SecureRandom.</w:t>
-              <w:br/>
+              <w:rPr>
+                <w:rFonts w:ascii="Arial" w:hAnsi="Arial"/>
+                <w:color w:val="000000"/>
+                <w:sz w:val="18"/>
+              </w:rPr>
+              <w:t>Fluxo do Cliente</w:t>
             </w:r>
+          </w:p>
+        </w:tc>
+        <w:tc>
+          <w:tcPr>
+            <w:tcW w:type="dxa" w:w="5760"/>
+            <w:shd w:fill="F9F9F9"/>
+            <w:tcMar>
+              <w:top w:w="60" w:type="dxa"/>
+              <w:bottom w:w="60" w:type="dxa"/>
+              <w:left w:w="80" w:type="dxa"/>
+              <w:right w:w="80" w:type="dxa"/>
+            </w:tcMar>
+          </w:tcPr>
+          <w:p>
             <w:r>
-              <w:t>• Suíte de Testes Automatizados: 42 testes unitários e de integração passando integralmente com JUnit 5.</w:t>
+              <w:rPr>
+                <w:rFonts w:ascii="Arial" w:hAnsi="Arial"/>
+                <w:color w:val="000000"/>
+                <w:sz w:val="18"/>
+              </w:rPr>
+              <w:t>Fazer uma reserva no Bangalô: mostrar cálculo automático de diárias, serviços adicionais (1:N) e desconto do PIX.</w:t>
+            </w:r>
+          </w:p>
+        </w:tc>
+      </w:tr>
+      <w:tr>
+        <w:tc>
+          <w:tcPr>
+            <w:tcW w:type="dxa" w:w="1728"/>
+            <w:shd w:fill="FFFFFF"/>
+            <w:tcMar>
+              <w:top w:w="60" w:type="dxa"/>
+              <w:bottom w:w="60" w:type="dxa"/>
+              <w:left w:w="80" w:type="dxa"/>
+              <w:right w:w="80" w:type="dxa"/>
+            </w:tcMar>
+          </w:tcPr>
+          <w:p>
+            <w:r>
+              <w:rPr>
+                <w:rFonts w:ascii="Arial" w:hAnsi="Arial"/>
+                <w:color w:val="000000"/>
+                <w:sz w:val="18"/>
+              </w:rPr>
+              <w:t>Etapa 3</w:t>
+            </w:r>
+          </w:p>
+        </w:tc>
+        <w:tc>
+          <w:tcPr>
+            <w:tcW w:type="dxa" w:w="2592"/>
+            <w:shd w:fill="FFFFFF"/>
+            <w:tcMar>
+              <w:top w:w="60" w:type="dxa"/>
+              <w:bottom w:w="60" w:type="dxa"/>
+              <w:left w:w="80" w:type="dxa"/>
+              <w:right w:w="80" w:type="dxa"/>
+            </w:tcMar>
+          </w:tcPr>
+          <w:p>
+            <w:r>
+              <w:rPr>
+                <w:rFonts w:ascii="Arial" w:hAnsi="Arial"/>
+                <w:color w:val="000000"/>
+                <w:sz w:val="18"/>
+              </w:rPr>
+              <w:t>Painel da Recepção</w:t>
+            </w:r>
+          </w:p>
+        </w:tc>
+        <w:tc>
+          <w:tcPr>
+            <w:tcW w:type="dxa" w:w="5760"/>
+            <w:shd w:fill="FFFFFF"/>
+            <w:tcMar>
+              <w:top w:w="60" w:type="dxa"/>
+              <w:bottom w:w="60" w:type="dxa"/>
+              <w:left w:w="80" w:type="dxa"/>
+              <w:right w:w="80" w:type="dxa"/>
+            </w:tcMar>
+          </w:tcPr>
+          <w:p>
+            <w:r>
+              <w:rPr>
+                <w:rFonts w:ascii="Arial" w:hAnsi="Arial"/>
+                <w:color w:val="000000"/>
+                <w:sz w:val="18"/>
+              </w:rPr>
+              <w:t>Logar como recepção (recepcao@pousada.com.br / admin123), mostrar painel administrativo e realizar check-in com geração de PIN.</w:t>
+            </w:r>
+          </w:p>
+        </w:tc>
+      </w:tr>
+      <w:tr>
+        <w:tc>
+          <w:tcPr>
+            <w:tcW w:type="dxa" w:w="1728"/>
+            <w:shd w:fill="F9F9F9"/>
+            <w:tcMar>
+              <w:top w:w="60" w:type="dxa"/>
+              <w:bottom w:w="60" w:type="dxa"/>
+              <w:left w:w="80" w:type="dxa"/>
+              <w:right w:w="80" w:type="dxa"/>
+            </w:tcMar>
+          </w:tcPr>
+          <w:p>
+            <w:r>
+              <w:rPr>
+                <w:rFonts w:ascii="Arial" w:hAnsi="Arial"/>
+                <w:color w:val="000000"/>
+                <w:sz w:val="18"/>
+              </w:rPr>
+              <w:t>Etapa 4</w:t>
+            </w:r>
+          </w:p>
+        </w:tc>
+        <w:tc>
+          <w:tcPr>
+            <w:tcW w:type="dxa" w:w="2592"/>
+            <w:shd w:fill="F9F9F9"/>
+            <w:tcMar>
+              <w:top w:w="60" w:type="dxa"/>
+              <w:bottom w:w="60" w:type="dxa"/>
+              <w:left w:w="80" w:type="dxa"/>
+              <w:right w:w="80" w:type="dxa"/>
+            </w:tcMar>
+          </w:tcPr>
+          <w:p>
+            <w:r>
+              <w:rPr>
+                <w:rFonts w:ascii="Arial" w:hAnsi="Arial"/>
+                <w:color w:val="000000"/>
+                <w:sz w:val="18"/>
+              </w:rPr>
+              <w:t>Defesa dos Padrões</w:t>
+            </w:r>
+          </w:p>
+        </w:tc>
+        <w:tc>
+          <w:tcPr>
+            <w:tcW w:type="dxa" w:w="5760"/>
+            <w:shd w:fill="F9F9F9"/>
+            <w:tcMar>
+              <w:top w:w="60" w:type="dxa"/>
+              <w:bottom w:w="60" w:type="dxa"/>
+              <w:left w:w="80" w:type="dxa"/>
+              <w:right w:w="80" w:type="dxa"/>
+            </w:tcMar>
+          </w:tcPr>
+          <w:p>
+            <w:r>
+              <w:rPr>
+                <w:rFonts w:ascii="Arial" w:hAnsi="Arial"/>
+                <w:color w:val="000000"/>
+                <w:sz w:val="18"/>
+              </w:rPr>
+              <w:t>Abrir o código na IDE e explicar Command, Builder, Factory Method, Strategy, State e DAO.</w:t>
+            </w:r>
+          </w:p>
+        </w:tc>
+      </w:tr>
+      <w:tr>
+        <w:tc>
+          <w:tcPr>
+            <w:tcW w:type="dxa" w:w="1728"/>
+            <w:shd w:fill="FFFFFF"/>
+            <w:tcMar>
+              <w:top w:w="60" w:type="dxa"/>
+              <w:bottom w:w="60" w:type="dxa"/>
+              <w:left w:w="80" w:type="dxa"/>
+              <w:right w:w="80" w:type="dxa"/>
+            </w:tcMar>
+          </w:tcPr>
+          <w:p>
+            <w:r>
+              <w:rPr>
+                <w:rFonts w:ascii="Arial" w:hAnsi="Arial"/>
+                <w:color w:val="000000"/>
+                <w:sz w:val="18"/>
+              </w:rPr>
+              <w:t>Etapa 5</w:t>
+            </w:r>
+          </w:p>
+        </w:tc>
+        <w:tc>
+          <w:tcPr>
+            <w:tcW w:type="dxa" w:w="2592"/>
+            <w:shd w:fill="FFFFFF"/>
+            <w:tcMar>
+              <w:top w:w="60" w:type="dxa"/>
+              <w:bottom w:w="60" w:type="dxa"/>
+              <w:left w:w="80" w:type="dxa"/>
+              <w:right w:w="80" w:type="dxa"/>
+            </w:tcMar>
+          </w:tcPr>
+          <w:p>
+            <w:r>
+              <w:rPr>
+                <w:rFonts w:ascii="Arial" w:hAnsi="Arial"/>
+                <w:color w:val="000000"/>
+                <w:sz w:val="18"/>
+              </w:rPr>
+              <w:t>Conclusão e Testes</w:t>
+            </w:r>
+          </w:p>
+        </w:tc>
+        <w:tc>
+          <w:tcPr>
+            <w:tcW w:type="dxa" w:w="5760"/>
+            <w:shd w:fill="FFFFFF"/>
+            <w:tcMar>
+              <w:top w:w="60" w:type="dxa"/>
+              <w:bottom w:w="60" w:type="dxa"/>
+              <w:left w:w="80" w:type="dxa"/>
+              <w:right w:w="80" w:type="dxa"/>
+            </w:tcMar>
+          </w:tcPr>
+          <w:p>
+            <w:r>
+              <w:rPr>
+                <w:rFonts w:ascii="Arial" w:hAnsi="Arial"/>
+                <w:color w:val="000000"/>
+                <w:sz w:val="18"/>
+              </w:rPr>
+              <w:t>Executar 'mvn test' no terminal mostrando os 42 testes automatizados passando com sucesso.</w:t>
             </w:r>
           </w:p>
         </w:tc>
@@ -184,15 +507,32 @@
     </w:tbl>
     <w:p>
       <w:pPr>
-        <w:pStyle w:val="Heading1"/>
+        <w:keepNext/>
+        <w:spacing w:before="280" w:after="80"/>
       </w:pPr>
       <w:r>
-        <w:t>2. Roteiro Estratégico de Apresentação (Passo a Passo)</w:t>
+        <w:rPr>
+          <w:rFonts w:ascii="Arial" w:hAnsi="Arial"/>
+          <w:b/>
+          <w:color w:val="000000"/>
+          <w:sz w:val="26"/>
+        </w:rPr>
+        <w:t>2. Requisitos Funcionais (RF) e Regras de Negócio (RN)</w:t>
       </w:r>
     </w:p>
     <w:p>
+      <w:pPr>
+        <w:keepNext/>
+        <w:spacing w:before="200" w:after="60"/>
+      </w:pPr>
       <w:r>
-        <w:t>Este roteiro foi estruturado para uma apresentação de 8 a 10 minutos perante a banca examinadora, equilibrando demonstração visual e fundamentação teórica de código:</w:t>
+        <w:rPr>
+          <w:rFonts w:ascii="Arial" w:hAnsi="Arial"/>
+          <w:b/>
+          <w:color w:val="000000"/>
+          <w:sz w:val="22"/>
+        </w:rPr>
+        <w:t>Requisitos Funcionais (RF)</w:t>
       </w:r>
     </w:p>
     <w:tbl>
@@ -202,80 +542,15 @@
         <w:tblLook w:firstColumn="1" w:firstRow="1" w:lastColumn="0" w:lastRow="0" w:noHBand="0" w:noVBand="1" w:val="04A0"/>
       </w:tblPr>
       <w:tblGrid>
-        <w:gridCol w:w="2947"/>
-        <w:gridCol w:w="2947"/>
-        <w:gridCol w:w="2947"/>
+        <w:gridCol w:w="3216"/>
+        <w:gridCol w:w="3216"/>
+        <w:gridCol w:w="3216"/>
       </w:tblGrid>
       <w:tr>
         <w:tc>
           <w:tcPr>
-            <w:tcW w:type="dxa" w:w="2947"/>
-            <w:shd w:fill="4F46E5"/>
-            <w:tcMar>
-              <w:top w:w="100" w:type="dxa"/>
-              <w:bottom w:w="100" w:type="dxa"/>
-              <w:left w:w="120" w:type="dxa"/>
-              <w:right w:w="120" w:type="dxa"/>
-            </w:tcMar>
-          </w:tcPr>
-          <w:p>
-            <w:r>
-              <w:rPr>
-                <w:b/>
-                <w:color w:val="FFFFFF"/>
-              </w:rPr>
-              <w:t>Tempo</w:t>
-            </w:r>
-          </w:p>
-        </w:tc>
-        <w:tc>
-          <w:tcPr>
-            <w:tcW w:type="dxa" w:w="2947"/>
-            <w:shd w:fill="4F46E5"/>
-            <w:tcMar>
-              <w:top w:w="100" w:type="dxa"/>
-              <w:bottom w:w="100" w:type="dxa"/>
-              <w:left w:w="120" w:type="dxa"/>
-              <w:right w:w="120" w:type="dxa"/>
-            </w:tcMar>
-          </w:tcPr>
-          <w:p>
-            <w:r>
-              <w:rPr>
-                <w:b/>
-                <w:color w:val="FFFFFF"/>
-              </w:rPr>
-              <w:t>Etapa</w:t>
-            </w:r>
-          </w:p>
-        </w:tc>
-        <w:tc>
-          <w:tcPr>
-            <w:tcW w:type="dxa" w:w="2947"/>
-            <w:shd w:fill="4F46E5"/>
-            <w:tcMar>
-              <w:top w:w="100" w:type="dxa"/>
-              <w:bottom w:w="100" w:type="dxa"/>
-              <w:left w:w="120" w:type="dxa"/>
-              <w:right w:w="120" w:type="dxa"/>
-            </w:tcMar>
-          </w:tcPr>
-          <w:p>
-            <w:r>
-              <w:rPr>
-                <w:b/>
-                <w:color w:val="FFFFFF"/>
-              </w:rPr>
-              <w:t>Ação e Conteúdo a Demonstrar</w:t>
-            </w:r>
-          </w:p>
-        </w:tc>
-      </w:tr>
-      <w:tr>
-        <w:tc>
-          <w:tcPr>
-            <w:tcW w:type="dxa" w:w="2947"/>
-            <w:shd w:fill="FFFFFF"/>
+            <w:tcW w:type="dxa" w:w="1152"/>
+            <w:shd w:fill="000000"/>
             <w:tcMar>
               <w:top w:w="80" w:type="dxa"/>
               <w:bottom w:w="80" w:type="dxa"/>
@@ -284,18 +559,24 @@
             </w:tcMar>
           </w:tcPr>
           <w:p>
+            <w:pPr>
+              <w:jc w:val="left"/>
+            </w:pPr>
             <w:r>
               <w:rPr>
-                <w:sz w:val="19"/>
+                <w:rFonts w:ascii="Arial" w:hAnsi="Arial"/>
+                <w:b/>
+                <w:color w:val="FFFFFF"/>
+                <w:sz w:val="18"/>
               </w:rPr>
-              <w:t>00:00 - 01:00</w:t>
+              <w:t>ID</w:t>
             </w:r>
           </w:p>
         </w:tc>
         <w:tc>
           <w:tcPr>
-            <w:tcW w:type="dxa" w:w="2947"/>
-            <w:shd w:fill="FFFFFF"/>
+            <w:tcW w:type="dxa" w:w="3168"/>
+            <w:shd w:fill="000000"/>
             <w:tcMar>
               <w:top w:w="80" w:type="dxa"/>
               <w:bottom w:w="80" w:type="dxa"/>
@@ -304,18 +585,24 @@
             </w:tcMar>
           </w:tcPr>
           <w:p>
+            <w:pPr>
+              <w:jc w:val="left"/>
+            </w:pPr>
             <w:r>
               <w:rPr>
-                <w:sz w:val="19"/>
+                <w:rFonts w:ascii="Arial" w:hAnsi="Arial"/>
+                <w:b/>
+                <w:color w:val="FFFFFF"/>
+                <w:sz w:val="18"/>
               </w:rPr>
-              <w:t>Abertura &amp; Contexto</w:t>
+              <w:t>Requisito</w:t>
             </w:r>
           </w:p>
         </w:tc>
         <w:tc>
           <w:tcPr>
-            <w:tcW w:type="dxa" w:w="2947"/>
-            <w:shd w:fill="FFFFFF"/>
+            <w:tcW w:type="dxa" w:w="5760"/>
+            <w:shd w:fill="000000"/>
             <w:tcMar>
               <w:top w:w="80" w:type="dxa"/>
               <w:bottom w:w="80" w:type="dxa"/>
@@ -324,11 +611,17 @@
             </w:tcMar>
           </w:tcPr>
           <w:p>
+            <w:pPr>
+              <w:jc w:val="left"/>
+            </w:pPr>
             <w:r>
               <w:rPr>
-                <w:sz w:val="19"/>
+                <w:rFonts w:ascii="Arial" w:hAnsi="Arial"/>
+                <w:b/>
+                <w:color w:val="FFFFFF"/>
+                <w:sz w:val="18"/>
               </w:rPr>
-              <w:t>Apresentar o escopo do projeto, tecnologias utilizadas (Java 17, Tomcat 9, JDBC) e a arquitetura em camadas desacoplada.</w:t>
+              <w:t>Descrição Direta</w:t>
             </w:r>
           </w:p>
         </w:tc>
@@ -336,61 +629,67 @@
       <w:tr>
         <w:tc>
           <w:tcPr>
-            <w:tcW w:type="dxa" w:w="2947"/>
-            <w:shd w:fill="F8FAFC"/>
+            <w:tcW w:type="dxa" w:w="1152"/>
+            <w:shd w:fill="FFFFFF"/>
             <w:tcMar>
-              <w:top w:w="80" w:type="dxa"/>
-              <w:bottom w:w="80" w:type="dxa"/>
-              <w:left w:w="100" w:type="dxa"/>
-              <w:right w:w="100" w:type="dxa"/>
+              <w:top w:w="60" w:type="dxa"/>
+              <w:bottom w:w="60" w:type="dxa"/>
+              <w:left w:w="80" w:type="dxa"/>
+              <w:right w:w="80" w:type="dxa"/>
             </w:tcMar>
           </w:tcPr>
           <w:p>
             <w:r>
               <w:rPr>
-                <w:sz w:val="19"/>
+                <w:rFonts w:ascii="Arial" w:hAnsi="Arial"/>
+                <w:color w:val="000000"/>
+                <w:sz w:val="18"/>
               </w:rPr>
-              <w:t>01:00 - 03:00</w:t>
+              <w:t>RF01</w:t>
             </w:r>
           </w:p>
         </w:tc>
         <w:tc>
           <w:tcPr>
-            <w:tcW w:type="dxa" w:w="2947"/>
-            <w:shd w:fill="F8FAFC"/>
+            <w:tcW w:type="dxa" w:w="3168"/>
+            <w:shd w:fill="FFFFFF"/>
             <w:tcMar>
-              <w:top w:w="80" w:type="dxa"/>
-              <w:bottom w:w="80" w:type="dxa"/>
-              <w:left w:w="100" w:type="dxa"/>
-              <w:right w:w="100" w:type="dxa"/>
+              <w:top w:w="60" w:type="dxa"/>
+              <w:bottom w:w="60" w:type="dxa"/>
+              <w:left w:w="80" w:type="dxa"/>
+              <w:right w:w="80" w:type="dxa"/>
             </w:tcMar>
           </w:tcPr>
           <w:p>
             <w:r>
               <w:rPr>
-                <w:sz w:val="19"/>
+                <w:rFonts w:ascii="Arial" w:hAnsi="Arial"/>
+                <w:color w:val="000000"/>
+                <w:sz w:val="18"/>
               </w:rPr>
-              <w:t>Demonstração Prática (Web)</w:t>
+              <w:t>Catálogo de Acomodações</w:t>
             </w:r>
           </w:p>
         </w:tc>
         <w:tc>
           <w:tcPr>
-            <w:tcW w:type="dxa" w:w="2947"/>
-            <w:shd w:fill="F8FAFC"/>
+            <w:tcW w:type="dxa" w:w="5760"/>
+            <w:shd w:fill="FFFFFF"/>
             <w:tcMar>
-              <w:top w:w="80" w:type="dxa"/>
-              <w:bottom w:w="80" w:type="dxa"/>
-              <w:left w:w="100" w:type="dxa"/>
-              <w:right w:w="100" w:type="dxa"/>
+              <w:top w:w="60" w:type="dxa"/>
+              <w:bottom w:w="60" w:type="dxa"/>
+              <w:left w:w="80" w:type="dxa"/>
+              <w:right w:w="80" w:type="dxa"/>
             </w:tcMar>
           </w:tcPr>
           <w:p>
             <w:r>
               <w:rPr>
-                <w:sz w:val="19"/>
+                <w:rFonts w:ascii="Arial" w:hAnsi="Arial"/>
+                <w:color w:val="000000"/>
+                <w:sz w:val="18"/>
               </w:rPr>
-              <w:t>Simular uma reserva no Bangalô: mostrar o cálculo dinâmico de diárias (Strategy), seleção de serviços (1:N) e desconto do PIX. Em seguida, logar como Recepção (admin123) e mostrar o painel admin com check-in automatizado.</w:t>
+              <w:t>Listagem dinâmica com fotos, capacidade, valor da diária e comodidades.</w:t>
             </w:r>
           </w:p>
         </w:tc>
@@ -398,61 +697,67 @@
       <w:tr>
         <w:tc>
           <w:tcPr>
-            <w:tcW w:type="dxa" w:w="2947"/>
-            <w:shd w:fill="FFFFFF"/>
+            <w:tcW w:type="dxa" w:w="1152"/>
+            <w:shd w:fill="F9F9F9"/>
             <w:tcMar>
-              <w:top w:w="80" w:type="dxa"/>
-              <w:bottom w:w="80" w:type="dxa"/>
-              <w:left w:w="100" w:type="dxa"/>
-              <w:right w:w="100" w:type="dxa"/>
+              <w:top w:w="60" w:type="dxa"/>
+              <w:bottom w:w="60" w:type="dxa"/>
+              <w:left w:w="80" w:type="dxa"/>
+              <w:right w:w="80" w:type="dxa"/>
             </w:tcMar>
           </w:tcPr>
           <w:p>
             <w:r>
               <w:rPr>
-                <w:sz w:val="19"/>
+                <w:rFonts w:ascii="Arial" w:hAnsi="Arial"/>
+                <w:color w:val="000000"/>
+                <w:sz w:val="18"/>
               </w:rPr>
-              <w:t>03:00 - 06:30</w:t>
+              <w:t>RF02</w:t>
             </w:r>
           </w:p>
         </w:tc>
         <w:tc>
           <w:tcPr>
-            <w:tcW w:type="dxa" w:w="2947"/>
-            <w:shd w:fill="FFFFFF"/>
+            <w:tcW w:type="dxa" w:w="3168"/>
+            <w:shd w:fill="F9F9F9"/>
             <w:tcMar>
-              <w:top w:w="80" w:type="dxa"/>
-              <w:bottom w:w="80" w:type="dxa"/>
-              <w:left w:w="100" w:type="dxa"/>
-              <w:right w:w="100" w:type="dxa"/>
+              <w:top w:w="60" w:type="dxa"/>
+              <w:bottom w:w="60" w:type="dxa"/>
+              <w:left w:w="80" w:type="dxa"/>
+              <w:right w:w="80" w:type="dxa"/>
             </w:tcMar>
           </w:tcPr>
           <w:p>
             <w:r>
               <w:rPr>
-                <w:sz w:val="19"/>
+                <w:rFonts w:ascii="Arial" w:hAnsi="Arial"/>
+                <w:color w:val="000000"/>
+                <w:sz w:val="18"/>
               </w:rPr>
-              <w:t>Defesa dos Padrões (Código)</w:t>
+              <w:t>Reserva de Estadia</w:t>
             </w:r>
           </w:p>
         </w:tc>
         <w:tc>
           <w:tcPr>
-            <w:tcW w:type="dxa" w:w="2947"/>
-            <w:shd w:fill="FFFFFF"/>
+            <w:tcW w:type="dxa" w:w="5760"/>
+            <w:shd w:fill="F9F9F9"/>
             <w:tcMar>
-              <w:top w:w="80" w:type="dxa"/>
-              <w:bottom w:w="80" w:type="dxa"/>
-              <w:left w:w="100" w:type="dxa"/>
-              <w:right w:w="100" w:type="dxa"/>
+              <w:top w:w="60" w:type="dxa"/>
+              <w:bottom w:w="60" w:type="dxa"/>
+              <w:left w:w="80" w:type="dxa"/>
+              <w:right w:w="80" w:type="dxa"/>
             </w:tcMar>
           </w:tcPr>
           <w:p>
             <w:r>
               <w:rPr>
-                <w:sz w:val="19"/>
+                <w:rFonts w:ascii="Arial" w:hAnsi="Arial"/>
+                <w:color w:val="000000"/>
+                <w:sz w:val="18"/>
               </w:rPr>
-              <w:t>Abrir o código na IDE e mostrar: CommandFactory, ReservaBuilder (validações do constroi), ServicoFactory (Factory Method), ReservaDAO (ACID e sem N+1) e CalculadoraTarifa (Strategy).</w:t>
+              <w:t>Seleção de datas, quantidade de hóspedes e cálculo automático de valores.</w:t>
             </w:r>
           </w:p>
         </w:tc>
@@ -460,61 +765,67 @@
       <w:tr>
         <w:tc>
           <w:tcPr>
-            <w:tcW w:type="dxa" w:w="2947"/>
-            <w:shd w:fill="F8FAFC"/>
+            <w:tcW w:type="dxa" w:w="1152"/>
+            <w:shd w:fill="FFFFFF"/>
             <w:tcMar>
-              <w:top w:w="80" w:type="dxa"/>
-              <w:bottom w:w="80" w:type="dxa"/>
-              <w:left w:w="100" w:type="dxa"/>
-              <w:right w:w="100" w:type="dxa"/>
+              <w:top w:w="60" w:type="dxa"/>
+              <w:bottom w:w="60" w:type="dxa"/>
+              <w:left w:w="80" w:type="dxa"/>
+              <w:right w:w="80" w:type="dxa"/>
             </w:tcMar>
           </w:tcPr>
           <w:p>
             <w:r>
               <w:rPr>
-                <w:sz w:val="19"/>
+                <w:rFonts w:ascii="Arial" w:hAnsi="Arial"/>
+                <w:color w:val="000000"/>
+                <w:sz w:val="18"/>
               </w:rPr>
-              <w:t>06:30 - 08:00</w:t>
+              <w:t>RF03</w:t>
             </w:r>
           </w:p>
         </w:tc>
         <w:tc>
           <w:tcPr>
-            <w:tcW w:type="dxa" w:w="2947"/>
-            <w:shd w:fill="F8FAFC"/>
+            <w:tcW w:type="dxa" w:w="3168"/>
+            <w:shd w:fill="FFFFFF"/>
             <w:tcMar>
-              <w:top w:w="80" w:type="dxa"/>
-              <w:bottom w:w="80" w:type="dxa"/>
-              <w:left w:w="100" w:type="dxa"/>
-              <w:right w:w="100" w:type="dxa"/>
+              <w:top w:w="60" w:type="dxa"/>
+              <w:bottom w:w="60" w:type="dxa"/>
+              <w:left w:w="80" w:type="dxa"/>
+              <w:right w:w="80" w:type="dxa"/>
             </w:tcMar>
           </w:tcPr>
           <w:p>
             <w:r>
               <w:rPr>
-                <w:sz w:val="19"/>
+                <w:rFonts w:ascii="Arial" w:hAnsi="Arial"/>
+                <w:color w:val="000000"/>
+                <w:sz w:val="18"/>
               </w:rPr>
-              <w:t>Segurança &amp; Transações</w:t>
+              <w:t>Serviços Opcionais (1:N)</w:t>
             </w:r>
           </w:p>
         </w:tc>
         <w:tc>
           <w:tcPr>
-            <w:tcW w:type="dxa" w:w="2947"/>
-            <w:shd w:fill="F8FAFC"/>
+            <w:tcW w:type="dxa" w:w="5760"/>
+            <w:shd w:fill="FFFFFF"/>
             <w:tcMar>
-              <w:top w:w="80" w:type="dxa"/>
-              <w:bottom w:w="80" w:type="dxa"/>
-              <w:left w:w="100" w:type="dxa"/>
-              <w:right w:w="100" w:type="dxa"/>
+              <w:top w:w="60" w:type="dxa"/>
+              <w:bottom w:w="60" w:type="dxa"/>
+              <w:left w:w="80" w:type="dxa"/>
+              <w:right w:w="80" w:type="dxa"/>
             </w:tcMar>
           </w:tcPr>
           <w:p>
             <w:r>
               <w:rPr>
-                <w:sz w:val="19"/>
+                <w:rFonts w:ascii="Arial" w:hAnsi="Arial"/>
+                <w:color w:val="000000"/>
+                <w:sz w:val="18"/>
               </w:rPr>
-              <w:t>Explicar a classe Seguranca.java (PBKDF2 com Salt e constant-time comparison) e o teste de persistência que comprova o rollback automático.</w:t>
+              <w:t>Inclusão de Café Colonial, Translado, Passeio de Barco e Massagem Terapêutica.</w:t>
             </w:r>
           </w:p>
         </w:tc>
@@ -522,225 +833,226 @@
       <w:tr>
         <w:tc>
           <w:tcPr>
-            <w:tcW w:type="dxa" w:w="2947"/>
-            <w:shd w:fill="FFFFFF"/>
+            <w:tcW w:type="dxa" w:w="1152"/>
+            <w:shd w:fill="F9F9F9"/>
             <w:tcMar>
-              <w:top w:w="80" w:type="dxa"/>
-              <w:bottom w:w="80" w:type="dxa"/>
-              <w:left w:w="100" w:type="dxa"/>
-              <w:right w:w="100" w:type="dxa"/>
+              <w:top w:w="60" w:type="dxa"/>
+              <w:bottom w:w="60" w:type="dxa"/>
+              <w:left w:w="80" w:type="dxa"/>
+              <w:right w:w="80" w:type="dxa"/>
             </w:tcMar>
           </w:tcPr>
           <w:p>
             <w:r>
               <w:rPr>
-                <w:sz w:val="19"/>
+                <w:rFonts w:ascii="Arial" w:hAnsi="Arial"/>
+                <w:color w:val="000000"/>
+                <w:sz w:val="18"/>
               </w:rPr>
-              <w:t>08:00 - 09:00</w:t>
+              <w:t>RF04</w:t>
             </w:r>
           </w:p>
         </w:tc>
         <w:tc>
           <w:tcPr>
-            <w:tcW w:type="dxa" w:w="2947"/>
-            <w:shd w:fill="FFFFFF"/>
+            <w:tcW w:type="dxa" w:w="3168"/>
+            <w:shd w:fill="F9F9F9"/>
             <w:tcMar>
-              <w:top w:w="80" w:type="dxa"/>
-              <w:bottom w:w="80" w:type="dxa"/>
-              <w:left w:w="100" w:type="dxa"/>
-              <w:right w:w="100" w:type="dxa"/>
+              <w:top w:w="60" w:type="dxa"/>
+              <w:bottom w:w="60" w:type="dxa"/>
+              <w:left w:w="80" w:type="dxa"/>
+              <w:right w:w="80" w:type="dxa"/>
             </w:tcMar>
           </w:tcPr>
           <w:p>
             <w:r>
               <w:rPr>
-                <w:sz w:val="19"/>
+                <w:rFonts w:ascii="Arial" w:hAnsi="Arial"/>
+                <w:color w:val="000000"/>
+                <w:sz w:val="18"/>
               </w:rPr>
-              <w:t>Validação com Testes</w:t>
+              <w:t>Autenticação e Perfis</w:t>
             </w:r>
           </w:p>
         </w:tc>
         <w:tc>
           <w:tcPr>
-            <w:tcW w:type="dxa" w:w="2947"/>
-            <w:shd w:fill="FFFFFF"/>
+            <w:tcW w:type="dxa" w:w="5760"/>
+            <w:shd w:fill="F9F9F9"/>
             <w:tcMar>
-              <w:top w:w="80" w:type="dxa"/>
-              <w:bottom w:w="80" w:type="dxa"/>
-              <w:left w:w="100" w:type="dxa"/>
-              <w:right w:w="100" w:type="dxa"/>
+              <w:top w:w="60" w:type="dxa"/>
+              <w:bottom w:w="60" w:type="dxa"/>
+              <w:left w:w="80" w:type="dxa"/>
+              <w:right w:w="80" w:type="dxa"/>
             </w:tcMar>
           </w:tcPr>
           <w:p>
             <w:r>
               <w:rPr>
-                <w:sz w:val="19"/>
+                <w:rFonts w:ascii="Arial" w:hAnsi="Arial"/>
+                <w:color w:val="000000"/>
+                <w:sz w:val="18"/>
               </w:rPr>
-              <w:t>Executar 'mvn test' no terminal ao vivo na frente do professor, evidenciando os 42 testes passando com sucesso.</w:t>
+              <w:t>Login com senha segura diferenciando Hóspede (CLIENTE) e Atendente (RECEPCAO).</w:t>
+            </w:r>
+          </w:p>
+        </w:tc>
+      </w:tr>
+      <w:tr>
+        <w:tc>
+          <w:tcPr>
+            <w:tcW w:type="dxa" w:w="1152"/>
+            <w:shd w:fill="FFFFFF"/>
+            <w:tcMar>
+              <w:top w:w="60" w:type="dxa"/>
+              <w:bottom w:w="60" w:type="dxa"/>
+              <w:left w:w="80" w:type="dxa"/>
+              <w:right w:w="80" w:type="dxa"/>
+            </w:tcMar>
+          </w:tcPr>
+          <w:p>
+            <w:r>
+              <w:rPr>
+                <w:rFonts w:ascii="Arial" w:hAnsi="Arial"/>
+                <w:color w:val="000000"/>
+                <w:sz w:val="18"/>
+              </w:rPr>
+              <w:t>RF05</w:t>
+            </w:r>
+          </w:p>
+        </w:tc>
+        <w:tc>
+          <w:tcPr>
+            <w:tcW w:type="dxa" w:w="3168"/>
+            <w:shd w:fill="FFFFFF"/>
+            <w:tcMar>
+              <w:top w:w="60" w:type="dxa"/>
+              <w:bottom w:w="60" w:type="dxa"/>
+              <w:left w:w="80" w:type="dxa"/>
+              <w:right w:w="80" w:type="dxa"/>
+            </w:tcMar>
+          </w:tcPr>
+          <w:p>
+            <w:r>
+              <w:rPr>
+                <w:rFonts w:ascii="Arial" w:hAnsi="Arial"/>
+                <w:color w:val="000000"/>
+                <w:sz w:val="18"/>
+              </w:rPr>
+              <w:t>Check-in Inteligente</w:t>
+            </w:r>
+          </w:p>
+        </w:tc>
+        <w:tc>
+          <w:tcPr>
+            <w:tcW w:type="dxa" w:w="5760"/>
+            <w:shd w:fill="FFFFFF"/>
+            <w:tcMar>
+              <w:top w:w="60" w:type="dxa"/>
+              <w:bottom w:w="60" w:type="dxa"/>
+              <w:left w:w="80" w:type="dxa"/>
+              <w:right w:w="80" w:type="dxa"/>
+            </w:tcMar>
+          </w:tcPr>
+          <w:p>
+            <w:r>
+              <w:rPr>
+                <w:rFonts w:ascii="Arial" w:hAnsi="Arial"/>
+                <w:color w:val="000000"/>
+                <w:sz w:val="18"/>
+              </w:rPr>
+              <w:t>Validação de status, atualização para CHECKIN_ATIVO e emissão de PIN digital.</w:t>
+            </w:r>
+          </w:p>
+        </w:tc>
+      </w:tr>
+      <w:tr>
+        <w:tc>
+          <w:tcPr>
+            <w:tcW w:type="dxa" w:w="1152"/>
+            <w:shd w:fill="F9F9F9"/>
+            <w:tcMar>
+              <w:top w:w="60" w:type="dxa"/>
+              <w:bottom w:w="60" w:type="dxa"/>
+              <w:left w:w="80" w:type="dxa"/>
+              <w:right w:w="80" w:type="dxa"/>
+            </w:tcMar>
+          </w:tcPr>
+          <w:p>
+            <w:r>
+              <w:rPr>
+                <w:rFonts w:ascii="Arial" w:hAnsi="Arial"/>
+                <w:color w:val="000000"/>
+                <w:sz w:val="18"/>
+              </w:rPr>
+              <w:t>RF06</w:t>
+            </w:r>
+          </w:p>
+        </w:tc>
+        <w:tc>
+          <w:tcPr>
+            <w:tcW w:type="dxa" w:w="3168"/>
+            <w:shd w:fill="F9F9F9"/>
+            <w:tcMar>
+              <w:top w:w="60" w:type="dxa"/>
+              <w:bottom w:w="60" w:type="dxa"/>
+              <w:left w:w="80" w:type="dxa"/>
+              <w:right w:w="80" w:type="dxa"/>
+            </w:tcMar>
+          </w:tcPr>
+          <w:p>
+            <w:r>
+              <w:rPr>
+                <w:rFonts w:ascii="Arial" w:hAnsi="Arial"/>
+                <w:color w:val="000000"/>
+                <w:sz w:val="18"/>
+              </w:rPr>
+              <w:t>Gestão da Recepção (CRUD)</w:t>
+            </w:r>
+          </w:p>
+        </w:tc>
+        <w:tc>
+          <w:tcPr>
+            <w:tcW w:type="dxa" w:w="5760"/>
+            <w:shd w:fill="F9F9F9"/>
+            <w:tcMar>
+              <w:top w:w="60" w:type="dxa"/>
+              <w:bottom w:w="60" w:type="dxa"/>
+              <w:left w:w="80" w:type="dxa"/>
+              <w:right w:w="80" w:type="dxa"/>
+            </w:tcMar>
+          </w:tcPr>
+          <w:p>
+            <w:r>
+              <w:rPr>
+                <w:rFonts w:ascii="Arial" w:hAnsi="Arial"/>
+                <w:color w:val="000000"/>
+                <w:sz w:val="18"/>
+              </w:rPr>
+              <w:t>Consulta centralizada de reservas, busca por ID, edição e exclusão de registros.</w:t>
             </w:r>
           </w:p>
         </w:tc>
       </w:tr>
     </w:tbl>
     <w:p>
-      <w:r>
-        <w:br w:type="page"/>
-      </w:r>
+      <w:pPr>
+        <w:spacing w:after="80"/>
+      </w:pPr>
     </w:p>
     <w:p>
       <w:pPr>
-        <w:pStyle w:val="Heading1"/>
+        <w:keepNext/>
+        <w:spacing w:before="200" w:after="60"/>
       </w:pPr>
       <w:r>
-        <w:t>3. Detalhamento dos Padrões de Projeto (GoF e Arquiteturais)</w:t>
-      </w:r>
-    </w:p>
-    <w:p>
-      <w:pPr>
-        <w:pStyle w:val="Heading2"/>
-      </w:pPr>
-      <w:r>
-        <w:t>3.1 Front Controller + Command Pattern</w:t>
-      </w:r>
-    </w:p>
-    <w:p>
-      <w:r>
-        <w:t>O padrão Front Controller foi implementado centralizando todas as requisições HTTP na servlet controller.ManterReserva (mapeada para /controller.do). Essa servlet não contém regras de negócio ou condicionais gigantescas; ela delega a execução para a CommandFactory.</w:t>
-      </w:r>
-    </w:p>
-    <w:p>
-      <w:r>
-        <w:t>A CommandFactory implementa o Command Pattern de forma tipada, registrando as ações em um Map&lt;String, Supplier&lt;ICommand&gt;&gt;. Com isso, eliminou-se o uso frágil de Class.forName por reflexão, passando a retornar código HTTP 404 seguro para comandos inexistentes.</w:t>
-      </w:r>
-    </w:p>
-    <w:p>
-      <w:pPr>
-        <w:pStyle w:val="Heading2"/>
-      </w:pPr>
-      <w:r>
-        <w:t>3.2 Builder Pattern (GoF Criacional)</w:t>
-      </w:r>
-    </w:p>
-    <w:p>
-      <w:r>
-        <w:t>A entidade Reserva possui mais de 11 atributos, além de vínculos 1:1 com Hospede e 1:N com ItemServico. A classe model.ReservaBuilder fornece uma interface fluente (withCheckIn, withCheckOut, withAcomodacaoId, etc.) e implementa programação defensiva no método constroi():</w:t>
-      </w:r>
-    </w:p>
-    <w:p>
-      <w:r>
         <w:rPr>
+          <w:rFonts w:ascii="Arial" w:hAnsi="Arial"/>
           <w:b/>
+          <w:color w:val="000000"/>
+          <w:sz w:val="22"/>
         </w:rPr>
-        <w:t xml:space="preserve">• Validação de Período: </w:t>
-      </w:r>
-      <w:r>
-        <w:t>Garante que checkOut seja estritamente posterior ao checkIn;</w:t>
-        <w:br/>
-      </w:r>
-      <w:r>
-        <w:rPr>
-          <w:b/>
-        </w:rPr>
-        <w:t xml:space="preserve">• Validação Temporal: </w:t>
-      </w:r>
-      <w:r>
-        <w:t>Impede reservas novas com data no passado;</w:t>
-        <w:br/>
-      </w:r>
-      <w:r>
-        <w:rPr>
-          <w:b/>
-        </w:rPr>
-        <w:t xml:space="preserve">• Validação de Capacidade: </w:t>
-      </w:r>
-      <w:r>
-        <w:t>Confere se 1 &lt;= quantidadeHospedes &lt;= capacidadeMaxima da acomodação.</w:t>
-      </w:r>
-    </w:p>
-    <w:p>
-      <w:pPr>
-        <w:pStyle w:val="Heading2"/>
-      </w:pPr>
-      <w:r>
-        <w:t>3.3 Factory Method (GoF Criacional)</w:t>
-      </w:r>
-    </w:p>
-    <w:p>
-      <w:r>
-        <w:t>A instanciação dos serviços opcionais contratados na reserva (1:N) é desacoplada através da fábrica abstrata model.factory.ServicoFactory e suas subclasses concretas: CafeManhaFactory, TransferAeroportoFactory, PasseioBarcoFactory e SpaRelaxanteFactory. Esse desenho atende ao princípio Aberto/Fechado (OCP), pois novos serviços podem ser adicionados criando-se uma nova fábrica sem alterar as existentes.</w:t>
-      </w:r>
-    </w:p>
-    <w:p>
-      <w:pPr>
-        <w:pStyle w:val="Heading2"/>
-      </w:pPr>
-      <w:r>
-        <w:t>3.4 Strategy Pattern (GoF Comportamental)</w:t>
-      </w:r>
-    </w:p>
-    <w:p>
-      <w:r>
-        <w:t>Antes da refatoração, o sistema possuía 3 cálculos de preços diferentes (no JavaScript da tela, no Builder e no check-in). A criação da classe service/model.strategy.CalculadoraTarifa e da interface RegraTarifa unificou o motor de cálculo. Estratégias independentes foram criadas para DescontoLongaEstadia (10% para &gt;= 4 noites; 15% para &gt;= 7 noites), DescontoPix (5% de abatimento imediato) e TaxaAmbiental (3% de taxa de preservação sobre diárias e serviços).</w:t>
-      </w:r>
-    </w:p>
-    <w:p>
-      <w:pPr>
-        <w:pStyle w:val="Heading2"/>
-      </w:pPr>
-      <w:r>
-        <w:t>3.5 State Pattern (GoF Comportamental)</w:t>
-      </w:r>
-    </w:p>
-    <w:p>
-      <w:r>
-        <w:t>O enum model.StatusReserva formaliza a máquina de estados finita da reserva: PENDENTE ➔ CONFIRMADA ➔ CHECKIN_ATIVO ➔ FINALIZADA. O método podeAvancarPara(novoStatus) protege a transição operacional. Dessa forma, é impossível efetuar check-in em uma reserva cancelada ou repetir o check-in de uma estadia já ativa.</w:t>
-      </w:r>
-    </w:p>
-    <w:p>
-      <w:pPr>
-        <w:pStyle w:val="Heading2"/>
-      </w:pPr>
-      <w:r>
-        <w:t>3.6 DAO (Data Access Object) &amp; Transações ACID</w:t>
-      </w:r>
-    </w:p>
-    <w:p>
-      <w:r>
-        <w:t>A camada de persistência em dao.ReservaDAO implementa dois marcos de engenharia de software de alto nível:</w:t>
-      </w:r>
-    </w:p>
-    <w:p>
-      <w:r>
-        <w:rPr>
-          <w:b/>
-        </w:rPr>
-        <w:t xml:space="preserve">1. Transações ACID Reais com Rollback: </w:t>
-      </w:r>
-      <w:r>
-        <w:t>No método cadastrar(), hóspede, reserva e serviços adicionais são salvos na mesma conexão com setAutoCommit(false). Se houver falha na inserção de qualquer item de serviço, o bloco catch invoca con.rollback(), garantindo que nenhum registro órfão ou inconsistente permaneça no banco de dados.</w:t>
-        <w:br/>
-      </w:r>
-      <w:r>
-        <w:rPr>
-          <w:b/>
-        </w:rPr>
-        <w:t xml:space="preserve">2. Eliminação do Problema N+1: </w:t>
-      </w:r>
-      <w:r>
-        <w:t>No método consultarTodos(), eliminou-se o laço que abria conexões para cada reserva. Agora a consulta realiza um LEFT JOIN com a tabela hospedes e carrega todos os serviços em lote com uma única segunda query via WHERE reserva_id IN (...).</w:t>
-      </w:r>
-    </w:p>
-    <w:p>
-      <w:r>
-        <w:br w:type="page"/>
-      </w:r>
-    </w:p>
-    <w:p>
-      <w:pPr>
-        <w:pStyle w:val="Heading1"/>
-      </w:pPr>
-      <w:r>
-        <w:t>4. Arquitetura de Segurança e Conformidade OWASP</w:t>
+        <w:t>Regras de Negócio (RN)</w:t>
       </w:r>
     </w:p>
     <w:tbl>
@@ -750,80 +1062,15 @@
         <w:tblLook w:firstColumn="1" w:firstRow="1" w:lastColumn="0" w:lastRow="0" w:noHBand="0" w:noVBand="1" w:val="04A0"/>
       </w:tblPr>
       <w:tblGrid>
-        <w:gridCol w:w="2947"/>
-        <w:gridCol w:w="2947"/>
-        <w:gridCol w:w="2947"/>
+        <w:gridCol w:w="3216"/>
+        <w:gridCol w:w="3216"/>
+        <w:gridCol w:w="3216"/>
       </w:tblGrid>
       <w:tr>
         <w:tc>
           <w:tcPr>
-            <w:tcW w:type="dxa" w:w="2947"/>
-            <w:shd w:fill="1E293B"/>
-            <w:tcMar>
-              <w:top w:w="100" w:type="dxa"/>
-              <w:bottom w:w="100" w:type="dxa"/>
-              <w:left w:w="120" w:type="dxa"/>
-              <w:right w:w="120" w:type="dxa"/>
-            </w:tcMar>
-          </w:tcPr>
-          <w:p>
-            <w:r>
-              <w:rPr>
-                <w:b/>
-                <w:color w:val="FFFFFF"/>
-              </w:rPr>
-              <w:t>Vulnerabilidade</w:t>
-            </w:r>
-          </w:p>
-        </w:tc>
-        <w:tc>
-          <w:tcPr>
-            <w:tcW w:type="dxa" w:w="2947"/>
-            <w:shd w:fill="1E293B"/>
-            <w:tcMar>
-              <w:top w:w="100" w:type="dxa"/>
-              <w:bottom w:w="100" w:type="dxa"/>
-              <w:left w:w="120" w:type="dxa"/>
-              <w:right w:w="120" w:type="dxa"/>
-            </w:tcMar>
-          </w:tcPr>
-          <w:p>
-            <w:r>
-              <w:rPr>
-                <w:b/>
-                <w:color w:val="FFFFFF"/>
-              </w:rPr>
-              <w:t>Mecanismo de Defesa Implementado</w:t>
-            </w:r>
-          </w:p>
-        </w:tc>
-        <w:tc>
-          <w:tcPr>
-            <w:tcW w:type="dxa" w:w="2947"/>
-            <w:shd w:fill="1E293B"/>
-            <w:tcMar>
-              <w:top w:w="100" w:type="dxa"/>
-              <w:bottom w:w="100" w:type="dxa"/>
-              <w:left w:w="120" w:type="dxa"/>
-              <w:right w:w="120" w:type="dxa"/>
-            </w:tcMar>
-          </w:tcPr>
-          <w:p>
-            <w:r>
-              <w:rPr>
-                <w:b/>
-                <w:color w:val="FFFFFF"/>
-              </w:rPr>
-              <w:t>Classe Responsável</w:t>
-            </w:r>
-          </w:p>
-        </w:tc>
-      </w:tr>
-      <w:tr>
-        <w:tc>
-          <w:tcPr>
-            <w:tcW w:type="dxa" w:w="2947"/>
-            <w:shd w:fill="FFFFFF"/>
+            <w:tcW w:type="dxa" w:w="1152"/>
+            <w:shd w:fill="000000"/>
             <w:tcMar>
               <w:top w:w="80" w:type="dxa"/>
               <w:bottom w:w="80" w:type="dxa"/>
@@ -832,18 +1079,24 @@
             </w:tcMar>
           </w:tcPr>
           <w:p>
+            <w:pPr>
+              <w:jc w:val="left"/>
+            </w:pPr>
             <w:r>
               <w:rPr>
-                <w:sz w:val="19"/>
+                <w:rFonts w:ascii="Arial" w:hAnsi="Arial"/>
+                <w:b/>
+                <w:color w:val="FFFFFF"/>
+                <w:sz w:val="18"/>
               </w:rPr>
-              <w:t>Senhas em Texto Puro</w:t>
+              <w:t>ID</w:t>
             </w:r>
           </w:p>
         </w:tc>
         <w:tc>
           <w:tcPr>
-            <w:tcW w:type="dxa" w:w="2947"/>
-            <w:shd w:fill="FFFFFF"/>
+            <w:tcW w:type="dxa" w:w="3168"/>
+            <w:shd w:fill="000000"/>
             <w:tcMar>
               <w:top w:w="80" w:type="dxa"/>
               <w:bottom w:w="80" w:type="dxa"/>
@@ -852,18 +1105,24 @@
             </w:tcMar>
           </w:tcPr>
           <w:p>
+            <w:pPr>
+              <w:jc w:val="left"/>
+            </w:pPr>
             <w:r>
               <w:rPr>
-                <w:sz w:val="19"/>
+                <w:rFonts w:ascii="Arial" w:hAnsi="Arial"/>
+                <w:b/>
+                <w:color w:val="FFFFFF"/>
+                <w:sz w:val="18"/>
               </w:rPr>
-              <w:t>Hashing criptográfico PBKDF2WithHmacSHA256 com Salt individual de 16 bytes e 10.000 iterações.</w:t>
+              <w:t>Regra</w:t>
             </w:r>
           </w:p>
         </w:tc>
         <w:tc>
           <w:tcPr>
-            <w:tcW w:type="dxa" w:w="2947"/>
-            <w:shd w:fill="FFFFFF"/>
+            <w:tcW w:type="dxa" w:w="5760"/>
+            <w:shd w:fill="000000"/>
             <w:tcMar>
               <w:top w:w="80" w:type="dxa"/>
               <w:bottom w:w="80" w:type="dxa"/>
@@ -872,11 +1131,17 @@
             </w:tcMar>
           </w:tcPr>
           <w:p>
+            <w:pPr>
+              <w:jc w:val="left"/>
+            </w:pPr>
             <w:r>
               <w:rPr>
-                <w:sz w:val="19"/>
+                <w:rFonts w:ascii="Arial" w:hAnsi="Arial"/>
+                <w:b/>
+                <w:color w:val="FFFFFF"/>
+                <w:sz w:val="18"/>
               </w:rPr>
-              <w:t>util.Seguranca</w:t>
+              <w:t>Comportamento do Sistema</w:t>
             </w:r>
           </w:p>
         </w:tc>
@@ -884,8 +1149,511 @@
       <w:tr>
         <w:tc>
           <w:tcPr>
-            <w:tcW w:type="dxa" w:w="2947"/>
-            <w:shd w:fill="F8FAFC"/>
+            <w:tcW w:type="dxa" w:w="1152"/>
+            <w:shd w:fill="FFFFFF"/>
+            <w:tcMar>
+              <w:top w:w="60" w:type="dxa"/>
+              <w:bottom w:w="60" w:type="dxa"/>
+              <w:left w:w="80" w:type="dxa"/>
+              <w:right w:w="80" w:type="dxa"/>
+            </w:tcMar>
+          </w:tcPr>
+          <w:p>
+            <w:r>
+              <w:rPr>
+                <w:rFonts w:ascii="Arial" w:hAnsi="Arial"/>
+                <w:color w:val="000000"/>
+                <w:sz w:val="18"/>
+              </w:rPr>
+              <w:t>RN01</w:t>
+            </w:r>
+          </w:p>
+        </w:tc>
+        <w:tc>
+          <w:tcPr>
+            <w:tcW w:type="dxa" w:w="3168"/>
+            <w:shd w:fill="FFFFFF"/>
+            <w:tcMar>
+              <w:top w:w="60" w:type="dxa"/>
+              <w:bottom w:w="60" w:type="dxa"/>
+              <w:left w:w="80" w:type="dxa"/>
+              <w:right w:w="80" w:type="dxa"/>
+            </w:tcMar>
+          </w:tcPr>
+          <w:p>
+            <w:r>
+              <w:rPr>
+                <w:rFonts w:ascii="Arial" w:hAnsi="Arial"/>
+                <w:color w:val="000000"/>
+                <w:sz w:val="18"/>
+              </w:rPr>
+              <w:t>Validação de Período</w:t>
+            </w:r>
+          </w:p>
+        </w:tc>
+        <w:tc>
+          <w:tcPr>
+            <w:tcW w:type="dxa" w:w="5760"/>
+            <w:shd w:fill="FFFFFF"/>
+            <w:tcMar>
+              <w:top w:w="60" w:type="dxa"/>
+              <w:bottom w:w="60" w:type="dxa"/>
+              <w:left w:w="80" w:type="dxa"/>
+              <w:right w:w="80" w:type="dxa"/>
+            </w:tcMar>
+          </w:tcPr>
+          <w:p>
+            <w:r>
+              <w:rPr>
+                <w:rFonts w:ascii="Arial" w:hAnsi="Arial"/>
+                <w:color w:val="000000"/>
+                <w:sz w:val="18"/>
+              </w:rPr>
+              <w:t>A data de check-out deve ser posterior ao check-in; datas no passado são rejeitadas.</w:t>
+            </w:r>
+          </w:p>
+        </w:tc>
+      </w:tr>
+      <w:tr>
+        <w:tc>
+          <w:tcPr>
+            <w:tcW w:type="dxa" w:w="1152"/>
+            <w:shd w:fill="F9F9F9"/>
+            <w:tcMar>
+              <w:top w:w="60" w:type="dxa"/>
+              <w:bottom w:w="60" w:type="dxa"/>
+              <w:left w:w="80" w:type="dxa"/>
+              <w:right w:w="80" w:type="dxa"/>
+            </w:tcMar>
+          </w:tcPr>
+          <w:p>
+            <w:r>
+              <w:rPr>
+                <w:rFonts w:ascii="Arial" w:hAnsi="Arial"/>
+                <w:color w:val="000000"/>
+                <w:sz w:val="18"/>
+              </w:rPr>
+              <w:t>RN02</w:t>
+            </w:r>
+          </w:p>
+        </w:tc>
+        <w:tc>
+          <w:tcPr>
+            <w:tcW w:type="dxa" w:w="3168"/>
+            <w:shd w:fill="F9F9F9"/>
+            <w:tcMar>
+              <w:top w:w="60" w:type="dxa"/>
+              <w:bottom w:w="60" w:type="dxa"/>
+              <w:left w:w="80" w:type="dxa"/>
+              <w:right w:w="80" w:type="dxa"/>
+            </w:tcMar>
+          </w:tcPr>
+          <w:p>
+            <w:r>
+              <w:rPr>
+                <w:rFonts w:ascii="Arial" w:hAnsi="Arial"/>
+                <w:color w:val="000000"/>
+                <w:sz w:val="18"/>
+              </w:rPr>
+              <w:t>Limite de Hóspedes</w:t>
+            </w:r>
+          </w:p>
+        </w:tc>
+        <w:tc>
+          <w:tcPr>
+            <w:tcW w:type="dxa" w:w="5760"/>
+            <w:shd w:fill="F9F9F9"/>
+            <w:tcMar>
+              <w:top w:w="60" w:type="dxa"/>
+              <w:bottom w:w="60" w:type="dxa"/>
+              <w:left w:w="80" w:type="dxa"/>
+              <w:right w:w="80" w:type="dxa"/>
+            </w:tcMar>
+          </w:tcPr>
+          <w:p>
+            <w:r>
+              <w:rPr>
+                <w:rFonts w:ascii="Arial" w:hAnsi="Arial"/>
+                <w:color w:val="000000"/>
+                <w:sz w:val="18"/>
+              </w:rPr>
+              <w:t>A quantidade de hóspedes deve respeitar o limite máximo da acomodação selecionada.</w:t>
+            </w:r>
+          </w:p>
+        </w:tc>
+      </w:tr>
+      <w:tr>
+        <w:tc>
+          <w:tcPr>
+            <w:tcW w:type="dxa" w:w="1152"/>
+            <w:shd w:fill="FFFFFF"/>
+            <w:tcMar>
+              <w:top w:w="60" w:type="dxa"/>
+              <w:bottom w:w="60" w:type="dxa"/>
+              <w:left w:w="80" w:type="dxa"/>
+              <w:right w:w="80" w:type="dxa"/>
+            </w:tcMar>
+          </w:tcPr>
+          <w:p>
+            <w:r>
+              <w:rPr>
+                <w:rFonts w:ascii="Arial" w:hAnsi="Arial"/>
+                <w:color w:val="000000"/>
+                <w:sz w:val="18"/>
+              </w:rPr>
+              <w:t>RN03</w:t>
+            </w:r>
+          </w:p>
+        </w:tc>
+        <w:tc>
+          <w:tcPr>
+            <w:tcW w:type="dxa" w:w="3168"/>
+            <w:shd w:fill="FFFFFF"/>
+            <w:tcMar>
+              <w:top w:w="60" w:type="dxa"/>
+              <w:bottom w:w="60" w:type="dxa"/>
+              <w:left w:w="80" w:type="dxa"/>
+              <w:right w:w="80" w:type="dxa"/>
+            </w:tcMar>
+          </w:tcPr>
+          <w:p>
+            <w:r>
+              <w:rPr>
+                <w:rFonts w:ascii="Arial" w:hAnsi="Arial"/>
+                <w:color w:val="000000"/>
+                <w:sz w:val="18"/>
+              </w:rPr>
+              <w:t>Desconto de Estadia</w:t>
+            </w:r>
+          </w:p>
+        </w:tc>
+        <w:tc>
+          <w:tcPr>
+            <w:tcW w:type="dxa" w:w="5760"/>
+            <w:shd w:fill="FFFFFF"/>
+            <w:tcMar>
+              <w:top w:w="60" w:type="dxa"/>
+              <w:bottom w:w="60" w:type="dxa"/>
+              <w:left w:w="80" w:type="dxa"/>
+              <w:right w:w="80" w:type="dxa"/>
+            </w:tcMar>
+          </w:tcPr>
+          <w:p>
+            <w:r>
+              <w:rPr>
+                <w:rFonts w:ascii="Arial" w:hAnsi="Arial"/>
+                <w:color w:val="000000"/>
+                <w:sz w:val="18"/>
+              </w:rPr>
+              <w:t>Aplica 10% de desconto para 4 ou mais diárias; 15% para 7 ou mais diárias.</w:t>
+            </w:r>
+          </w:p>
+        </w:tc>
+      </w:tr>
+      <w:tr>
+        <w:tc>
+          <w:tcPr>
+            <w:tcW w:type="dxa" w:w="1152"/>
+            <w:shd w:fill="F9F9F9"/>
+            <w:tcMar>
+              <w:top w:w="60" w:type="dxa"/>
+              <w:bottom w:w="60" w:type="dxa"/>
+              <w:left w:w="80" w:type="dxa"/>
+              <w:right w:w="80" w:type="dxa"/>
+            </w:tcMar>
+          </w:tcPr>
+          <w:p>
+            <w:r>
+              <w:rPr>
+                <w:rFonts w:ascii="Arial" w:hAnsi="Arial"/>
+                <w:color w:val="000000"/>
+                <w:sz w:val="18"/>
+              </w:rPr>
+              <w:t>RN04</w:t>
+            </w:r>
+          </w:p>
+        </w:tc>
+        <w:tc>
+          <w:tcPr>
+            <w:tcW w:type="dxa" w:w="3168"/>
+            <w:shd w:fill="F9F9F9"/>
+            <w:tcMar>
+              <w:top w:w="60" w:type="dxa"/>
+              <w:bottom w:w="60" w:type="dxa"/>
+              <w:left w:w="80" w:type="dxa"/>
+              <w:right w:w="80" w:type="dxa"/>
+            </w:tcMar>
+          </w:tcPr>
+          <w:p>
+            <w:r>
+              <w:rPr>
+                <w:rFonts w:ascii="Arial" w:hAnsi="Arial"/>
+                <w:color w:val="000000"/>
+                <w:sz w:val="18"/>
+              </w:rPr>
+              <w:t>Desconto via PIX</w:t>
+            </w:r>
+          </w:p>
+        </w:tc>
+        <w:tc>
+          <w:tcPr>
+            <w:tcW w:type="dxa" w:w="5760"/>
+            <w:shd w:fill="F9F9F9"/>
+            <w:tcMar>
+              <w:top w:w="60" w:type="dxa"/>
+              <w:bottom w:w="60" w:type="dxa"/>
+              <w:left w:w="80" w:type="dxa"/>
+              <w:right w:w="80" w:type="dxa"/>
+            </w:tcMar>
+          </w:tcPr>
+          <w:p>
+            <w:r>
+              <w:rPr>
+                <w:rFonts w:ascii="Arial" w:hAnsi="Arial"/>
+                <w:color w:val="000000"/>
+                <w:sz w:val="18"/>
+              </w:rPr>
+              <w:t>Aplica 5% de desconto sobre o valor total ao escolher pagamento por PIX.</w:t>
+            </w:r>
+          </w:p>
+        </w:tc>
+      </w:tr>
+      <w:tr>
+        <w:tc>
+          <w:tcPr>
+            <w:tcW w:type="dxa" w:w="1152"/>
+            <w:shd w:fill="FFFFFF"/>
+            <w:tcMar>
+              <w:top w:w="60" w:type="dxa"/>
+              <w:bottom w:w="60" w:type="dxa"/>
+              <w:left w:w="80" w:type="dxa"/>
+              <w:right w:w="80" w:type="dxa"/>
+            </w:tcMar>
+          </w:tcPr>
+          <w:p>
+            <w:r>
+              <w:rPr>
+                <w:rFonts w:ascii="Arial" w:hAnsi="Arial"/>
+                <w:color w:val="000000"/>
+                <w:sz w:val="18"/>
+              </w:rPr>
+              <w:t>RN05</w:t>
+            </w:r>
+          </w:p>
+        </w:tc>
+        <w:tc>
+          <w:tcPr>
+            <w:tcW w:type="dxa" w:w="3168"/>
+            <w:shd w:fill="FFFFFF"/>
+            <w:tcMar>
+              <w:top w:w="60" w:type="dxa"/>
+              <w:bottom w:w="60" w:type="dxa"/>
+              <w:left w:w="80" w:type="dxa"/>
+              <w:right w:w="80" w:type="dxa"/>
+            </w:tcMar>
+          </w:tcPr>
+          <w:p>
+            <w:r>
+              <w:rPr>
+                <w:rFonts w:ascii="Arial" w:hAnsi="Arial"/>
+                <w:color w:val="000000"/>
+                <w:sz w:val="18"/>
+              </w:rPr>
+              <w:t>Taxa Ambiental</w:t>
+            </w:r>
+          </w:p>
+        </w:tc>
+        <w:tc>
+          <w:tcPr>
+            <w:tcW w:type="dxa" w:w="5760"/>
+            <w:shd w:fill="FFFFFF"/>
+            <w:tcMar>
+              <w:top w:w="60" w:type="dxa"/>
+              <w:bottom w:w="60" w:type="dxa"/>
+              <w:left w:w="80" w:type="dxa"/>
+              <w:right w:w="80" w:type="dxa"/>
+            </w:tcMar>
+          </w:tcPr>
+          <w:p>
+            <w:r>
+              <w:rPr>
+                <w:rFonts w:ascii="Arial" w:hAnsi="Arial"/>
+                <w:color w:val="000000"/>
+                <w:sz w:val="18"/>
+              </w:rPr>
+              <w:t>Adiciona taxa de preservação de 3% sobre o subtotal de diárias e serviços.</w:t>
+            </w:r>
+          </w:p>
+        </w:tc>
+      </w:tr>
+      <w:tr>
+        <w:tc>
+          <w:tcPr>
+            <w:tcW w:type="dxa" w:w="1152"/>
+            <w:shd w:fill="F9F9F9"/>
+            <w:tcMar>
+              <w:top w:w="60" w:type="dxa"/>
+              <w:bottom w:w="60" w:type="dxa"/>
+              <w:left w:w="80" w:type="dxa"/>
+              <w:right w:w="80" w:type="dxa"/>
+            </w:tcMar>
+          </w:tcPr>
+          <w:p>
+            <w:r>
+              <w:rPr>
+                <w:rFonts w:ascii="Arial" w:hAnsi="Arial"/>
+                <w:color w:val="000000"/>
+                <w:sz w:val="18"/>
+              </w:rPr>
+              <w:t>RN06</w:t>
+            </w:r>
+          </w:p>
+        </w:tc>
+        <w:tc>
+          <w:tcPr>
+            <w:tcW w:type="dxa" w:w="3168"/>
+            <w:shd w:fill="F9F9F9"/>
+            <w:tcMar>
+              <w:top w:w="60" w:type="dxa"/>
+              <w:bottom w:w="60" w:type="dxa"/>
+              <w:left w:w="80" w:type="dxa"/>
+              <w:right w:w="80" w:type="dxa"/>
+            </w:tcMar>
+          </w:tcPr>
+          <w:p>
+            <w:r>
+              <w:rPr>
+                <w:rFonts w:ascii="Arial" w:hAnsi="Arial"/>
+                <w:color w:val="000000"/>
+                <w:sz w:val="18"/>
+              </w:rPr>
+              <w:t>Ciclo de Check-in</w:t>
+            </w:r>
+          </w:p>
+        </w:tc>
+        <w:tc>
+          <w:tcPr>
+            <w:tcW w:type="dxa" w:w="5760"/>
+            <w:shd w:fill="F9F9F9"/>
+            <w:tcMar>
+              <w:top w:w="60" w:type="dxa"/>
+              <w:bottom w:w="60" w:type="dxa"/>
+              <w:left w:w="80" w:type="dxa"/>
+              <w:right w:w="80" w:type="dxa"/>
+            </w:tcMar>
+          </w:tcPr>
+          <w:p>
+            <w:r>
+              <w:rPr>
+                <w:rFonts w:ascii="Arial" w:hAnsi="Arial"/>
+                <w:color w:val="000000"/>
+                <w:sz w:val="18"/>
+              </w:rPr>
+              <w:t>Check-in permitido apenas para reservas CONFIRMADAS; canceladas ou ativas são bloqueadas.</w:t>
+            </w:r>
+          </w:p>
+        </w:tc>
+      </w:tr>
+      <w:tr>
+        <w:tc>
+          <w:tcPr>
+            <w:tcW w:type="dxa" w:w="1152"/>
+            <w:shd w:fill="FFFFFF"/>
+            <w:tcMar>
+              <w:top w:w="60" w:type="dxa"/>
+              <w:bottom w:w="60" w:type="dxa"/>
+              <w:left w:w="80" w:type="dxa"/>
+              <w:right w:w="80" w:type="dxa"/>
+            </w:tcMar>
+          </w:tcPr>
+          <w:p>
+            <w:r>
+              <w:rPr>
+                <w:rFonts w:ascii="Arial" w:hAnsi="Arial"/>
+                <w:color w:val="000000"/>
+                <w:sz w:val="18"/>
+              </w:rPr>
+              <w:t>RN07</w:t>
+            </w:r>
+          </w:p>
+        </w:tc>
+        <w:tc>
+          <w:tcPr>
+            <w:tcW w:type="dxa" w:w="3168"/>
+            <w:shd w:fill="FFFFFF"/>
+            <w:tcMar>
+              <w:top w:w="60" w:type="dxa"/>
+              <w:bottom w:w="60" w:type="dxa"/>
+              <w:left w:w="80" w:type="dxa"/>
+              <w:right w:w="80" w:type="dxa"/>
+            </w:tcMar>
+          </w:tcPr>
+          <w:p>
+            <w:r>
+              <w:rPr>
+                <w:rFonts w:ascii="Arial" w:hAnsi="Arial"/>
+                <w:color w:val="000000"/>
+                <w:sz w:val="18"/>
+              </w:rPr>
+              <w:t>Proteção de Senhas</w:t>
+            </w:r>
+          </w:p>
+        </w:tc>
+        <w:tc>
+          <w:tcPr>
+            <w:tcW w:type="dxa" w:w="5760"/>
+            <w:shd w:fill="FFFFFF"/>
+            <w:tcMar>
+              <w:top w:w="60" w:type="dxa"/>
+              <w:bottom w:w="60" w:type="dxa"/>
+              <w:left w:w="80" w:type="dxa"/>
+              <w:right w:w="80" w:type="dxa"/>
+            </w:tcMar>
+          </w:tcPr>
+          <w:p>
+            <w:r>
+              <w:rPr>
+                <w:rFonts w:ascii="Arial" w:hAnsi="Arial"/>
+                <w:color w:val="000000"/>
+                <w:sz w:val="18"/>
+              </w:rPr>
+              <w:t>Senhas criptografadas obrigatoriamente com PBKDF2 e Salt de 16 bytes; texto puro proibido.</w:t>
+            </w:r>
+          </w:p>
+        </w:tc>
+      </w:tr>
+    </w:tbl>
+    <w:p>
+      <w:pPr>
+        <w:keepNext/>
+        <w:spacing w:before="280" w:after="80"/>
+      </w:pPr>
+      <w:r>
+        <w:rPr>
+          <w:rFonts w:ascii="Arial" w:hAnsi="Arial"/>
+          <w:b/>
+          <w:color w:val="000000"/>
+          <w:sz w:val="26"/>
+        </w:rPr>
+        <w:t>3. Padrões de Projeto no Código (O que Mostrar na IDE)</w:t>
+      </w:r>
+    </w:p>
+    <w:tbl>
+      <w:tblPr>
+        <w:tblW w:type="auto" w:w="0"/>
+        <w:jc w:val="center"/>
+        <w:tblLook w:firstColumn="1" w:firstRow="1" w:lastColumn="0" w:lastRow="0" w:noHBand="0" w:noVBand="1" w:val="04A0"/>
+      </w:tblPr>
+      <w:tblGrid>
+        <w:gridCol w:w="3216"/>
+        <w:gridCol w:w="3216"/>
+        <w:gridCol w:w="3216"/>
+      </w:tblGrid>
+      <w:tr>
+        <w:tc>
+          <w:tcPr>
+            <w:tcW w:type="dxa" w:w="2160"/>
+            <w:shd w:fill="000000"/>
             <w:tcMar>
               <w:top w:w="80" w:type="dxa"/>
               <w:bottom w:w="80" w:type="dxa"/>
@@ -894,18 +1662,24 @@
             </w:tcMar>
           </w:tcPr>
           <w:p>
+            <w:pPr>
+              <w:jc w:val="left"/>
+            </w:pPr>
             <w:r>
               <w:rPr>
-                <w:sz w:val="19"/>
+                <w:rFonts w:ascii="Arial" w:hAnsi="Arial"/>
+                <w:b/>
+                <w:color w:val="FFFFFF"/>
+                <w:sz w:val="18"/>
               </w:rPr>
-              <w:t>Timing Attacks</w:t>
+              <w:t>Padrão</w:t>
             </w:r>
           </w:p>
         </w:tc>
         <w:tc>
           <w:tcPr>
-            <w:tcW w:type="dxa" w:w="2947"/>
-            <w:shd w:fill="F8FAFC"/>
+            <w:tcW w:type="dxa" w:w="3312"/>
+            <w:shd w:fill="000000"/>
             <w:tcMar>
               <w:top w:w="80" w:type="dxa"/>
               <w:bottom w:w="80" w:type="dxa"/>
@@ -914,18 +1688,24 @@
             </w:tcMar>
           </w:tcPr>
           <w:p>
+            <w:pPr>
+              <w:jc w:val="left"/>
+            </w:pPr>
             <w:r>
               <w:rPr>
-                <w:sz w:val="19"/>
+                <w:rFonts w:ascii="Arial" w:hAnsi="Arial"/>
+                <w:b/>
+                <w:color w:val="FFFFFF"/>
+                <w:sz w:val="18"/>
               </w:rPr>
-              <w:t>Comparação de hashes em tempo constante usando MessageDigest.isEqual, evitando dedução por tempo de resposta.</w:t>
+              <w:t>Arquivo Principal</w:t>
             </w:r>
           </w:p>
         </w:tc>
         <w:tc>
           <w:tcPr>
-            <w:tcW w:type="dxa" w:w="2947"/>
-            <w:shd w:fill="F8FAFC"/>
+            <w:tcW w:type="dxa" w:w="4608"/>
+            <w:shd w:fill="000000"/>
             <w:tcMar>
               <w:top w:w="80" w:type="dxa"/>
               <w:bottom w:w="80" w:type="dxa"/>
@@ -934,11 +1714,17 @@
             </w:tcMar>
           </w:tcPr>
           <w:p>
+            <w:pPr>
+              <w:jc w:val="left"/>
+            </w:pPr>
             <w:r>
               <w:rPr>
-                <w:sz w:val="19"/>
+                <w:rFonts w:ascii="Arial" w:hAnsi="Arial"/>
+                <w:b/>
+                <w:color w:val="FFFFFF"/>
+                <w:sz w:val="18"/>
               </w:rPr>
-              <w:t>util.Seguranca</w:t>
+              <w:t>Papel na Arquitetura</w:t>
             </w:r>
           </w:p>
         </w:tc>
@@ -946,61 +1732,67 @@
       <w:tr>
         <w:tc>
           <w:tcPr>
-            <w:tcW w:type="dxa" w:w="2947"/>
+            <w:tcW w:type="dxa" w:w="2160"/>
             <w:shd w:fill="FFFFFF"/>
             <w:tcMar>
-              <w:top w:w="80" w:type="dxa"/>
-              <w:bottom w:w="80" w:type="dxa"/>
-              <w:left w:w="100" w:type="dxa"/>
-              <w:right w:w="100" w:type="dxa"/>
+              <w:top w:w="60" w:type="dxa"/>
+              <w:bottom w:w="60" w:type="dxa"/>
+              <w:left w:w="80" w:type="dxa"/>
+              <w:right w:w="80" w:type="dxa"/>
             </w:tcMar>
           </w:tcPr>
           <w:p>
             <w:r>
               <w:rPr>
-                <w:sz w:val="19"/>
+                <w:rFonts w:ascii="Arial" w:hAnsi="Arial"/>
+                <w:color w:val="000000"/>
+                <w:sz w:val="18"/>
               </w:rPr>
-              <w:t>Sequestro de Contas</w:t>
+              <w:t>Front Controller</w:t>
             </w:r>
           </w:p>
         </w:tc>
         <w:tc>
           <w:tcPr>
-            <w:tcW w:type="dxa" w:w="2947"/>
+            <w:tcW w:type="dxa" w:w="3312"/>
             <w:shd w:fill="FFFFFF"/>
             <w:tcMar>
-              <w:top w:w="80" w:type="dxa"/>
-              <w:bottom w:w="80" w:type="dxa"/>
-              <w:left w:w="100" w:type="dxa"/>
-              <w:right w:w="100" w:type="dxa"/>
+              <w:top w:w="60" w:type="dxa"/>
+              <w:bottom w:w="60" w:type="dxa"/>
+              <w:left w:w="80" w:type="dxa"/>
+              <w:right w:w="80" w:type="dxa"/>
             </w:tcMar>
           </w:tcPr>
           <w:p>
             <w:r>
               <w:rPr>
-                <w:sz w:val="19"/>
+                <w:rFonts w:ascii="Arial" w:hAnsi="Arial"/>
+                <w:color w:val="000000"/>
+                <w:sz w:val="18"/>
               </w:rPr>
-              <w:t>Bloqueio de autenticação tácita por e-mail; visitantes que digitam e-mail existente são encaminhados ao login com senha.</w:t>
+              <w:t>controller.ManterReserva</w:t>
             </w:r>
           </w:p>
         </w:tc>
         <w:tc>
           <w:tcPr>
-            <w:tcW w:type="dxa" w:w="2947"/>
+            <w:tcW w:type="dxa" w:w="4608"/>
             <w:shd w:fill="FFFFFF"/>
             <w:tcMar>
-              <w:top w:w="80" w:type="dxa"/>
-              <w:bottom w:w="80" w:type="dxa"/>
-              <w:left w:w="100" w:type="dxa"/>
-              <w:right w:w="100" w:type="dxa"/>
+              <w:top w:w="60" w:type="dxa"/>
+              <w:bottom w:w="60" w:type="dxa"/>
+              <w:left w:w="80" w:type="dxa"/>
+              <w:right w:w="80" w:type="dxa"/>
             </w:tcMar>
           </w:tcPr>
           <w:p>
             <w:r>
               <w:rPr>
-                <w:sz w:val="19"/>
+                <w:rFonts w:ascii="Arial" w:hAnsi="Arial"/>
+                <w:color w:val="000000"/>
+                <w:sz w:val="18"/>
               </w:rPr>
-              <w:t>CadastraReservaAction</w:t>
+              <w:t>Ponto único de entrada (/controller.do), gerencia sessão e despacha comandos.</w:t>
             </w:r>
           </w:p>
         </w:tc>
@@ -1008,61 +1800,67 @@
       <w:tr>
         <w:tc>
           <w:tcPr>
-            <w:tcW w:type="dxa" w:w="2947"/>
-            <w:shd w:fill="F8FAFC"/>
+            <w:tcW w:type="dxa" w:w="2160"/>
+            <w:shd w:fill="F9F9F9"/>
             <w:tcMar>
-              <w:top w:w="80" w:type="dxa"/>
-              <w:bottom w:w="80" w:type="dxa"/>
-              <w:left w:w="100" w:type="dxa"/>
-              <w:right w:w="100" w:type="dxa"/>
+              <w:top w:w="60" w:type="dxa"/>
+              <w:bottom w:w="60" w:type="dxa"/>
+              <w:left w:w="80" w:type="dxa"/>
+              <w:right w:w="80" w:type="dxa"/>
             </w:tcMar>
           </w:tcPr>
           <w:p>
             <w:r>
               <w:rPr>
-                <w:sz w:val="19"/>
+                <w:rFonts w:ascii="Arial" w:hAnsi="Arial"/>
+                <w:color w:val="000000"/>
+                <w:sz w:val="18"/>
               </w:rPr>
-              <w:t>Cross-Site Request Forgery (CSRF)</w:t>
+              <w:t>Command</w:t>
             </w:r>
           </w:p>
         </w:tc>
         <w:tc>
           <w:tcPr>
-            <w:tcW w:type="dxa" w:w="2947"/>
-            <w:shd w:fill="F8FAFC"/>
+            <w:tcW w:type="dxa" w:w="3312"/>
+            <w:shd w:fill="F9F9F9"/>
             <w:tcMar>
-              <w:top w:w="80" w:type="dxa"/>
-              <w:bottom w:w="80" w:type="dxa"/>
-              <w:left w:w="100" w:type="dxa"/>
-              <w:right w:w="100" w:type="dxa"/>
+              <w:top w:w="60" w:type="dxa"/>
+              <w:bottom w:w="60" w:type="dxa"/>
+              <w:left w:w="80" w:type="dxa"/>
+              <w:right w:w="80" w:type="dxa"/>
             </w:tcMar>
           </w:tcPr>
           <w:p>
             <w:r>
               <w:rPr>
-                <w:sz w:val="19"/>
+                <w:rFonts w:ascii="Arial" w:hAnsi="Arial"/>
+                <w:color w:val="000000"/>
+                <w:sz w:val="18"/>
               </w:rPr>
-              <w:t>Geração de token aleatório mantido na sessão e validado em 100% das requisições POST de alteração.</w:t>
+              <w:t>CommandFactory e ICommand</w:t>
             </w:r>
           </w:p>
         </w:tc>
         <w:tc>
           <w:tcPr>
-            <w:tcW w:type="dxa" w:w="2947"/>
-            <w:shd w:fill="F8FAFC"/>
+            <w:tcW w:type="dxa" w:w="4608"/>
+            <w:shd w:fill="F9F9F9"/>
             <w:tcMar>
-              <w:top w:w="80" w:type="dxa"/>
-              <w:bottom w:w="80" w:type="dxa"/>
-              <w:left w:w="100" w:type="dxa"/>
-              <w:right w:w="100" w:type="dxa"/>
+              <w:top w:w="60" w:type="dxa"/>
+              <w:bottom w:w="60" w:type="dxa"/>
+              <w:left w:w="80" w:type="dxa"/>
+              <w:right w:w="80" w:type="dxa"/>
             </w:tcMar>
           </w:tcPr>
           <w:p>
             <w:r>
               <w:rPr>
-                <w:sz w:val="19"/>
+                <w:rFonts w:ascii="Arial" w:hAnsi="Arial"/>
+                <w:color w:val="000000"/>
+                <w:sz w:val="18"/>
               </w:rPr>
-              <w:t>controller.ManterReserva</w:t>
+              <w:t>Cada ação é um comando isolado; CommandFactory tipada elimina reflexão frágil.</w:t>
             </w:r>
           </w:p>
         </w:tc>
@@ -1070,61 +1868,67 @@
       <w:tr>
         <w:tc>
           <w:tcPr>
-            <w:tcW w:type="dxa" w:w="2947"/>
+            <w:tcW w:type="dxa" w:w="2160"/>
             <w:shd w:fill="FFFFFF"/>
             <w:tcMar>
-              <w:top w:w="80" w:type="dxa"/>
-              <w:bottom w:w="80" w:type="dxa"/>
-              <w:left w:w="100" w:type="dxa"/>
-              <w:right w:w="100" w:type="dxa"/>
+              <w:top w:w="60" w:type="dxa"/>
+              <w:bottom w:w="60" w:type="dxa"/>
+              <w:left w:w="80" w:type="dxa"/>
+              <w:right w:w="80" w:type="dxa"/>
             </w:tcMar>
           </w:tcPr>
           <w:p>
             <w:r>
               <w:rPr>
-                <w:sz w:val="19"/>
+                <w:rFonts w:ascii="Arial" w:hAnsi="Arial"/>
+                <w:color w:val="000000"/>
+                <w:sz w:val="18"/>
               </w:rPr>
-              <w:t>Cross-Site Scripting (XSS)</w:t>
+              <w:t>Builder (GoF)</w:t>
             </w:r>
           </w:p>
         </w:tc>
         <w:tc>
           <w:tcPr>
-            <w:tcW w:type="dxa" w:w="2947"/>
+            <w:tcW w:type="dxa" w:w="3312"/>
             <w:shd w:fill="FFFFFF"/>
             <w:tcMar>
-              <w:top w:w="80" w:type="dxa"/>
-              <w:bottom w:w="80" w:type="dxa"/>
-              <w:left w:w="100" w:type="dxa"/>
-              <w:right w:w="100" w:type="dxa"/>
+              <w:top w:w="60" w:type="dxa"/>
+              <w:bottom w:w="60" w:type="dxa"/>
+              <w:left w:w="80" w:type="dxa"/>
+              <w:right w:w="80" w:type="dxa"/>
             </w:tcMar>
           </w:tcPr>
           <w:p>
             <w:r>
               <w:rPr>
-                <w:sz w:val="19"/>
+                <w:rFonts w:ascii="Arial" w:hAnsi="Arial"/>
+                <w:color w:val="000000"/>
+                <w:sz w:val="18"/>
               </w:rPr>
-              <w:t>Sanitização de todas as tags e atributos impressos nas páginas JSP através de Html.esc().</w:t>
+              <w:t>model.ReservaBuilder</w:t>
             </w:r>
           </w:p>
         </w:tc>
         <w:tc>
           <w:tcPr>
-            <w:tcW w:type="dxa" w:w="2947"/>
+            <w:tcW w:type="dxa" w:w="4608"/>
             <w:shd w:fill="FFFFFF"/>
             <w:tcMar>
-              <w:top w:w="80" w:type="dxa"/>
-              <w:bottom w:w="80" w:type="dxa"/>
-              <w:left w:w="100" w:type="dxa"/>
-              <w:right w:w="100" w:type="dxa"/>
+              <w:top w:w="60" w:type="dxa"/>
+              <w:bottom w:w="60" w:type="dxa"/>
+              <w:left w:w="80" w:type="dxa"/>
+              <w:right w:w="80" w:type="dxa"/>
             </w:tcMar>
           </w:tcPr>
           <w:p>
             <w:r>
               <w:rPr>
-                <w:sz w:val="19"/>
+                <w:rFonts w:ascii="Arial" w:hAnsi="Arial"/>
+                <w:color w:val="000000"/>
+                <w:sz w:val="18"/>
               </w:rPr>
-              <w:t>util.Html</w:t>
+              <w:t>Construção fluente da Reserva com validações defensivas no método constroi().</w:t>
             </w:r>
           </w:p>
         </w:tc>
@@ -1132,205 +1936,702 @@
       <w:tr>
         <w:tc>
           <w:tcPr>
-            <w:tcW w:type="dxa" w:w="2947"/>
-            <w:shd w:fill="F8FAFC"/>
+            <w:tcW w:type="dxa" w:w="2160"/>
+            <w:shd w:fill="F9F9F9"/>
             <w:tcMar>
-              <w:top w:w="80" w:type="dxa"/>
-              <w:bottom w:w="80" w:type="dxa"/>
-              <w:left w:w="100" w:type="dxa"/>
-              <w:right w:w="100" w:type="dxa"/>
+              <w:top w:w="60" w:type="dxa"/>
+              <w:bottom w:w="60" w:type="dxa"/>
+              <w:left w:w="80" w:type="dxa"/>
+              <w:right w:w="80" w:type="dxa"/>
             </w:tcMar>
           </w:tcPr>
           <w:p>
             <w:r>
               <w:rPr>
-                <w:sz w:val="19"/>
+                <w:rFonts w:ascii="Arial" w:hAnsi="Arial"/>
+                <w:color w:val="000000"/>
+                <w:sz w:val="18"/>
               </w:rPr>
-              <w:t>Open Redirect &amp; CRLF</w:t>
+              <w:t>Factory Method</w:t>
             </w:r>
           </w:p>
         </w:tc>
         <w:tc>
           <w:tcPr>
-            <w:tcW w:type="dxa" w:w="2947"/>
-            <w:shd w:fill="F8FAFC"/>
+            <w:tcW w:type="dxa" w:w="3312"/>
+            <w:shd w:fill="F9F9F9"/>
             <w:tcMar>
-              <w:top w:w="80" w:type="dxa"/>
-              <w:bottom w:w="80" w:type="dxa"/>
-              <w:left w:w="100" w:type="dxa"/>
-              <w:right w:w="100" w:type="dxa"/>
+              <w:top w:w="60" w:type="dxa"/>
+              <w:bottom w:w="60" w:type="dxa"/>
+              <w:left w:w="80" w:type="dxa"/>
+              <w:right w:w="80" w:type="dxa"/>
             </w:tcMar>
           </w:tcPr>
           <w:p>
             <w:r>
               <w:rPr>
-                <w:sz w:val="19"/>
+                <w:rFonts w:ascii="Arial" w:hAnsi="Arial"/>
+                <w:color w:val="000000"/>
+                <w:sz w:val="18"/>
               </w:rPr>
-              <w:t>Validação estrita rejeitando esquemas externos, barras duplas e quebras de linha em URLs de retorno.</w:t>
+              <w:t>model.factory.ServicoFactory</w:t>
             </w:r>
           </w:p>
         </w:tc>
         <w:tc>
           <w:tcPr>
-            <w:tcW w:type="dxa" w:w="2947"/>
-            <w:shd w:fill="F8FAFC"/>
+            <w:tcW w:type="dxa" w:w="4608"/>
+            <w:shd w:fill="F9F9F9"/>
             <w:tcMar>
-              <w:top w:w="80" w:type="dxa"/>
-              <w:bottom w:w="80" w:type="dxa"/>
-              <w:left w:w="100" w:type="dxa"/>
-              <w:right w:w="100" w:type="dxa"/>
+              <w:top w:w="60" w:type="dxa"/>
+              <w:bottom w:w="60" w:type="dxa"/>
+              <w:left w:w="80" w:type="dxa"/>
+              <w:right w:w="80" w:type="dxa"/>
             </w:tcMar>
           </w:tcPr>
           <w:p>
             <w:r>
               <w:rPr>
-                <w:sz w:val="19"/>
+                <w:rFonts w:ascii="Arial" w:hAnsi="Arial"/>
+                <w:color w:val="000000"/>
+                <w:sz w:val="18"/>
               </w:rPr>
-              <w:t>util.Seguranca</w:t>
+              <w:t>Subclasses especialistas (CafeManha, Transfer, etc.) instanciam itens 1:N.</w:t>
+            </w:r>
+          </w:p>
+        </w:tc>
+      </w:tr>
+      <w:tr>
+        <w:tc>
+          <w:tcPr>
+            <w:tcW w:type="dxa" w:w="2160"/>
+            <w:shd w:fill="FFFFFF"/>
+            <w:tcMar>
+              <w:top w:w="60" w:type="dxa"/>
+              <w:bottom w:w="60" w:type="dxa"/>
+              <w:left w:w="80" w:type="dxa"/>
+              <w:right w:w="80" w:type="dxa"/>
+            </w:tcMar>
+          </w:tcPr>
+          <w:p>
+            <w:r>
+              <w:rPr>
+                <w:rFonts w:ascii="Arial" w:hAnsi="Arial"/>
+                <w:color w:val="000000"/>
+                <w:sz w:val="18"/>
+              </w:rPr>
+              <w:t>Strategy (GoF)</w:t>
+            </w:r>
+          </w:p>
+        </w:tc>
+        <w:tc>
+          <w:tcPr>
+            <w:tcW w:type="dxa" w:w="3312"/>
+            <w:shd w:fill="FFFFFF"/>
+            <w:tcMar>
+              <w:top w:w="60" w:type="dxa"/>
+              <w:bottom w:w="60" w:type="dxa"/>
+              <w:left w:w="80" w:type="dxa"/>
+              <w:right w:w="80" w:type="dxa"/>
+            </w:tcMar>
+          </w:tcPr>
+          <w:p>
+            <w:r>
+              <w:rPr>
+                <w:rFonts w:ascii="Arial" w:hAnsi="Arial"/>
+                <w:color w:val="000000"/>
+                <w:sz w:val="18"/>
+              </w:rPr>
+              <w:t>model.strategy.CalculadoraTarifa</w:t>
+            </w:r>
+          </w:p>
+        </w:tc>
+        <w:tc>
+          <w:tcPr>
+            <w:tcW w:type="dxa" w:w="4608"/>
+            <w:shd w:fill="FFFFFF"/>
+            <w:tcMar>
+              <w:top w:w="60" w:type="dxa"/>
+              <w:bottom w:w="60" w:type="dxa"/>
+              <w:left w:w="80" w:type="dxa"/>
+              <w:right w:w="80" w:type="dxa"/>
+            </w:tcMar>
+          </w:tcPr>
+          <w:p>
+            <w:r>
+              <w:rPr>
+                <w:rFonts w:ascii="Arial" w:hAnsi="Arial"/>
+                <w:color w:val="000000"/>
+                <w:sz w:val="18"/>
+              </w:rPr>
+              <w:t>Encapsula regras de tarifas (diárias, PIX, taxa ambiental) de forma desacoplada.</w:t>
+            </w:r>
+          </w:p>
+        </w:tc>
+      </w:tr>
+      <w:tr>
+        <w:tc>
+          <w:tcPr>
+            <w:tcW w:type="dxa" w:w="2160"/>
+            <w:shd w:fill="F9F9F9"/>
+            <w:tcMar>
+              <w:top w:w="60" w:type="dxa"/>
+              <w:bottom w:w="60" w:type="dxa"/>
+              <w:left w:w="80" w:type="dxa"/>
+              <w:right w:w="80" w:type="dxa"/>
+            </w:tcMar>
+          </w:tcPr>
+          <w:p>
+            <w:r>
+              <w:rPr>
+                <w:rFonts w:ascii="Arial" w:hAnsi="Arial"/>
+                <w:color w:val="000000"/>
+                <w:sz w:val="18"/>
+              </w:rPr>
+              <w:t>DAO &amp; Transações</w:t>
+            </w:r>
+          </w:p>
+        </w:tc>
+        <w:tc>
+          <w:tcPr>
+            <w:tcW w:type="dxa" w:w="3312"/>
+            <w:shd w:fill="F9F9F9"/>
+            <w:tcMar>
+              <w:top w:w="60" w:type="dxa"/>
+              <w:bottom w:w="60" w:type="dxa"/>
+              <w:left w:w="80" w:type="dxa"/>
+              <w:right w:w="80" w:type="dxa"/>
+            </w:tcMar>
+          </w:tcPr>
+          <w:p>
+            <w:r>
+              <w:rPr>
+                <w:rFonts w:ascii="Arial" w:hAnsi="Arial"/>
+                <w:color w:val="000000"/>
+                <w:sz w:val="18"/>
+              </w:rPr>
+              <w:t>dao.ReservaDAO</w:t>
+            </w:r>
+          </w:p>
+        </w:tc>
+        <w:tc>
+          <w:tcPr>
+            <w:tcW w:type="dxa" w:w="4608"/>
+            <w:shd w:fill="F9F9F9"/>
+            <w:tcMar>
+              <w:top w:w="60" w:type="dxa"/>
+              <w:bottom w:w="60" w:type="dxa"/>
+              <w:left w:w="80" w:type="dxa"/>
+              <w:right w:w="80" w:type="dxa"/>
+            </w:tcMar>
+          </w:tcPr>
+          <w:p>
+            <w:r>
+              <w:rPr>
+                <w:rFonts w:ascii="Arial" w:hAnsi="Arial"/>
+                <w:color w:val="000000"/>
+                <w:sz w:val="18"/>
+              </w:rPr>
+              <w:t>Persistência JDBC com transações atômicas (commit/rollback) e sem N+1 queries.</w:t>
             </w:r>
           </w:p>
         </w:tc>
       </w:tr>
     </w:tbl>
     <w:p>
+      <w:pPr>
+        <w:keepNext/>
+        <w:spacing w:before="280" w:after="80"/>
+      </w:pPr>
       <w:r>
-        <w:br w:type="page"/>
+        <w:rPr>
+          <w:rFonts w:ascii="Arial" w:hAnsi="Arial"/>
+          <w:b/>
+          <w:color w:val="000000"/>
+          <w:sz w:val="26"/>
+        </w:rPr>
+        <w:t>4. Resumo de Segurança (OWASP)</w:t>
       </w:r>
     </w:p>
     <w:p>
       <w:pPr>
-        <w:pStyle w:val="Heading1"/>
+        <w:spacing w:line="276" w:lineRule="auto" w:after="80"/>
+        <w:jc w:val="left"/>
       </w:pPr>
       <w:r>
-        <w:t>5. Perguntas Prováveis da Banca Examinadora (FAQ de Defesa)</w:t>
+        <w:rPr>
+          <w:rFonts w:ascii="Arial" w:hAnsi="Arial"/>
+          <w:b/>
+          <w:color w:val="000000"/>
+          <w:sz w:val="21"/>
+        </w:rPr>
+        <w:t xml:space="preserve">PBKDF2WithHmacSHA256 — </w:t>
       </w:r>
-    </w:p>
-    <w:p>
       <w:r>
         <w:rPr>
-          <w:b/>
-          <w:color w:val="4F46E5"/>
+          <w:rFonts w:ascii="Arial" w:hAnsi="Arial"/>
+          <w:color w:val="000000"/>
+          <w:sz w:val="20"/>
         </w:rPr>
-        <w:t>Pergunta 1: Por que utilizar o padrão Command com Front Controller?</w:t>
+        <w:t xml:space="preserve">• Criptografia de Senhas: </w:t>
       </w:r>
     </w:p>
     <w:p>
       <w:pPr>
-        <w:spacing w:after="160"/>
-        <w:ind w:left="288"/>
+        <w:spacing w:line="276" w:lineRule="auto" w:after="80"/>
+        <w:jc w:val="left"/>
       </w:pPr>
       <w:r>
-        <w:t>Resposta: Para centralizar o fluxo HTTP em um único ponto (ManterReserva), aplicando filtros de sessão, controle de acesso e proteção CSRF antes de qualquer operação. O Command encapsula cada ação em um objeto desacoplado, eliminando classes inchadas e facilitando testes unitários.</w:t>
-      </w:r>
-    </w:p>
-    <w:p>
-      <w:r>
         <w:rPr>
-          <w:b/>
-          <w:color w:val="4F46E5"/>
+          <w:rFonts w:ascii="Arial" w:hAnsi="Arial"/>
+          <w:color w:val="000000"/>
+          <w:sz w:val="20"/>
         </w:rPr>
-        <w:t>Pergunta 2: Como vocês garantem que não ocorra inconsistência se o banco cair durante uma reserva?</w:t>
+        <w:t>Salt individual de 16 bytes e 10.000 iterações (classe Seguranca.java).</w:t>
       </w:r>
     </w:p>
     <w:p>
       <w:pPr>
-        <w:spacing w:after="160"/>
-        <w:ind w:left="288"/>
+        <w:spacing w:line="276" w:lineRule="auto" w:after="80"/>
+        <w:jc w:val="left"/>
       </w:pPr>
       <w:r>
-        <w:t>Resposta: Implementamos transações ACID explícitas no ReservaDAO. Definimos con.setAutoCommit(false), executamos a gravação do hóspede, da reserva e dos serviços, e só então chamamos con.commit(). Caso ocorra qualquer exceção, o catch executa con.rollback(), deixando o banco perfeitamente limpo.</w:t>
+        <w:rPr>
+          <w:rFonts w:ascii="Arial" w:hAnsi="Arial"/>
+          <w:b/>
+          <w:color w:val="000000"/>
+          <w:sz w:val="21"/>
+        </w:rPr>
+        <w:t xml:space="preserve">Tokens de Sessão — </w:t>
       </w:r>
-    </w:p>
-    <w:p>
       <w:r>
         <w:rPr>
-          <w:b/>
-          <w:color w:val="4F46E5"/>
+          <w:rFonts w:ascii="Arial" w:hAnsi="Arial"/>
+          <w:color w:val="000000"/>
+          <w:sz w:val="20"/>
         </w:rPr>
-        <w:t>Pergunta 3: O que é o problema N+1 e como ele foi resolvido?</w:t>
+        <w:t xml:space="preserve">• Proteção CSRF: </w:t>
       </w:r>
     </w:p>
     <w:p>
       <w:pPr>
-        <w:spacing w:after="160"/>
-        <w:ind w:left="288"/>
+        <w:spacing w:line="276" w:lineRule="auto" w:after="80"/>
+        <w:jc w:val="left"/>
       </w:pPr>
       <w:r>
-        <w:t>Resposta: O problema N+1 ocorre quando o sistema faz 1 consulta para obter N reservas e, em seguida, faz N consultas adicionais para buscar os hóspedes e serviços de cada uma. Resolvemos isso com um LEFT JOIN com a tabela hóspedes e uma busca em lote de serviços usando WHERE reserva_id IN (...), reduzindo 100+ queries para apenas 2.</w:t>
-      </w:r>
-    </w:p>
-    <w:p>
-      <w:r>
         <w:rPr>
-          <w:b/>
-          <w:color w:val="4F46E5"/>
+          <w:rFonts w:ascii="Arial" w:hAnsi="Arial"/>
+          <w:color w:val="000000"/>
+          <w:sz w:val="20"/>
         </w:rPr>
-        <w:t>Pergunta 4: Onde fica armazenada a regra de negócio de preços e descontos?</w:t>
+        <w:t>Validação de token em formulários POST que alteram estado.</w:t>
       </w:r>
     </w:p>
     <w:p>
       <w:pPr>
-        <w:spacing w:after="160"/>
-        <w:ind w:left="288"/>
+        <w:spacing w:line="276" w:lineRule="auto" w:after="80"/>
+        <w:jc w:val="left"/>
       </w:pPr>
       <w:r>
-        <w:t>Resposta: Na classe service/model.strategy.CalculadoraTarifa, que utiliza o padrão Strategy. Cada desconto (longa estadia, PIX) e taxa (ambiental) é uma classe independente que implementa RegraTarifa, tornando o cálculo 100% testável e unificado entre tela e banco.</w:t>
+        <w:rPr>
+          <w:rFonts w:ascii="Arial" w:hAnsi="Arial"/>
+          <w:b/>
+          <w:color w:val="000000"/>
+          <w:sz w:val="21"/>
+        </w:rPr>
+        <w:t xml:space="preserve">Escape de HTML — </w:t>
       </w:r>
-    </w:p>
-    <w:p>
       <w:r>
         <w:rPr>
-          <w:b/>
-          <w:color w:val="4F46E5"/>
+          <w:rFonts w:ascii="Arial" w:hAnsi="Arial"/>
+          <w:color w:val="000000"/>
+          <w:sz w:val="20"/>
         </w:rPr>
-        <w:t>Pergunta 5: Por que as JSPs estão dentro de WEB-INF?</w:t>
+        <w:t xml:space="preserve">• Proteção XSS: </w:t>
       </w:r>
     </w:p>
     <w:p>
       <w:pPr>
-        <w:spacing w:after="160"/>
-        <w:ind w:left="288"/>
+        <w:spacing w:line="276" w:lineRule="auto" w:after="80"/>
+        <w:jc w:val="left"/>
       </w:pPr>
       <w:r>
-        <w:t>Resposta: Porque segundo a especificação Java EE, o diretório WEB-INF é inacessível diretamente por URLs no navegador. Isso impede que qualquer visitante burle o fluxo de autenticação e controle de permissões da recepção.</w:t>
+        <w:rPr>
+          <w:rFonts w:ascii="Arial" w:hAnsi="Arial"/>
+          <w:color w:val="000000"/>
+          <w:sz w:val="20"/>
+        </w:rPr>
+        <w:t>Método Html.esc() aplicado em todas as saídas dinâmicas das JSPs.</w:t>
       </w:r>
     </w:p>
     <w:p>
       <w:pPr>
-        <w:pStyle w:val="Heading1"/>
+        <w:spacing w:line="276" w:lineRule="auto" w:after="80"/>
+        <w:jc w:val="left"/>
       </w:pPr>
       <w:r>
-        <w:t>6. Evidência dos Testes Automatizados</w:t>
+        <w:rPr>
+          <w:rFonts w:ascii="Arial" w:hAnsi="Arial"/>
+          <w:b/>
+          <w:color w:val="000000"/>
+          <w:sz w:val="21"/>
+        </w:rPr>
+        <w:t xml:space="preserve">Views em WEB-INF — </w:t>
+      </w:r>
+      <w:r>
+        <w:rPr>
+          <w:rFonts w:ascii="Arial" w:hAnsi="Arial"/>
+          <w:color w:val="000000"/>
+          <w:sz w:val="20"/>
+        </w:rPr>
+        <w:t xml:space="preserve">• Proteção de Rotas: </w:t>
       </w:r>
     </w:p>
     <w:p>
+      <w:pPr>
+        <w:spacing w:line="276" w:lineRule="auto" w:after="80"/>
+        <w:jc w:val="left"/>
+      </w:pPr>
       <w:r>
-        <w:t>A aplicação possui 42 testes unitários implementados com JUnit 5. A suíte valida desde as regras da CalculadoraTarifa até transações com rollback no banco de dados H2 embutido:</w:t>
+        <w:rPr>
+          <w:rFonts w:ascii="Arial" w:hAnsi="Arial"/>
+          <w:color w:val="000000"/>
+          <w:sz w:val="20"/>
+        </w:rPr>
+        <w:t>JSPs inacessíveis diretamente por URL, forçando passagem pelo Front Controller.</w:t>
       </w:r>
     </w:p>
     <w:p>
+      <w:pPr>
+        <w:spacing w:line="276" w:lineRule="auto" w:after="80"/>
+        <w:jc w:val="left"/>
+      </w:pPr>
+      <w:r>
+        <w:rPr>
+          <w:rFonts w:ascii="Arial" w:hAnsi="Arial"/>
+          <w:b/>
+          <w:color w:val="000000"/>
+          <w:sz w:val="21"/>
+        </w:rPr>
+        <w:t xml:space="preserve">SecureRandom — </w:t>
+      </w:r>
+      <w:r>
+        <w:rPr>
+          <w:rFonts w:ascii="Arial" w:hAnsi="Arial"/>
+          <w:color w:val="000000"/>
+          <w:sz w:val="20"/>
+        </w:rPr>
+        <w:t xml:space="preserve">• PIN de Acesso Seguro: </w:t>
+      </w:r>
+    </w:p>
+    <w:p>
+      <w:pPr>
+        <w:spacing w:line="276" w:lineRule="auto" w:after="80"/>
+        <w:jc w:val="left"/>
+      </w:pPr>
+      <w:r>
+        <w:rPr>
+          <w:rFonts w:ascii="Arial" w:hAnsi="Arial"/>
+          <w:color w:val="000000"/>
+          <w:sz w:val="20"/>
+        </w:rPr>
+        <w:t>Geração criptograficamente segura para fechaduras eletrônicas.</w:t>
+      </w:r>
+    </w:p>
+    <w:p>
+      <w:pPr>
+        <w:keepNext/>
+        <w:spacing w:before="280" w:after="80"/>
+      </w:pPr>
+      <w:r>
+        <w:rPr>
+          <w:rFonts w:ascii="Arial" w:hAnsi="Arial"/>
+          <w:b/>
+          <w:color w:val="000000"/>
+          <w:sz w:val="26"/>
+        </w:rPr>
+        <w:t>5. Perguntas e Respostas da Banca (FAQ de Defesa)</w:t>
+      </w:r>
+    </w:p>
+    <w:p>
+      <w:pPr>
+        <w:spacing w:line="276" w:lineRule="auto" w:after="20"/>
+        <w:jc w:val="left"/>
+      </w:pPr>
+      <w:r>
+        <w:rPr>
+          <w:rFonts w:ascii="Arial" w:hAnsi="Arial"/>
+          <w:b/>
+          <w:color w:val="000000"/>
+          <w:sz w:val="21"/>
+        </w:rPr>
+        <w:t xml:space="preserve">P: </w:t>
+      </w:r>
+      <w:r>
+        <w:rPr>
+          <w:rFonts w:ascii="Arial" w:hAnsi="Arial"/>
+          <w:color w:val="000000"/>
+          <w:sz w:val="20"/>
+        </w:rPr>
+        <w:t>Por que usar Command com Front Controller?</w:t>
+      </w:r>
+    </w:p>
+    <w:p>
+      <w:pPr>
+        <w:spacing w:line="276" w:lineRule="auto" w:after="120"/>
+        <w:jc w:val="left"/>
+      </w:pPr>
+      <w:r>
+        <w:rPr>
+          <w:rFonts w:ascii="Arial" w:hAnsi="Arial"/>
+          <w:b/>
+          <w:color w:val="000000"/>
+          <w:sz w:val="21"/>
+        </w:rPr>
+        <w:t xml:space="preserve">R: </w:t>
+      </w:r>
+      <w:r>
+        <w:rPr>
+          <w:rFonts w:ascii="Arial" w:hAnsi="Arial"/>
+          <w:color w:val="000000"/>
+          <w:sz w:val="20"/>
+        </w:rPr>
+        <w:t>Centraliza segurança, sessão e roteamento no ManterReserva. O Command transforma cada operação em uma classe isolada (ICommand), facilitando testes e manutenção.</w:t>
+      </w:r>
+    </w:p>
+    <w:p>
+      <w:pPr>
+        <w:spacing w:line="276" w:lineRule="auto" w:after="20"/>
+        <w:jc w:val="left"/>
+      </w:pPr>
+      <w:r>
+        <w:rPr>
+          <w:rFonts w:ascii="Arial" w:hAnsi="Arial"/>
+          <w:b/>
+          <w:color w:val="000000"/>
+          <w:sz w:val="21"/>
+        </w:rPr>
+        <w:t xml:space="preserve">P: </w:t>
+      </w:r>
+      <w:r>
+        <w:rPr>
+          <w:rFonts w:ascii="Arial" w:hAnsi="Arial"/>
+          <w:color w:val="000000"/>
+          <w:sz w:val="20"/>
+        </w:rPr>
+        <w:t>Qual a diferença entre o Factory Method e o Builder no projeto?</w:t>
+      </w:r>
+    </w:p>
+    <w:p>
+      <w:pPr>
+        <w:spacing w:line="276" w:lineRule="auto" w:after="120"/>
+        <w:jc w:val="left"/>
+      </w:pPr>
+      <w:r>
+        <w:rPr>
+          <w:rFonts w:ascii="Arial" w:hAnsi="Arial"/>
+          <w:b/>
+          <w:color w:val="000000"/>
+          <w:sz w:val="21"/>
+        </w:rPr>
+        <w:t xml:space="preserve">R: </w:t>
+      </w:r>
+      <w:r>
+        <w:rPr>
+          <w:rFonts w:ascii="Arial" w:hAnsi="Arial"/>
+          <w:color w:val="000000"/>
+          <w:sz w:val="20"/>
+        </w:rPr>
+        <w:t>O Factory Method (ServicoFactory) decide qual subclasse concreta instanciar para os serviços (1:N). O Builder (ReservaBuilder) constrói um único objeto complexo (Reserva) com validações defensivas.</w:t>
+      </w:r>
+    </w:p>
+    <w:p>
+      <w:pPr>
+        <w:spacing w:line="276" w:lineRule="auto" w:after="20"/>
+        <w:jc w:val="left"/>
+      </w:pPr>
+      <w:r>
+        <w:rPr>
+          <w:rFonts w:ascii="Arial" w:hAnsi="Arial"/>
+          <w:b/>
+          <w:color w:val="000000"/>
+          <w:sz w:val="21"/>
+        </w:rPr>
+        <w:t xml:space="preserve">P: </w:t>
+      </w:r>
+      <w:r>
+        <w:rPr>
+          <w:rFonts w:ascii="Arial" w:hAnsi="Arial"/>
+          <w:color w:val="000000"/>
+          <w:sz w:val="20"/>
+        </w:rPr>
+        <w:t>Como garantem que o banco não fica inconsistente se ocorrer erro?</w:t>
+      </w:r>
+    </w:p>
+    <w:p>
+      <w:pPr>
+        <w:spacing w:line="276" w:lineRule="auto" w:after="120"/>
+        <w:jc w:val="left"/>
+      </w:pPr>
+      <w:r>
+        <w:rPr>
+          <w:rFonts w:ascii="Arial" w:hAnsi="Arial"/>
+          <w:b/>
+          <w:color w:val="000000"/>
+          <w:sz w:val="21"/>
+        </w:rPr>
+        <w:t xml:space="preserve">R: </w:t>
+      </w:r>
+      <w:r>
+        <w:rPr>
+          <w:rFonts w:ascii="Arial" w:hAnsi="Arial"/>
+          <w:color w:val="000000"/>
+          <w:sz w:val="20"/>
+        </w:rPr>
+        <w:t>O ReservaDAO usa transações ACID: desabilita setAutoCommit, salva hóspede, reserva e serviços na mesma conexão e faz commit. Se qualquer etapa falhar, o catch executa rollback.</w:t>
+      </w:r>
+    </w:p>
+    <w:p>
+      <w:pPr>
+        <w:spacing w:line="276" w:lineRule="auto" w:after="20"/>
+        <w:jc w:val="left"/>
+      </w:pPr>
+      <w:r>
+        <w:rPr>
+          <w:rFonts w:ascii="Arial" w:hAnsi="Arial"/>
+          <w:b/>
+          <w:color w:val="000000"/>
+          <w:sz w:val="21"/>
+        </w:rPr>
+        <w:t xml:space="preserve">P: </w:t>
+      </w:r>
+      <w:r>
+        <w:rPr>
+          <w:rFonts w:ascii="Arial" w:hAnsi="Arial"/>
+          <w:color w:val="000000"/>
+          <w:sz w:val="20"/>
+        </w:rPr>
+        <w:t>Como resolveram o problema N+1?</w:t>
+      </w:r>
+    </w:p>
+    <w:p>
+      <w:pPr>
+        <w:spacing w:line="276" w:lineRule="auto" w:after="120"/>
+        <w:jc w:val="left"/>
+      </w:pPr>
+      <w:r>
+        <w:rPr>
+          <w:rFonts w:ascii="Arial" w:hAnsi="Arial"/>
+          <w:b/>
+          <w:color w:val="000000"/>
+          <w:sz w:val="21"/>
+        </w:rPr>
+        <w:t xml:space="preserve">R: </w:t>
+      </w:r>
+      <w:r>
+        <w:rPr>
+          <w:rFonts w:ascii="Arial" w:hAnsi="Arial"/>
+          <w:color w:val="000000"/>
+          <w:sz w:val="20"/>
+        </w:rPr>
+        <w:t>Substituímos o laço de consultas por um LEFT JOIN com a tabela hospedes e buscamos os serviços de todas as reservas em lote com uma única segunda query via WHERE reserva_id IN (...).</w:t>
+      </w:r>
+    </w:p>
+    <w:p>
+      <w:pPr>
+        <w:spacing w:line="276" w:lineRule="auto" w:after="20"/>
+        <w:jc w:val="left"/>
+      </w:pPr>
+      <w:r>
+        <w:rPr>
+          <w:rFonts w:ascii="Arial" w:hAnsi="Arial"/>
+          <w:b/>
+          <w:color w:val="000000"/>
+          <w:sz w:val="21"/>
+        </w:rPr>
+        <w:t xml:space="preserve">P: </w:t>
+      </w:r>
+      <w:r>
+        <w:rPr>
+          <w:rFonts w:ascii="Arial" w:hAnsi="Arial"/>
+          <w:color w:val="000000"/>
+          <w:sz w:val="20"/>
+        </w:rPr>
+        <w:t>Como as senhas são armazenadas?</w:t>
+      </w:r>
+    </w:p>
+    <w:p>
+      <w:pPr>
+        <w:spacing w:line="276" w:lineRule="auto" w:after="120"/>
+        <w:jc w:val="left"/>
+      </w:pPr>
+      <w:r>
+        <w:rPr>
+          <w:rFonts w:ascii="Arial" w:hAnsi="Arial"/>
+          <w:b/>
+          <w:color w:val="000000"/>
+          <w:sz w:val="21"/>
+        </w:rPr>
+        <w:t xml:space="preserve">R: </w:t>
+      </w:r>
+      <w:r>
+        <w:rPr>
+          <w:rFonts w:ascii="Arial" w:hAnsi="Arial"/>
+          <w:color w:val="000000"/>
+          <w:sz w:val="20"/>
+        </w:rPr>
+        <w:t>Utilizamos PBKDF2WithHmacSHA256 com Salt de 16 bytes e 10.000 iterações, comparando em tempo constante com MessageDigest.isEqual para evitar timing attacks.</w:t>
+      </w:r>
+    </w:p>
+    <w:p>
+      <w:pPr>
+        <w:keepNext/>
+        <w:spacing w:before="280" w:after="80"/>
+      </w:pPr>
+      <w:r>
+        <w:rPr>
+          <w:rFonts w:ascii="Arial" w:hAnsi="Arial"/>
+          <w:b/>
+          <w:color w:val="000000"/>
+          <w:sz w:val="26"/>
+        </w:rPr>
+        <w:t>6. Validação com Testes Automatizados</w:t>
+      </w:r>
+    </w:p>
+    <w:p>
+      <w:pPr>
+        <w:spacing w:line="276" w:lineRule="auto" w:after="80"/>
+        <w:jc w:val="left"/>
+      </w:pPr>
+      <w:r>
+        <w:rPr>
+          <w:rFonts w:ascii="Arial" w:hAnsi="Arial"/>
+          <w:color w:val="000000"/>
+          <w:sz w:val="20"/>
+        </w:rPr>
+        <w:t>Suíte completa com 42 testes unitários (JUnit 5) cobrindo regras de negócio, persistência ACID e padrões:</w:t>
+      </w:r>
+    </w:p>
+    <w:p>
+      <w:pPr>
+        <w:spacing w:line="240" w:lineRule="auto" w:after="40"/>
+      </w:pPr>
       <w:r>
         <w:rPr>
           <w:rFonts w:ascii="Courier New" w:hAnsi="Courier New"/>
-          <w:color w:val="10B981"/>
-          <w:sz w:val="19"/>
+          <w:b/>
+          <w:sz w:val="18"/>
         </w:rPr>
-        <w:t>[INFO] Running dao.ReservaDAOPersistenciaTest</w:t>
+        <w:t>mvn test</w:t>
         <w:br/>
-        <w:t>[INFO] Tests run: 3, Failures: 0, Errors: 0, Skipped: 0</w:t>
-        <w:br/>
-        <w:t>[INFO] Running model.strategy.CalculadoraTarifaTest</w:t>
-        <w:br/>
-        <w:t>[INFO] Tests run: 8, Failures: 0, Errors: 0, Skipped: 0</w:t>
-        <w:br/>
-        <w:t>[INFO] Results: Tests run: 42, Failures: 0, Errors: 0, Skipped: 0</w:t>
+        <w:t>[INFO] Tests run: 42, Failures: 0, Errors: 0, Skipped: 0</w:t>
         <w:br/>
         <w:t>[INFO] BUILD SUCCESS</w:t>
       </w:r>
     </w:p>
     <w:sectPr>
       <w:pgSz w:w="12240" w:h="15840"/>
-      <w:pgMar w:top="1411" w:right="1699" w:bottom="1411" w:left="1699" w:header="720" w:footer="720" w:gutter="0"/>
+      <w:pgMar w:top="1152" w:right="1296" w:bottom="1152" w:left="1296" w:header="720" w:footer="720" w:gutter="0"/>
       <w:cols w:space="720"/>
       <w:docGrid w:linePitch="360"/>
     </w:sectPr>
@@ -1701,14 +3002,6 @@
     <w:name w:val="Normal"/>
     <w:qFormat/>
     <w:rsid w:val="00FC693F"/>
-    <w:pPr>
-      <w:spacing w:line="276" w:lineRule="auto" w:after="80"/>
-    </w:pPr>
-    <w:rPr>
-      <w:rFonts w:ascii="Calibri" w:hAnsi="Calibri"/>
-      <w:color w:val="0F172A"/>
-      <w:sz w:val="22"/>
-    </w:rPr>
   </w:style>
   <w:style w:type="paragraph" w:styleId="Header">
     <w:name w:val="header"/>
@@ -1772,7 +3065,7 @@
       <w:rFonts w:asciiTheme="majorHAnsi" w:eastAsiaTheme="majorEastAsia" w:hAnsiTheme="majorHAnsi" w:cstheme="majorBidi"/>
       <w:b/>
       <w:bCs/>
-      <w:color w:val="4F46E5"/>
+      <w:color w:val="365F91" w:themeColor="accent1" w:themeShade="BF"/>
       <w:sz w:val="28"/>
       <w:szCs w:val="28"/>
     </w:rPr>

--- a/GUIA_APRESENTACAO.docx
+++ b/GUIA_APRESENTACAO.docx
@@ -4,73 +4,280 @@
   <w:body>
     <w:p>
       <w:pPr>
-        <w:spacing w:line="276" w:lineRule="auto" w:after="20"/>
-        <w:jc w:val="center"/>
-      </w:pPr>
-      <w:r>
-        <w:rPr>
-          <w:rFonts w:ascii="Arial" w:hAnsi="Arial"/>
-          <w:color w:val="000000"/>
-          <w:sz w:val="20"/>
-        </w:rPr>
-        <w:t>UNIVERSIDADE DE MOGI DAS CRUZES — UMC</w:t>
-      </w:r>
-    </w:p>
-    <w:p>
-      <w:pPr>
-        <w:spacing w:line="276" w:lineRule="auto" w:after="200"/>
-        <w:jc w:val="center"/>
-      </w:pPr>
-      <w:r>
-        <w:rPr>
-          <w:rFonts w:ascii="Arial" w:hAnsi="Arial"/>
-          <w:color w:val="000000"/>
-          <w:sz w:val="20"/>
-        </w:rPr>
-        <w:t>ENGENHARIA DE SOFTWARE — 5º SEMESTRE | PADRÕES DE PROJETO (PP)</w:t>
-      </w:r>
-    </w:p>
-    <w:p>
-      <w:pPr>
-        <w:spacing w:after="40"/>
         <w:jc w:val="center"/>
       </w:pPr>
       <w:r>
         <w:rPr>
           <w:rFonts w:ascii="Arial" w:hAnsi="Arial"/>
           <w:b/>
-          <w:sz w:val="32"/>
+          <w:i w:val="0"/>
+          <w:sz w:val="28"/>
         </w:rPr>
-        <w:t>POUSADA PARADISO — GUIA DE DEFESA M1</w:t>
+        <w:t>UNIVERSIDADE DE MOGI DAS CRUZES</w:t>
+        <w:br/>
+        <w:t>CURSO DE ENGENHARIA DE SOFTWARE</w:t>
       </w:r>
     </w:p>
+    <w:p/>
+    <w:p/>
+    <w:p/>
+    <w:p/>
+    <w:p/>
     <w:p>
       <w:pPr>
-        <w:spacing w:line="276" w:lineRule="auto" w:after="280"/>
         <w:jc w:val="center"/>
       </w:pPr>
       <w:r>
         <w:rPr>
           <w:rFonts w:ascii="Arial" w:hAnsi="Arial"/>
-          <w:color w:val="000000"/>
-          <w:sz w:val="20"/>
+          <w:b/>
+          <w:i w:val="0"/>
+          <w:sz w:val="24"/>
         </w:rPr>
-        <w:t>Aluno: Marco Antonio Lopes Pedro (G14) | Docentes: Prof. Me. Wolley W. Silva &amp; Profa. Dra. Danielle Martin</w:t>
+        <w:t>MARCO ANTONIO LOPES PEDRO</w:t>
+        <w:br/>
+        <w:t>(GRUPO G14)</w:t>
       </w:r>
     </w:p>
+    <w:p/>
+    <w:p/>
+    <w:p/>
+    <w:p/>
+    <w:p/>
     <w:p>
       <w:pPr>
-        <w:keepNext/>
-        <w:spacing w:before="280" w:after="80"/>
+        <w:jc w:val="center"/>
       </w:pPr>
       <w:r>
         <w:rPr>
           <w:rFonts w:ascii="Arial" w:hAnsi="Arial"/>
           <w:b/>
-          <w:color w:val="000000"/>
-          <w:sz w:val="26"/>
+          <w:i w:val="0"/>
+          <w:sz w:val="30"/>
         </w:rPr>
-        <w:t>1. Roteiro de Apresentação (Passo a Passo)</w:t>
+        <w:t>SISTEMA DE RESERVAS DE POUSADA COM EXPERIÊNCIA DO CLIENTE</w:t>
+        <w:br/>
+        <w:t>(POUSADA PARADISO)</w:t>
+      </w:r>
+    </w:p>
+    <w:p>
+      <w:pPr>
+        <w:jc w:val="center"/>
+      </w:pPr>
+      <w:r>
+        <w:rPr>
+          <w:rFonts w:ascii="Arial" w:hAnsi="Arial"/>
+          <w:b w:val="0"/>
+          <w:i/>
+          <w:color w:val="64748B"/>
+          <w:sz w:val="22"/>
+        </w:rPr>
+        <w:t>Guia de Apresentação e Defesa — Avaliação M1 — Disciplina de Padrões de Projeto (PP)</w:t>
+      </w:r>
+    </w:p>
+    <w:p>
+      <w:pPr>
+        <w:jc w:val="center"/>
+      </w:pPr>
+      <w:r>
+        <w:rPr>
+          <w:rFonts w:ascii="Arial" w:hAnsi="Arial"/>
+          <w:b w:val="0"/>
+          <w:i w:val="0"/>
+          <w:color w:val="64748B"/>
+          <w:sz w:val="20"/>
+        </w:rPr>
+        <w:t>Prof. Me. Wolley W. Silva &amp; Profa. Dra. Danielle Martin</w:t>
+      </w:r>
+    </w:p>
+    <w:p/>
+    <w:p/>
+    <w:p/>
+    <w:p/>
+    <w:p/>
+    <w:p/>
+    <w:p>
+      <w:pPr>
+        <w:jc w:val="center"/>
+      </w:pPr>
+      <w:r>
+        <w:rPr>
+          <w:rFonts w:ascii="Arial" w:hAnsi="Arial"/>
+          <w:b w:val="0"/>
+          <w:i w:val="0"/>
+          <w:sz w:val="22"/>
+        </w:rPr>
+        <w:t>Mogi das Cruzes, SP</w:t>
+        <w:br/>
+        <w:t>2026</w:t>
+      </w:r>
+    </w:p>
+    <w:p>
+      <w:r>
+        <w:br w:type="page"/>
+      </w:r>
+    </w:p>
+    <w:p>
+      <w:pPr>
+        <w:pStyle w:val="Heading1"/>
+        <w:spacing w:before="320" w:after="120"/>
+      </w:pPr>
+      <w:r>
+        <w:rPr>
+          <w:rFonts w:ascii="Arial" w:hAnsi="Arial"/>
+          <w:b/>
+          <w:color w:val="0F172A"/>
+          <w:sz w:val="28"/>
+        </w:rPr>
+        <w:t>SUMÁRIO</w:t>
+      </w:r>
+    </w:p>
+    <w:p>
+      <w:pPr>
+        <w:spacing w:line="276" w:lineRule="auto" w:after="40"/>
+      </w:pPr>
+      <w:r>
+        <w:rPr>
+          <w:rFonts w:ascii="Arial" w:hAnsi="Arial"/>
+          <w:b/>
+          <w:color w:val="0F172A"/>
+          <w:sz w:val="19"/>
+        </w:rPr>
+        <w:t>1. ROTEIRO DE APRESENTAÇÃO (PASSO A PASSO)</w:t>
+      </w:r>
+    </w:p>
+    <w:p>
+      <w:pPr>
+        <w:spacing w:line="276" w:lineRule="auto" w:after="40"/>
+      </w:pPr>
+      <w:r>
+        <w:rPr>
+          <w:rFonts w:ascii="Arial" w:hAnsi="Arial"/>
+          <w:b/>
+          <w:color w:val="0F172A"/>
+          <w:sz w:val="19"/>
+        </w:rPr>
+        <w:t>2. REQUISITOS FUNCIONAIS (RF) E REGRAS DE NEGÓCIO (RN)</w:t>
+      </w:r>
+    </w:p>
+    <w:p>
+      <w:pPr>
+        <w:spacing w:line="276" w:lineRule="auto" w:after="40"/>
+        <w:ind w:left="432"/>
+      </w:pPr>
+      <w:r>
+        <w:rPr>
+          <w:rFonts w:ascii="Arial" w:hAnsi="Arial"/>
+          <w:b w:val="0"/>
+          <w:color w:val="1E293B"/>
+          <w:sz w:val="19"/>
+        </w:rPr>
+        <w:t>Requisitos Funcionais (RF)</w:t>
+      </w:r>
+    </w:p>
+    <w:p>
+      <w:pPr>
+        <w:spacing w:line="276" w:lineRule="auto" w:after="40"/>
+        <w:ind w:left="432"/>
+      </w:pPr>
+      <w:r>
+        <w:rPr>
+          <w:rFonts w:ascii="Arial" w:hAnsi="Arial"/>
+          <w:b w:val="0"/>
+          <w:color w:val="1E293B"/>
+          <w:sz w:val="19"/>
+        </w:rPr>
+        <w:t>Regras de Negócio (RN)</w:t>
+      </w:r>
+    </w:p>
+    <w:p>
+      <w:pPr>
+        <w:spacing w:line="276" w:lineRule="auto" w:after="40"/>
+      </w:pPr>
+      <w:r>
+        <w:rPr>
+          <w:rFonts w:ascii="Arial" w:hAnsi="Arial"/>
+          <w:b/>
+          <w:color w:val="0F172A"/>
+          <w:sz w:val="19"/>
+        </w:rPr>
+        <w:t>3. PADRÕES DE PROJETO NO CÓDIGO (O QUE MOSTRAR NA IDE)</w:t>
+      </w:r>
+    </w:p>
+    <w:p>
+      <w:pPr>
+        <w:spacing w:line="276" w:lineRule="auto" w:after="40"/>
+      </w:pPr>
+      <w:r>
+        <w:rPr>
+          <w:rFonts w:ascii="Arial" w:hAnsi="Arial"/>
+          <w:b/>
+          <w:color w:val="0F172A"/>
+          <w:sz w:val="19"/>
+        </w:rPr>
+        <w:t>4. RESUMO DE SEGURANÇA (OWASP)</w:t>
+      </w:r>
+    </w:p>
+    <w:p>
+      <w:pPr>
+        <w:spacing w:line="276" w:lineRule="auto" w:after="40"/>
+      </w:pPr>
+      <w:r>
+        <w:rPr>
+          <w:rFonts w:ascii="Arial" w:hAnsi="Arial"/>
+          <w:b/>
+          <w:color w:val="0F172A"/>
+          <w:sz w:val="19"/>
+        </w:rPr>
+        <w:t>5. PERGUNTAS E RESPOSTAS DA BANCA (FAQ DE DEFESA)</w:t>
+      </w:r>
+    </w:p>
+    <w:p>
+      <w:pPr>
+        <w:spacing w:line="276" w:lineRule="auto" w:after="40"/>
+      </w:pPr>
+      <w:r>
+        <w:rPr>
+          <w:rFonts w:ascii="Arial" w:hAnsi="Arial"/>
+          <w:b/>
+          <w:color w:val="0F172A"/>
+          <w:sz w:val="19"/>
+        </w:rPr>
+        <w:t>6. VALIDAÇÃO COM TESTES AUTOMATIZADOS</w:t>
+      </w:r>
+    </w:p>
+    <w:p>
+      <w:pPr>
+        <w:spacing w:line="276" w:lineRule="auto" w:after="40"/>
+      </w:pPr>
+      <w:r>
+        <w:rPr>
+          <w:rFonts w:ascii="Arial" w:hAnsi="Arial"/>
+          <w:b/>
+          <w:color w:val="0F172A"/>
+          <w:sz w:val="19"/>
+        </w:rPr>
+        <w:t>7. DIAGRAMAS UML DE APOIO</w:t>
+      </w:r>
+    </w:p>
+    <w:p>
+      <w:r>
+        <w:br w:type="page"/>
+      </w:r>
+    </w:p>
+    <w:p>
+      <w:pPr>
+        <w:pStyle w:val="Heading1"/>
+        <w:spacing w:before="320" w:after="120"/>
+      </w:pPr>
+      <w:r>
+        <w:rPr>
+          <w:rFonts w:ascii="Arial" w:hAnsi="Arial"/>
+          <w:b/>
+          <w:color w:val="0F172A"/>
+          <w:sz w:val="28"/>
+        </w:rPr>
+        <w:t>1. ROTEIRO DE APRESENTAÇÃO (PASSO A PASSO)</w:t>
       </w:r>
     </w:p>
     <w:tbl>
@@ -80,30 +287,28 @@
         <w:tblLook w:firstColumn="1" w:firstRow="1" w:lastColumn="0" w:lastRow="0" w:noHBand="0" w:noVBand="1" w:val="04A0"/>
       </w:tblPr>
       <w:tblGrid>
-        <w:gridCol w:w="3216"/>
-        <w:gridCol w:w="3216"/>
-        <w:gridCol w:w="3216"/>
+        <w:gridCol w:w="3134"/>
+        <w:gridCol w:w="3134"/>
+        <w:gridCol w:w="3134"/>
       </w:tblGrid>
       <w:tr>
         <w:tc>
           <w:tcPr>
-            <w:tcW w:type="dxa" w:w="1728"/>
-            <w:shd w:fill="000000"/>
+            <w:tcW w:type="dxa" w:w="3134"/>
+            <w:shd w:val="clear" w:color="auto" w:fill="1E293B"/>
             <w:tcMar>
-              <w:top w:w="80" w:type="dxa"/>
-              <w:bottom w:w="80" w:type="dxa"/>
-              <w:left w:w="100" w:type="dxa"/>
-              <w:right w:w="100" w:type="dxa"/>
+              <w:top w:w="70" w:type="dxa"/>
+              <w:left w:w="90" w:type="dxa"/>
+              <w:bottom w:w="70" w:type="dxa"/>
+              <w:right w:w="90" w:type="dxa"/>
             </w:tcMar>
           </w:tcPr>
           <w:p>
-            <w:pPr>
-              <w:jc w:val="left"/>
-            </w:pPr>
             <w:r>
               <w:rPr>
                 <w:rFonts w:ascii="Arial" w:hAnsi="Arial"/>
                 <w:b/>
+                <w:i w:val="0"/>
                 <w:color w:val="FFFFFF"/>
                 <w:sz w:val="18"/>
               </w:rPr>
@@ -113,23 +318,21 @@
         </w:tc>
         <w:tc>
           <w:tcPr>
-            <w:tcW w:type="dxa" w:w="2592"/>
-            <w:shd w:fill="000000"/>
+            <w:tcW w:type="dxa" w:w="3134"/>
+            <w:shd w:val="clear" w:color="auto" w:fill="1E293B"/>
             <w:tcMar>
-              <w:top w:w="80" w:type="dxa"/>
-              <w:bottom w:w="80" w:type="dxa"/>
-              <w:left w:w="100" w:type="dxa"/>
-              <w:right w:w="100" w:type="dxa"/>
+              <w:top w:w="70" w:type="dxa"/>
+              <w:left w:w="90" w:type="dxa"/>
+              <w:bottom w:w="70" w:type="dxa"/>
+              <w:right w:w="90" w:type="dxa"/>
             </w:tcMar>
           </w:tcPr>
           <w:p>
-            <w:pPr>
-              <w:jc w:val="left"/>
-            </w:pPr>
             <w:r>
               <w:rPr>
                 <w:rFonts w:ascii="Arial" w:hAnsi="Arial"/>
                 <w:b/>
+                <w:i w:val="0"/>
                 <w:color w:val="FFFFFF"/>
                 <w:sz w:val="18"/>
               </w:rPr>
@@ -139,27 +342,25 @@
         </w:tc>
         <w:tc>
           <w:tcPr>
-            <w:tcW w:type="dxa" w:w="5760"/>
-            <w:shd w:fill="000000"/>
+            <w:tcW w:type="dxa" w:w="3134"/>
+            <w:shd w:val="clear" w:color="auto" w:fill="1E293B"/>
             <w:tcMar>
-              <w:top w:w="80" w:type="dxa"/>
-              <w:bottom w:w="80" w:type="dxa"/>
-              <w:left w:w="100" w:type="dxa"/>
-              <w:right w:w="100" w:type="dxa"/>
+              <w:top w:w="70" w:type="dxa"/>
+              <w:left w:w="90" w:type="dxa"/>
+              <w:bottom w:w="70" w:type="dxa"/>
+              <w:right w:w="90" w:type="dxa"/>
             </w:tcMar>
           </w:tcPr>
           <w:p>
-            <w:pPr>
-              <w:jc w:val="left"/>
-            </w:pPr>
             <w:r>
               <w:rPr>
                 <w:rFonts w:ascii="Arial" w:hAnsi="Arial"/>
                 <w:b/>
+                <w:i w:val="0"/>
                 <w:color w:val="FFFFFF"/>
                 <w:sz w:val="18"/>
               </w:rPr>
-              <w:t>O que Falar e Mostrar</w:t>
+              <w:t>O que Falar e Demonstrar</w:t>
             </w:r>
           </w:p>
         </w:tc>
@@ -167,21 +368,22 @@
       <w:tr>
         <w:tc>
           <w:tcPr>
-            <w:tcW w:type="dxa" w:w="1728"/>
-            <w:shd w:fill="FFFFFF"/>
+            <w:tcW w:type="dxa" w:w="3134"/>
             <w:tcMar>
-              <w:top w:w="60" w:type="dxa"/>
-              <w:bottom w:w="60" w:type="dxa"/>
-              <w:left w:w="80" w:type="dxa"/>
-              <w:right w:w="80" w:type="dxa"/>
+              <w:top w:w="70" w:type="dxa"/>
+              <w:left w:w="90" w:type="dxa"/>
+              <w:bottom w:w="70" w:type="dxa"/>
+              <w:right w:w="90" w:type="dxa"/>
             </w:tcMar>
           </w:tcPr>
           <w:p>
             <w:r>
               <w:rPr>
                 <w:rFonts w:ascii="Arial" w:hAnsi="Arial"/>
-                <w:color w:val="000000"/>
-                <w:sz w:val="18"/>
+                <w:b/>
+                <w:i w:val="0"/>
+                <w:color w:val="1E293B"/>
+                <w:sz w:val="17"/>
               </w:rPr>
               <w:t>Etapa 1</w:t>
             </w:r>
@@ -189,21 +391,22 @@
         </w:tc>
         <w:tc>
           <w:tcPr>
-            <w:tcW w:type="dxa" w:w="2592"/>
-            <w:shd w:fill="FFFFFF"/>
+            <w:tcW w:type="dxa" w:w="3134"/>
             <w:tcMar>
-              <w:top w:w="60" w:type="dxa"/>
-              <w:bottom w:w="60" w:type="dxa"/>
-              <w:left w:w="80" w:type="dxa"/>
-              <w:right w:w="80" w:type="dxa"/>
+              <w:top w:w="70" w:type="dxa"/>
+              <w:left w:w="90" w:type="dxa"/>
+              <w:bottom w:w="70" w:type="dxa"/>
+              <w:right w:w="90" w:type="dxa"/>
             </w:tcMar>
           </w:tcPr>
           <w:p>
             <w:r>
               <w:rPr>
                 <w:rFonts w:ascii="Arial" w:hAnsi="Arial"/>
-                <w:color w:val="000000"/>
-                <w:sz w:val="18"/>
+                <w:b/>
+                <w:i w:val="0"/>
+                <w:color w:val="1E293B"/>
+                <w:sz w:val="17"/>
               </w:rPr>
               <w:t>Abertura</w:t>
             </w:r>
@@ -211,23 +414,24 @@
         </w:tc>
         <w:tc>
           <w:tcPr>
-            <w:tcW w:type="dxa" w:w="5760"/>
-            <w:shd w:fill="FFFFFF"/>
+            <w:tcW w:type="dxa" w:w="3134"/>
             <w:tcMar>
-              <w:top w:w="60" w:type="dxa"/>
-              <w:bottom w:w="60" w:type="dxa"/>
-              <w:left w:w="80" w:type="dxa"/>
-              <w:right w:w="80" w:type="dxa"/>
+              <w:top w:w="70" w:type="dxa"/>
+              <w:left w:w="90" w:type="dxa"/>
+              <w:bottom w:w="70" w:type="dxa"/>
+              <w:right w:w="90" w:type="dxa"/>
             </w:tcMar>
           </w:tcPr>
           <w:p>
             <w:r>
               <w:rPr>
                 <w:rFonts w:ascii="Arial" w:hAnsi="Arial"/>
-                <w:color w:val="000000"/>
-                <w:sz w:val="18"/>
+                <w:b w:val="0"/>
+                <w:i w:val="0"/>
+                <w:color w:val="1E293B"/>
+                <w:sz w:val="17"/>
               </w:rPr>
-              <w:t>Apresentar o sistema Pousada Paradiso desenvolvido em Java 17, Tomcat e JDBC puro com arquitetura em camadas.</w:t>
+              <w:t>Apresentar o sistema Pousada Paradiso desenvolvido em Java 17, Tomcat e JDBC puro com arquitetura em camadas e padrões GoF.</w:t>
             </w:r>
           </w:p>
         </w:tc>
@@ -235,21 +439,22 @@
       <w:tr>
         <w:tc>
           <w:tcPr>
-            <w:tcW w:type="dxa" w:w="1728"/>
-            <w:shd w:fill="F9F9F9"/>
+            <w:tcW w:type="dxa" w:w="3134"/>
             <w:tcMar>
-              <w:top w:w="60" w:type="dxa"/>
-              <w:bottom w:w="60" w:type="dxa"/>
-              <w:left w:w="80" w:type="dxa"/>
-              <w:right w:w="80" w:type="dxa"/>
+              <w:top w:w="70" w:type="dxa"/>
+              <w:left w:w="90" w:type="dxa"/>
+              <w:bottom w:w="70" w:type="dxa"/>
+              <w:right w:w="90" w:type="dxa"/>
             </w:tcMar>
           </w:tcPr>
           <w:p>
             <w:r>
               <w:rPr>
                 <w:rFonts w:ascii="Arial" w:hAnsi="Arial"/>
-                <w:color w:val="000000"/>
-                <w:sz w:val="18"/>
+                <w:b/>
+                <w:i w:val="0"/>
+                <w:color w:val="1E293B"/>
+                <w:sz w:val="17"/>
               </w:rPr>
               <w:t>Etapa 2</w:t>
             </w:r>
@@ -257,21 +462,22 @@
         </w:tc>
         <w:tc>
           <w:tcPr>
-            <w:tcW w:type="dxa" w:w="2592"/>
-            <w:shd w:fill="F9F9F9"/>
+            <w:tcW w:type="dxa" w:w="3134"/>
             <w:tcMar>
-              <w:top w:w="60" w:type="dxa"/>
-              <w:bottom w:w="60" w:type="dxa"/>
-              <w:left w:w="80" w:type="dxa"/>
-              <w:right w:w="80" w:type="dxa"/>
+              <w:top w:w="70" w:type="dxa"/>
+              <w:left w:w="90" w:type="dxa"/>
+              <w:bottom w:w="70" w:type="dxa"/>
+              <w:right w:w="90" w:type="dxa"/>
             </w:tcMar>
           </w:tcPr>
           <w:p>
             <w:r>
               <w:rPr>
                 <w:rFonts w:ascii="Arial" w:hAnsi="Arial"/>
-                <w:color w:val="000000"/>
-                <w:sz w:val="18"/>
+                <w:b/>
+                <w:i w:val="0"/>
+                <w:color w:val="1E293B"/>
+                <w:sz w:val="17"/>
               </w:rPr>
               <w:t>Fluxo do Cliente</w:t>
             </w:r>
@@ -279,23 +485,24 @@
         </w:tc>
         <w:tc>
           <w:tcPr>
-            <w:tcW w:type="dxa" w:w="5760"/>
-            <w:shd w:fill="F9F9F9"/>
+            <w:tcW w:type="dxa" w:w="3134"/>
             <w:tcMar>
-              <w:top w:w="60" w:type="dxa"/>
-              <w:bottom w:w="60" w:type="dxa"/>
-              <w:left w:w="80" w:type="dxa"/>
-              <w:right w:w="80" w:type="dxa"/>
+              <w:top w:w="70" w:type="dxa"/>
+              <w:left w:w="90" w:type="dxa"/>
+              <w:bottom w:w="70" w:type="dxa"/>
+              <w:right w:w="90" w:type="dxa"/>
             </w:tcMar>
           </w:tcPr>
           <w:p>
             <w:r>
               <w:rPr>
                 <w:rFonts w:ascii="Arial" w:hAnsi="Arial"/>
-                <w:color w:val="000000"/>
-                <w:sz w:val="18"/>
+                <w:b w:val="0"/>
+                <w:i w:val="0"/>
+                <w:color w:val="1E293B"/>
+                <w:sz w:val="17"/>
               </w:rPr>
-              <w:t>Fazer uma reserva no Bangalô: mostrar cálculo automático de diárias, serviços adicionais (1:N) e desconto do PIX.</w:t>
+              <w:t>Realizar uma reserva no Bangalô: demonstrar o cálculo automático de diárias, seleção de serviços adicionais (1:N) e desconto do PIX.</w:t>
             </w:r>
           </w:p>
         </w:tc>
@@ -303,21 +510,22 @@
       <w:tr>
         <w:tc>
           <w:tcPr>
-            <w:tcW w:type="dxa" w:w="1728"/>
-            <w:shd w:fill="FFFFFF"/>
+            <w:tcW w:type="dxa" w:w="3134"/>
             <w:tcMar>
-              <w:top w:w="60" w:type="dxa"/>
-              <w:bottom w:w="60" w:type="dxa"/>
-              <w:left w:w="80" w:type="dxa"/>
-              <w:right w:w="80" w:type="dxa"/>
+              <w:top w:w="70" w:type="dxa"/>
+              <w:left w:w="90" w:type="dxa"/>
+              <w:bottom w:w="70" w:type="dxa"/>
+              <w:right w:w="90" w:type="dxa"/>
             </w:tcMar>
           </w:tcPr>
           <w:p>
             <w:r>
               <w:rPr>
                 <w:rFonts w:ascii="Arial" w:hAnsi="Arial"/>
-                <w:color w:val="000000"/>
-                <w:sz w:val="18"/>
+                <w:b/>
+                <w:i w:val="0"/>
+                <w:color w:val="1E293B"/>
+                <w:sz w:val="17"/>
               </w:rPr>
               <w:t>Etapa 3</w:t>
             </w:r>
@@ -325,21 +533,22 @@
         </w:tc>
         <w:tc>
           <w:tcPr>
-            <w:tcW w:type="dxa" w:w="2592"/>
-            <w:shd w:fill="FFFFFF"/>
+            <w:tcW w:type="dxa" w:w="3134"/>
             <w:tcMar>
-              <w:top w:w="60" w:type="dxa"/>
-              <w:bottom w:w="60" w:type="dxa"/>
-              <w:left w:w="80" w:type="dxa"/>
-              <w:right w:w="80" w:type="dxa"/>
+              <w:top w:w="70" w:type="dxa"/>
+              <w:left w:w="90" w:type="dxa"/>
+              <w:bottom w:w="70" w:type="dxa"/>
+              <w:right w:w="90" w:type="dxa"/>
             </w:tcMar>
           </w:tcPr>
           <w:p>
             <w:r>
               <w:rPr>
                 <w:rFonts w:ascii="Arial" w:hAnsi="Arial"/>
-                <w:color w:val="000000"/>
-                <w:sz w:val="18"/>
+                <w:b/>
+                <w:i w:val="0"/>
+                <w:color w:val="1E293B"/>
+                <w:sz w:val="17"/>
               </w:rPr>
               <w:t>Painel da Recepção</w:t>
             </w:r>
@@ -347,23 +556,64 @@
         </w:tc>
         <w:tc>
           <w:tcPr>
-            <w:tcW w:type="dxa" w:w="5760"/>
-            <w:shd w:fill="FFFFFF"/>
+            <w:tcW w:type="dxa" w:w="3134"/>
             <w:tcMar>
-              <w:top w:w="60" w:type="dxa"/>
-              <w:bottom w:w="60" w:type="dxa"/>
-              <w:left w:w="80" w:type="dxa"/>
-              <w:right w:w="80" w:type="dxa"/>
+              <w:top w:w="70" w:type="dxa"/>
+              <w:left w:w="90" w:type="dxa"/>
+              <w:bottom w:w="70" w:type="dxa"/>
+              <w:right w:w="90" w:type="dxa"/>
             </w:tcMar>
           </w:tcPr>
           <w:p>
             <w:r>
               <w:rPr>
                 <w:rFonts w:ascii="Arial" w:hAnsi="Arial"/>
-                <w:color w:val="000000"/>
-                <w:sz w:val="18"/>
+                <w:b w:val="0"/>
+                <w:i w:val="0"/>
+                <w:color w:val="1E293B"/>
+                <w:sz w:val="17"/>
               </w:rPr>
-              <w:t>Logar como recepção (recepcao@pousada.com.br / admin123), mostrar painel administrativo e realizar check-in com geração de PIN.</w:t>
+              <w:t>Logar com a conta da recepção (</w:t>
+            </w:r>
+            <w:r>
+              <w:rPr>
+                <w:rFonts w:ascii="Courier New" w:hAnsi="Courier New"/>
+                <w:i w:val="0"/>
+                <w:color w:val="1E293B"/>
+                <w:sz w:val="17"/>
+                <w:shd w:val="clear" w:color="auto" w:fill="F1F5F9"/>
+              </w:rPr>
+              <w:t>recepcao@pousada.com.br</w:t>
+            </w:r>
+            <w:r>
+              <w:rPr>
+                <w:rFonts w:ascii="Arial" w:hAnsi="Arial"/>
+                <w:b w:val="0"/>
+                <w:i w:val="0"/>
+                <w:color w:val="1E293B"/>
+                <w:sz w:val="17"/>
+              </w:rPr>
+              <w:t xml:space="preserve"> / </w:t>
+            </w:r>
+            <w:r>
+              <w:rPr>
+                <w:rFonts w:ascii="Courier New" w:hAnsi="Courier New"/>
+                <w:i w:val="0"/>
+                <w:color w:val="1E293B"/>
+                <w:sz w:val="17"/>
+                <w:shd w:val="clear" w:color="auto" w:fill="F1F5F9"/>
+              </w:rPr>
+              <w:t>admin123</w:t>
+            </w:r>
+            <w:r>
+              <w:rPr>
+                <w:rFonts w:ascii="Arial" w:hAnsi="Arial"/>
+                <w:b w:val="0"/>
+                <w:i w:val="0"/>
+                <w:color w:val="1E293B"/>
+                <w:sz w:val="17"/>
+              </w:rPr>
+              <w:t>), exibir métricas administrativas e efetuar o check-in com geração de PIN.</w:t>
             </w:r>
           </w:p>
         </w:tc>
@@ -371,21 +621,22 @@
       <w:tr>
         <w:tc>
           <w:tcPr>
-            <w:tcW w:type="dxa" w:w="1728"/>
-            <w:shd w:fill="F9F9F9"/>
+            <w:tcW w:type="dxa" w:w="3134"/>
             <w:tcMar>
-              <w:top w:w="60" w:type="dxa"/>
-              <w:bottom w:w="60" w:type="dxa"/>
-              <w:left w:w="80" w:type="dxa"/>
-              <w:right w:w="80" w:type="dxa"/>
+              <w:top w:w="70" w:type="dxa"/>
+              <w:left w:w="90" w:type="dxa"/>
+              <w:bottom w:w="70" w:type="dxa"/>
+              <w:right w:w="90" w:type="dxa"/>
             </w:tcMar>
           </w:tcPr>
           <w:p>
             <w:r>
               <w:rPr>
                 <w:rFonts w:ascii="Arial" w:hAnsi="Arial"/>
-                <w:color w:val="000000"/>
-                <w:sz w:val="18"/>
+                <w:b/>
+                <w:i w:val="0"/>
+                <w:color w:val="1E293B"/>
+                <w:sz w:val="17"/>
               </w:rPr>
               <w:t>Etapa 4</w:t>
             </w:r>
@@ -393,21 +644,22 @@
         </w:tc>
         <w:tc>
           <w:tcPr>
-            <w:tcW w:type="dxa" w:w="2592"/>
-            <w:shd w:fill="F9F9F9"/>
+            <w:tcW w:type="dxa" w:w="3134"/>
             <w:tcMar>
-              <w:top w:w="60" w:type="dxa"/>
-              <w:bottom w:w="60" w:type="dxa"/>
-              <w:left w:w="80" w:type="dxa"/>
-              <w:right w:w="80" w:type="dxa"/>
+              <w:top w:w="70" w:type="dxa"/>
+              <w:left w:w="90" w:type="dxa"/>
+              <w:bottom w:w="70" w:type="dxa"/>
+              <w:right w:w="90" w:type="dxa"/>
             </w:tcMar>
           </w:tcPr>
           <w:p>
             <w:r>
               <w:rPr>
                 <w:rFonts w:ascii="Arial" w:hAnsi="Arial"/>
-                <w:color w:val="000000"/>
-                <w:sz w:val="18"/>
+                <w:b/>
+                <w:i w:val="0"/>
+                <w:color w:val="1E293B"/>
+                <w:sz w:val="17"/>
               </w:rPr>
               <w:t>Defesa dos Padrões</w:t>
             </w:r>
@@ -415,23 +667,24 @@
         </w:tc>
         <w:tc>
           <w:tcPr>
-            <w:tcW w:type="dxa" w:w="5760"/>
-            <w:shd w:fill="F9F9F9"/>
+            <w:tcW w:type="dxa" w:w="3134"/>
             <w:tcMar>
-              <w:top w:w="60" w:type="dxa"/>
-              <w:bottom w:w="60" w:type="dxa"/>
-              <w:left w:w="80" w:type="dxa"/>
-              <w:right w:w="80" w:type="dxa"/>
+              <w:top w:w="70" w:type="dxa"/>
+              <w:left w:w="90" w:type="dxa"/>
+              <w:bottom w:w="70" w:type="dxa"/>
+              <w:right w:w="90" w:type="dxa"/>
             </w:tcMar>
           </w:tcPr>
           <w:p>
             <w:r>
               <w:rPr>
                 <w:rFonts w:ascii="Arial" w:hAnsi="Arial"/>
-                <w:color w:val="000000"/>
-                <w:sz w:val="18"/>
+                <w:b w:val="0"/>
+                <w:i w:val="0"/>
+                <w:color w:val="1E293B"/>
+                <w:sz w:val="17"/>
               </w:rPr>
-              <w:t>Abrir o código na IDE e explicar Command, Builder, Factory Method, Strategy, State e DAO.</w:t>
+              <w:t>Abrir a IDE e explicar os padrões Command, Builder, Factory Method, Strategy, State e DAO.</w:t>
             </w:r>
           </w:p>
         </w:tc>
@@ -439,21 +692,22 @@
       <w:tr>
         <w:tc>
           <w:tcPr>
-            <w:tcW w:type="dxa" w:w="1728"/>
-            <w:shd w:fill="FFFFFF"/>
+            <w:tcW w:type="dxa" w:w="3134"/>
             <w:tcMar>
-              <w:top w:w="60" w:type="dxa"/>
-              <w:bottom w:w="60" w:type="dxa"/>
-              <w:left w:w="80" w:type="dxa"/>
-              <w:right w:w="80" w:type="dxa"/>
+              <w:top w:w="70" w:type="dxa"/>
+              <w:left w:w="90" w:type="dxa"/>
+              <w:bottom w:w="70" w:type="dxa"/>
+              <w:right w:w="90" w:type="dxa"/>
             </w:tcMar>
           </w:tcPr>
           <w:p>
             <w:r>
               <w:rPr>
                 <w:rFonts w:ascii="Arial" w:hAnsi="Arial"/>
-                <w:color w:val="000000"/>
-                <w:sz w:val="18"/>
+                <w:b/>
+                <w:i w:val="0"/>
+                <w:color w:val="1E293B"/>
+                <w:sz w:val="17"/>
               </w:rPr>
               <w:t>Etapa 5</w:t>
             </w:r>
@@ -461,21 +715,22 @@
         </w:tc>
         <w:tc>
           <w:tcPr>
-            <w:tcW w:type="dxa" w:w="2592"/>
-            <w:shd w:fill="FFFFFF"/>
+            <w:tcW w:type="dxa" w:w="3134"/>
             <w:tcMar>
-              <w:top w:w="60" w:type="dxa"/>
-              <w:bottom w:w="60" w:type="dxa"/>
-              <w:left w:w="80" w:type="dxa"/>
-              <w:right w:w="80" w:type="dxa"/>
+              <w:top w:w="70" w:type="dxa"/>
+              <w:left w:w="90" w:type="dxa"/>
+              <w:bottom w:w="70" w:type="dxa"/>
+              <w:right w:w="90" w:type="dxa"/>
             </w:tcMar>
           </w:tcPr>
           <w:p>
             <w:r>
               <w:rPr>
                 <w:rFonts w:ascii="Arial" w:hAnsi="Arial"/>
-                <w:color w:val="000000"/>
-                <w:sz w:val="18"/>
+                <w:b/>
+                <w:i w:val="0"/>
+                <w:color w:val="1E293B"/>
+                <w:sz w:val="17"/>
               </w:rPr>
               <w:t>Conclusão e Testes</w:t>
             </w:r>
@@ -483,54 +738,76 @@
         </w:tc>
         <w:tc>
           <w:tcPr>
-            <w:tcW w:type="dxa" w:w="5760"/>
-            <w:shd w:fill="FFFFFF"/>
+            <w:tcW w:type="dxa" w:w="3134"/>
             <w:tcMar>
-              <w:top w:w="60" w:type="dxa"/>
-              <w:bottom w:w="60" w:type="dxa"/>
-              <w:left w:w="80" w:type="dxa"/>
-              <w:right w:w="80" w:type="dxa"/>
+              <w:top w:w="70" w:type="dxa"/>
+              <w:left w:w="90" w:type="dxa"/>
+              <w:bottom w:w="70" w:type="dxa"/>
+              <w:right w:w="90" w:type="dxa"/>
             </w:tcMar>
           </w:tcPr>
           <w:p>
             <w:r>
               <w:rPr>
                 <w:rFonts w:ascii="Arial" w:hAnsi="Arial"/>
-                <w:color w:val="000000"/>
-                <w:sz w:val="18"/>
+                <w:b w:val="0"/>
+                <w:i w:val="0"/>
+                <w:color w:val="1E293B"/>
+                <w:sz w:val="17"/>
               </w:rPr>
-              <w:t>Executar 'mvn test' no terminal mostrando os 42 testes automatizados passando com sucesso.</w:t>
+              <w:t xml:space="preserve">Executar </w:t>
+            </w:r>
+            <w:r>
+              <w:rPr>
+                <w:rFonts w:ascii="Courier New" w:hAnsi="Courier New"/>
+                <w:i w:val="0"/>
+                <w:color w:val="1E293B"/>
+                <w:sz w:val="17"/>
+                <w:shd w:val="clear" w:color="auto" w:fill="F1F5F9"/>
+              </w:rPr>
+              <w:t>mvn test</w:t>
+            </w:r>
+            <w:r>
+              <w:rPr>
+                <w:rFonts w:ascii="Arial" w:hAnsi="Arial"/>
+                <w:b w:val="0"/>
+                <w:i w:val="0"/>
+                <w:color w:val="1E293B"/>
+                <w:sz w:val="17"/>
+              </w:rPr>
+              <w:t xml:space="preserve"> no terminal, comprovando os 42 testes automatizados passando com sucesso.</w:t>
             </w:r>
           </w:p>
         </w:tc>
       </w:tr>
     </w:tbl>
+    <w:p/>
     <w:p>
       <w:pPr>
-        <w:keepNext/>
-        <w:spacing w:before="280" w:after="80"/>
+        <w:pStyle w:val="Heading1"/>
+        <w:spacing w:before="320" w:after="120"/>
       </w:pPr>
       <w:r>
         <w:rPr>
           <w:rFonts w:ascii="Arial" w:hAnsi="Arial"/>
           <w:b/>
-          <w:color w:val="000000"/>
-          <w:sz w:val="26"/>
+          <w:color w:val="0F172A"/>
+          <w:sz w:val="28"/>
         </w:rPr>
-        <w:t>2. Requisitos Funcionais (RF) e Regras de Negócio (RN)</w:t>
+        <w:t>2. REQUISITOS FUNCIONAIS (RF) E REGRAS DE NEGÓCIO (RN)</w:t>
       </w:r>
     </w:p>
     <w:p>
       <w:pPr>
-        <w:keepNext/>
-        <w:spacing w:before="200" w:after="60"/>
+        <w:pStyle w:val="Heading2"/>
+        <w:spacing w:before="240" w:after="80"/>
       </w:pPr>
       <w:r>
         <w:rPr>
           <w:rFonts w:ascii="Arial" w:hAnsi="Arial"/>
           <w:b/>
-          <w:color w:val="000000"/>
-          <w:sz w:val="22"/>
+          <w:color w:val="1E293B"/>
+          <w:sz w:val="24"/>
         </w:rPr>
         <w:t>Requisitos Funcionais (RF)</w:t>
       </w:r>
@@ -542,30 +819,28 @@
         <w:tblLook w:firstColumn="1" w:firstRow="1" w:lastColumn="0" w:lastRow="0" w:noHBand="0" w:noVBand="1" w:val="04A0"/>
       </w:tblPr>
       <w:tblGrid>
-        <w:gridCol w:w="3216"/>
-        <w:gridCol w:w="3216"/>
-        <w:gridCol w:w="3216"/>
+        <w:gridCol w:w="3134"/>
+        <w:gridCol w:w="3134"/>
+        <w:gridCol w:w="3134"/>
       </w:tblGrid>
       <w:tr>
         <w:tc>
           <w:tcPr>
-            <w:tcW w:type="dxa" w:w="1152"/>
-            <w:shd w:fill="000000"/>
+            <w:tcW w:type="dxa" w:w="3134"/>
+            <w:shd w:val="clear" w:color="auto" w:fill="1E293B"/>
             <w:tcMar>
-              <w:top w:w="80" w:type="dxa"/>
-              <w:bottom w:w="80" w:type="dxa"/>
-              <w:left w:w="100" w:type="dxa"/>
-              <w:right w:w="100" w:type="dxa"/>
+              <w:top w:w="70" w:type="dxa"/>
+              <w:left w:w="90" w:type="dxa"/>
+              <w:bottom w:w="70" w:type="dxa"/>
+              <w:right w:w="90" w:type="dxa"/>
             </w:tcMar>
           </w:tcPr>
           <w:p>
-            <w:pPr>
-              <w:jc w:val="left"/>
-            </w:pPr>
             <w:r>
               <w:rPr>
                 <w:rFonts w:ascii="Arial" w:hAnsi="Arial"/>
                 <w:b/>
+                <w:i w:val="0"/>
                 <w:color w:val="FFFFFF"/>
                 <w:sz w:val="18"/>
               </w:rPr>
@@ -575,23 +850,21 @@
         </w:tc>
         <w:tc>
           <w:tcPr>
-            <w:tcW w:type="dxa" w:w="3168"/>
-            <w:shd w:fill="000000"/>
+            <w:tcW w:type="dxa" w:w="3134"/>
+            <w:shd w:val="clear" w:color="auto" w:fill="1E293B"/>
             <w:tcMar>
-              <w:top w:w="80" w:type="dxa"/>
-              <w:bottom w:w="80" w:type="dxa"/>
-              <w:left w:w="100" w:type="dxa"/>
-              <w:right w:w="100" w:type="dxa"/>
+              <w:top w:w="70" w:type="dxa"/>
+              <w:left w:w="90" w:type="dxa"/>
+              <w:bottom w:w="70" w:type="dxa"/>
+              <w:right w:w="90" w:type="dxa"/>
             </w:tcMar>
           </w:tcPr>
           <w:p>
-            <w:pPr>
-              <w:jc w:val="left"/>
-            </w:pPr>
             <w:r>
               <w:rPr>
                 <w:rFonts w:ascii="Arial" w:hAnsi="Arial"/>
                 <w:b/>
+                <w:i w:val="0"/>
                 <w:color w:val="FFFFFF"/>
                 <w:sz w:val="18"/>
               </w:rPr>
@@ -601,23 +874,21 @@
         </w:tc>
         <w:tc>
           <w:tcPr>
-            <w:tcW w:type="dxa" w:w="5760"/>
-            <w:shd w:fill="000000"/>
+            <w:tcW w:type="dxa" w:w="3134"/>
+            <w:shd w:val="clear" w:color="auto" w:fill="1E293B"/>
             <w:tcMar>
-              <w:top w:w="80" w:type="dxa"/>
-              <w:bottom w:w="80" w:type="dxa"/>
-              <w:left w:w="100" w:type="dxa"/>
-              <w:right w:w="100" w:type="dxa"/>
+              <w:top w:w="70" w:type="dxa"/>
+              <w:left w:w="90" w:type="dxa"/>
+              <w:bottom w:w="70" w:type="dxa"/>
+              <w:right w:w="90" w:type="dxa"/>
             </w:tcMar>
           </w:tcPr>
           <w:p>
-            <w:pPr>
-              <w:jc w:val="left"/>
-            </w:pPr>
             <w:r>
               <w:rPr>
                 <w:rFonts w:ascii="Arial" w:hAnsi="Arial"/>
                 <w:b/>
+                <w:i w:val="0"/>
                 <w:color w:val="FFFFFF"/>
                 <w:sz w:val="18"/>
               </w:rPr>
@@ -629,21 +900,22 @@
       <w:tr>
         <w:tc>
           <w:tcPr>
-            <w:tcW w:type="dxa" w:w="1152"/>
-            <w:shd w:fill="FFFFFF"/>
+            <w:tcW w:type="dxa" w:w="3134"/>
             <w:tcMar>
-              <w:top w:w="60" w:type="dxa"/>
-              <w:bottom w:w="60" w:type="dxa"/>
-              <w:left w:w="80" w:type="dxa"/>
-              <w:right w:w="80" w:type="dxa"/>
+              <w:top w:w="70" w:type="dxa"/>
+              <w:left w:w="90" w:type="dxa"/>
+              <w:bottom w:w="70" w:type="dxa"/>
+              <w:right w:w="90" w:type="dxa"/>
             </w:tcMar>
           </w:tcPr>
           <w:p>
             <w:r>
               <w:rPr>
                 <w:rFonts w:ascii="Arial" w:hAnsi="Arial"/>
-                <w:color w:val="000000"/>
-                <w:sz w:val="18"/>
+                <w:b/>
+                <w:i w:val="0"/>
+                <w:color w:val="1E293B"/>
+                <w:sz w:val="17"/>
               </w:rPr>
               <w:t>RF01</w:t>
             </w:r>
@@ -651,21 +923,22 @@
         </w:tc>
         <w:tc>
           <w:tcPr>
-            <w:tcW w:type="dxa" w:w="3168"/>
-            <w:shd w:fill="FFFFFF"/>
+            <w:tcW w:type="dxa" w:w="3134"/>
             <w:tcMar>
-              <w:top w:w="60" w:type="dxa"/>
-              <w:bottom w:w="60" w:type="dxa"/>
-              <w:left w:w="80" w:type="dxa"/>
-              <w:right w:w="80" w:type="dxa"/>
+              <w:top w:w="70" w:type="dxa"/>
+              <w:left w:w="90" w:type="dxa"/>
+              <w:bottom w:w="70" w:type="dxa"/>
+              <w:right w:w="90" w:type="dxa"/>
             </w:tcMar>
           </w:tcPr>
           <w:p>
             <w:r>
               <w:rPr>
                 <w:rFonts w:ascii="Arial" w:hAnsi="Arial"/>
-                <w:color w:val="000000"/>
-                <w:sz w:val="18"/>
+                <w:b w:val="0"/>
+                <w:i w:val="0"/>
+                <w:color w:val="1E293B"/>
+                <w:sz w:val="17"/>
               </w:rPr>
               <w:t>Catálogo de Acomodações</w:t>
             </w:r>
@@ -673,21 +946,22 @@
         </w:tc>
         <w:tc>
           <w:tcPr>
-            <w:tcW w:type="dxa" w:w="5760"/>
-            <w:shd w:fill="FFFFFF"/>
+            <w:tcW w:type="dxa" w:w="3134"/>
             <w:tcMar>
-              <w:top w:w="60" w:type="dxa"/>
-              <w:bottom w:w="60" w:type="dxa"/>
-              <w:left w:w="80" w:type="dxa"/>
-              <w:right w:w="80" w:type="dxa"/>
+              <w:top w:w="70" w:type="dxa"/>
+              <w:left w:w="90" w:type="dxa"/>
+              <w:bottom w:w="70" w:type="dxa"/>
+              <w:right w:w="90" w:type="dxa"/>
             </w:tcMar>
           </w:tcPr>
           <w:p>
             <w:r>
               <w:rPr>
                 <w:rFonts w:ascii="Arial" w:hAnsi="Arial"/>
-                <w:color w:val="000000"/>
-                <w:sz w:val="18"/>
+                <w:b w:val="0"/>
+                <w:i w:val="0"/>
+                <w:color w:val="1E293B"/>
+                <w:sz w:val="17"/>
               </w:rPr>
               <w:t>Listagem dinâmica com fotos, capacidade, valor da diária e comodidades.</w:t>
             </w:r>
@@ -697,21 +971,22 @@
       <w:tr>
         <w:tc>
           <w:tcPr>
-            <w:tcW w:type="dxa" w:w="1152"/>
-            <w:shd w:fill="F9F9F9"/>
+            <w:tcW w:type="dxa" w:w="3134"/>
             <w:tcMar>
-              <w:top w:w="60" w:type="dxa"/>
-              <w:bottom w:w="60" w:type="dxa"/>
-              <w:left w:w="80" w:type="dxa"/>
-              <w:right w:w="80" w:type="dxa"/>
+              <w:top w:w="70" w:type="dxa"/>
+              <w:left w:w="90" w:type="dxa"/>
+              <w:bottom w:w="70" w:type="dxa"/>
+              <w:right w:w="90" w:type="dxa"/>
             </w:tcMar>
           </w:tcPr>
           <w:p>
             <w:r>
               <w:rPr>
                 <w:rFonts w:ascii="Arial" w:hAnsi="Arial"/>
-                <w:color w:val="000000"/>
-                <w:sz w:val="18"/>
+                <w:b/>
+                <w:i w:val="0"/>
+                <w:color w:val="1E293B"/>
+                <w:sz w:val="17"/>
               </w:rPr>
               <w:t>RF02</w:t>
             </w:r>
@@ -719,21 +994,22 @@
         </w:tc>
         <w:tc>
           <w:tcPr>
-            <w:tcW w:type="dxa" w:w="3168"/>
-            <w:shd w:fill="F9F9F9"/>
+            <w:tcW w:type="dxa" w:w="3134"/>
             <w:tcMar>
-              <w:top w:w="60" w:type="dxa"/>
-              <w:bottom w:w="60" w:type="dxa"/>
-              <w:left w:w="80" w:type="dxa"/>
-              <w:right w:w="80" w:type="dxa"/>
+              <w:top w:w="70" w:type="dxa"/>
+              <w:left w:w="90" w:type="dxa"/>
+              <w:bottom w:w="70" w:type="dxa"/>
+              <w:right w:w="90" w:type="dxa"/>
             </w:tcMar>
           </w:tcPr>
           <w:p>
             <w:r>
               <w:rPr>
                 <w:rFonts w:ascii="Arial" w:hAnsi="Arial"/>
-                <w:color w:val="000000"/>
-                <w:sz w:val="18"/>
+                <w:b w:val="0"/>
+                <w:i w:val="0"/>
+                <w:color w:val="1E293B"/>
+                <w:sz w:val="17"/>
               </w:rPr>
               <w:t>Reserva de Estadia</w:t>
             </w:r>
@@ -741,21 +1017,22 @@
         </w:tc>
         <w:tc>
           <w:tcPr>
-            <w:tcW w:type="dxa" w:w="5760"/>
-            <w:shd w:fill="F9F9F9"/>
+            <w:tcW w:type="dxa" w:w="3134"/>
             <w:tcMar>
-              <w:top w:w="60" w:type="dxa"/>
-              <w:bottom w:w="60" w:type="dxa"/>
-              <w:left w:w="80" w:type="dxa"/>
-              <w:right w:w="80" w:type="dxa"/>
+              <w:top w:w="70" w:type="dxa"/>
+              <w:left w:w="90" w:type="dxa"/>
+              <w:bottom w:w="70" w:type="dxa"/>
+              <w:right w:w="90" w:type="dxa"/>
             </w:tcMar>
           </w:tcPr>
           <w:p>
             <w:r>
               <w:rPr>
                 <w:rFonts w:ascii="Arial" w:hAnsi="Arial"/>
-                <w:color w:val="000000"/>
-                <w:sz w:val="18"/>
+                <w:b w:val="0"/>
+                <w:i w:val="0"/>
+                <w:color w:val="1E293B"/>
+                <w:sz w:val="17"/>
               </w:rPr>
               <w:t>Seleção de datas, quantidade de hóspedes e cálculo automático de valores.</w:t>
             </w:r>
@@ -765,21 +1042,22 @@
       <w:tr>
         <w:tc>
           <w:tcPr>
-            <w:tcW w:type="dxa" w:w="1152"/>
-            <w:shd w:fill="FFFFFF"/>
+            <w:tcW w:type="dxa" w:w="3134"/>
             <w:tcMar>
-              <w:top w:w="60" w:type="dxa"/>
-              <w:bottom w:w="60" w:type="dxa"/>
-              <w:left w:w="80" w:type="dxa"/>
-              <w:right w:w="80" w:type="dxa"/>
+              <w:top w:w="70" w:type="dxa"/>
+              <w:left w:w="90" w:type="dxa"/>
+              <w:bottom w:w="70" w:type="dxa"/>
+              <w:right w:w="90" w:type="dxa"/>
             </w:tcMar>
           </w:tcPr>
           <w:p>
             <w:r>
               <w:rPr>
                 <w:rFonts w:ascii="Arial" w:hAnsi="Arial"/>
-                <w:color w:val="000000"/>
-                <w:sz w:val="18"/>
+                <w:b/>
+                <w:i w:val="0"/>
+                <w:color w:val="1E293B"/>
+                <w:sz w:val="17"/>
               </w:rPr>
               <w:t>RF03</w:t>
             </w:r>
@@ -787,21 +1065,22 @@
         </w:tc>
         <w:tc>
           <w:tcPr>
-            <w:tcW w:type="dxa" w:w="3168"/>
-            <w:shd w:fill="FFFFFF"/>
+            <w:tcW w:type="dxa" w:w="3134"/>
             <w:tcMar>
-              <w:top w:w="60" w:type="dxa"/>
-              <w:bottom w:w="60" w:type="dxa"/>
-              <w:left w:w="80" w:type="dxa"/>
-              <w:right w:w="80" w:type="dxa"/>
+              <w:top w:w="70" w:type="dxa"/>
+              <w:left w:w="90" w:type="dxa"/>
+              <w:bottom w:w="70" w:type="dxa"/>
+              <w:right w:w="90" w:type="dxa"/>
             </w:tcMar>
           </w:tcPr>
           <w:p>
             <w:r>
               <w:rPr>
                 <w:rFonts w:ascii="Arial" w:hAnsi="Arial"/>
-                <w:color w:val="000000"/>
-                <w:sz w:val="18"/>
+                <w:b w:val="0"/>
+                <w:i w:val="0"/>
+                <w:color w:val="1E293B"/>
+                <w:sz w:val="17"/>
               </w:rPr>
               <w:t>Serviços Opcionais (1:N)</w:t>
             </w:r>
@@ -809,21 +1088,22 @@
         </w:tc>
         <w:tc>
           <w:tcPr>
-            <w:tcW w:type="dxa" w:w="5760"/>
-            <w:shd w:fill="FFFFFF"/>
+            <w:tcW w:type="dxa" w:w="3134"/>
             <w:tcMar>
-              <w:top w:w="60" w:type="dxa"/>
-              <w:bottom w:w="60" w:type="dxa"/>
-              <w:left w:w="80" w:type="dxa"/>
-              <w:right w:w="80" w:type="dxa"/>
+              <w:top w:w="70" w:type="dxa"/>
+              <w:left w:w="90" w:type="dxa"/>
+              <w:bottom w:w="70" w:type="dxa"/>
+              <w:right w:w="90" w:type="dxa"/>
             </w:tcMar>
           </w:tcPr>
           <w:p>
             <w:r>
               <w:rPr>
                 <w:rFonts w:ascii="Arial" w:hAnsi="Arial"/>
-                <w:color w:val="000000"/>
-                <w:sz w:val="18"/>
+                <w:b w:val="0"/>
+                <w:i w:val="0"/>
+                <w:color w:val="1E293B"/>
+                <w:sz w:val="17"/>
               </w:rPr>
               <w:t>Inclusão de Café Colonial, Translado, Passeio de Barco e Massagem Terapêutica.</w:t>
             </w:r>
@@ -833,21 +1113,22 @@
       <w:tr>
         <w:tc>
           <w:tcPr>
-            <w:tcW w:type="dxa" w:w="1152"/>
-            <w:shd w:fill="F9F9F9"/>
+            <w:tcW w:type="dxa" w:w="3134"/>
             <w:tcMar>
-              <w:top w:w="60" w:type="dxa"/>
-              <w:bottom w:w="60" w:type="dxa"/>
-              <w:left w:w="80" w:type="dxa"/>
-              <w:right w:w="80" w:type="dxa"/>
+              <w:top w:w="70" w:type="dxa"/>
+              <w:left w:w="90" w:type="dxa"/>
+              <w:bottom w:w="70" w:type="dxa"/>
+              <w:right w:w="90" w:type="dxa"/>
             </w:tcMar>
           </w:tcPr>
           <w:p>
             <w:r>
               <w:rPr>
                 <w:rFonts w:ascii="Arial" w:hAnsi="Arial"/>
-                <w:color w:val="000000"/>
-                <w:sz w:val="18"/>
+                <w:b/>
+                <w:i w:val="0"/>
+                <w:color w:val="1E293B"/>
+                <w:sz w:val="17"/>
               </w:rPr>
               <w:t>RF04</w:t>
             </w:r>
@@ -855,21 +1136,22 @@
         </w:tc>
         <w:tc>
           <w:tcPr>
-            <w:tcW w:type="dxa" w:w="3168"/>
-            <w:shd w:fill="F9F9F9"/>
+            <w:tcW w:type="dxa" w:w="3134"/>
             <w:tcMar>
-              <w:top w:w="60" w:type="dxa"/>
-              <w:bottom w:w="60" w:type="dxa"/>
-              <w:left w:w="80" w:type="dxa"/>
-              <w:right w:w="80" w:type="dxa"/>
+              <w:top w:w="70" w:type="dxa"/>
+              <w:left w:w="90" w:type="dxa"/>
+              <w:bottom w:w="70" w:type="dxa"/>
+              <w:right w:w="90" w:type="dxa"/>
             </w:tcMar>
           </w:tcPr>
           <w:p>
             <w:r>
               <w:rPr>
                 <w:rFonts w:ascii="Arial" w:hAnsi="Arial"/>
-                <w:color w:val="000000"/>
-                <w:sz w:val="18"/>
+                <w:b w:val="0"/>
+                <w:i w:val="0"/>
+                <w:color w:val="1E293B"/>
+                <w:sz w:val="17"/>
               </w:rPr>
               <w:t>Autenticação e Perfis</w:t>
             </w:r>
@@ -877,23 +1159,24 @@
         </w:tc>
         <w:tc>
           <w:tcPr>
-            <w:tcW w:type="dxa" w:w="5760"/>
-            <w:shd w:fill="F9F9F9"/>
+            <w:tcW w:type="dxa" w:w="3134"/>
             <w:tcMar>
-              <w:top w:w="60" w:type="dxa"/>
-              <w:bottom w:w="60" w:type="dxa"/>
-              <w:left w:w="80" w:type="dxa"/>
-              <w:right w:w="80" w:type="dxa"/>
+              <w:top w:w="70" w:type="dxa"/>
+              <w:left w:w="90" w:type="dxa"/>
+              <w:bottom w:w="70" w:type="dxa"/>
+              <w:right w:w="90" w:type="dxa"/>
             </w:tcMar>
           </w:tcPr>
           <w:p>
             <w:r>
               <w:rPr>
                 <w:rFonts w:ascii="Arial" w:hAnsi="Arial"/>
-                <w:color w:val="000000"/>
-                <w:sz w:val="18"/>
+                <w:b w:val="0"/>
+                <w:i w:val="0"/>
+                <w:color w:val="1E293B"/>
+                <w:sz w:val="17"/>
               </w:rPr>
-              <w:t>Login com senha segura diferenciando Hóspede (CLIENTE) e Atendente (RECEPCAO).</w:t>
+              <w:t>Login seguro diferenciando Hóspede (CLIENTE) e Atendente (RECEPCAO).</w:t>
             </w:r>
           </w:p>
         </w:tc>
@@ -901,21 +1184,22 @@
       <w:tr>
         <w:tc>
           <w:tcPr>
-            <w:tcW w:type="dxa" w:w="1152"/>
-            <w:shd w:fill="FFFFFF"/>
+            <w:tcW w:type="dxa" w:w="3134"/>
             <w:tcMar>
-              <w:top w:w="60" w:type="dxa"/>
-              <w:bottom w:w="60" w:type="dxa"/>
-              <w:left w:w="80" w:type="dxa"/>
-              <w:right w:w="80" w:type="dxa"/>
+              <w:top w:w="70" w:type="dxa"/>
+              <w:left w:w="90" w:type="dxa"/>
+              <w:bottom w:w="70" w:type="dxa"/>
+              <w:right w:w="90" w:type="dxa"/>
             </w:tcMar>
           </w:tcPr>
           <w:p>
             <w:r>
               <w:rPr>
                 <w:rFonts w:ascii="Arial" w:hAnsi="Arial"/>
-                <w:color w:val="000000"/>
-                <w:sz w:val="18"/>
+                <w:b/>
+                <w:i w:val="0"/>
+                <w:color w:val="1E293B"/>
+                <w:sz w:val="17"/>
               </w:rPr>
               <w:t>RF05</w:t>
             </w:r>
@@ -923,21 +1207,22 @@
         </w:tc>
         <w:tc>
           <w:tcPr>
-            <w:tcW w:type="dxa" w:w="3168"/>
-            <w:shd w:fill="FFFFFF"/>
+            <w:tcW w:type="dxa" w:w="3134"/>
             <w:tcMar>
-              <w:top w:w="60" w:type="dxa"/>
-              <w:bottom w:w="60" w:type="dxa"/>
-              <w:left w:w="80" w:type="dxa"/>
-              <w:right w:w="80" w:type="dxa"/>
+              <w:top w:w="70" w:type="dxa"/>
+              <w:left w:w="90" w:type="dxa"/>
+              <w:bottom w:w="70" w:type="dxa"/>
+              <w:right w:w="90" w:type="dxa"/>
             </w:tcMar>
           </w:tcPr>
           <w:p>
             <w:r>
               <w:rPr>
                 <w:rFonts w:ascii="Arial" w:hAnsi="Arial"/>
-                <w:color w:val="000000"/>
-                <w:sz w:val="18"/>
+                <w:b w:val="0"/>
+                <w:i w:val="0"/>
+                <w:color w:val="1E293B"/>
+                <w:sz w:val="17"/>
               </w:rPr>
               <w:t>Check-in Inteligente</w:t>
             </w:r>
@@ -945,21 +1230,22 @@
         </w:tc>
         <w:tc>
           <w:tcPr>
-            <w:tcW w:type="dxa" w:w="5760"/>
-            <w:shd w:fill="FFFFFF"/>
+            <w:tcW w:type="dxa" w:w="3134"/>
             <w:tcMar>
-              <w:top w:w="60" w:type="dxa"/>
-              <w:bottom w:w="60" w:type="dxa"/>
-              <w:left w:w="80" w:type="dxa"/>
-              <w:right w:w="80" w:type="dxa"/>
+              <w:top w:w="70" w:type="dxa"/>
+              <w:left w:w="90" w:type="dxa"/>
+              <w:bottom w:w="70" w:type="dxa"/>
+              <w:right w:w="90" w:type="dxa"/>
             </w:tcMar>
           </w:tcPr>
           <w:p>
             <w:r>
               <w:rPr>
                 <w:rFonts w:ascii="Arial" w:hAnsi="Arial"/>
-                <w:color w:val="000000"/>
-                <w:sz w:val="18"/>
+                <w:b w:val="0"/>
+                <w:i w:val="0"/>
+                <w:color w:val="1E293B"/>
+                <w:sz w:val="17"/>
               </w:rPr>
               <w:t>Validação de status, atualização para CHECKIN_ATIVO e emissão de PIN digital.</w:t>
             </w:r>
@@ -969,21 +1255,22 @@
       <w:tr>
         <w:tc>
           <w:tcPr>
-            <w:tcW w:type="dxa" w:w="1152"/>
-            <w:shd w:fill="F9F9F9"/>
+            <w:tcW w:type="dxa" w:w="3134"/>
             <w:tcMar>
-              <w:top w:w="60" w:type="dxa"/>
-              <w:bottom w:w="60" w:type="dxa"/>
-              <w:left w:w="80" w:type="dxa"/>
-              <w:right w:w="80" w:type="dxa"/>
+              <w:top w:w="70" w:type="dxa"/>
+              <w:left w:w="90" w:type="dxa"/>
+              <w:bottom w:w="70" w:type="dxa"/>
+              <w:right w:w="90" w:type="dxa"/>
             </w:tcMar>
           </w:tcPr>
           <w:p>
             <w:r>
               <w:rPr>
                 <w:rFonts w:ascii="Arial" w:hAnsi="Arial"/>
-                <w:color w:val="000000"/>
-                <w:sz w:val="18"/>
+                <w:b/>
+                <w:i w:val="0"/>
+                <w:color w:val="1E293B"/>
+                <w:sz w:val="17"/>
               </w:rPr>
               <w:t>RF06</w:t>
             </w:r>
@@ -991,21 +1278,22 @@
         </w:tc>
         <w:tc>
           <w:tcPr>
-            <w:tcW w:type="dxa" w:w="3168"/>
-            <w:shd w:fill="F9F9F9"/>
+            <w:tcW w:type="dxa" w:w="3134"/>
             <w:tcMar>
-              <w:top w:w="60" w:type="dxa"/>
-              <w:bottom w:w="60" w:type="dxa"/>
-              <w:left w:w="80" w:type="dxa"/>
-              <w:right w:w="80" w:type="dxa"/>
+              <w:top w:w="70" w:type="dxa"/>
+              <w:left w:w="90" w:type="dxa"/>
+              <w:bottom w:w="70" w:type="dxa"/>
+              <w:right w:w="90" w:type="dxa"/>
             </w:tcMar>
           </w:tcPr>
           <w:p>
             <w:r>
               <w:rPr>
                 <w:rFonts w:ascii="Arial" w:hAnsi="Arial"/>
-                <w:color w:val="000000"/>
-                <w:sz w:val="18"/>
+                <w:b w:val="0"/>
+                <w:i w:val="0"/>
+                <w:color w:val="1E293B"/>
+                <w:sz w:val="17"/>
               </w:rPr>
               <w:t>Gestão da Recepção (CRUD)</w:t>
             </w:r>
@@ -1013,21 +1301,22 @@
         </w:tc>
         <w:tc>
           <w:tcPr>
-            <w:tcW w:type="dxa" w:w="5760"/>
-            <w:shd w:fill="F9F9F9"/>
+            <w:tcW w:type="dxa" w:w="3134"/>
             <w:tcMar>
-              <w:top w:w="60" w:type="dxa"/>
-              <w:bottom w:w="60" w:type="dxa"/>
-              <w:left w:w="80" w:type="dxa"/>
-              <w:right w:w="80" w:type="dxa"/>
+              <w:top w:w="70" w:type="dxa"/>
+              <w:left w:w="90" w:type="dxa"/>
+              <w:bottom w:w="70" w:type="dxa"/>
+              <w:right w:w="90" w:type="dxa"/>
             </w:tcMar>
           </w:tcPr>
           <w:p>
             <w:r>
               <w:rPr>
                 <w:rFonts w:ascii="Arial" w:hAnsi="Arial"/>
-                <w:color w:val="000000"/>
-                <w:sz w:val="18"/>
+                <w:b w:val="0"/>
+                <w:i w:val="0"/>
+                <w:color w:val="1E293B"/>
+                <w:sz w:val="17"/>
               </w:rPr>
               <w:t>Consulta centralizada de reservas, busca por ID, edição e exclusão de registros.</w:t>
             </w:r>
@@ -1035,22 +1324,18 @@
         </w:tc>
       </w:tr>
     </w:tbl>
+    <w:p/>
     <w:p>
       <w:pPr>
-        <w:spacing w:after="80"/>
-      </w:pPr>
-    </w:p>
-    <w:p>
-      <w:pPr>
-        <w:keepNext/>
-        <w:spacing w:before="200" w:after="60"/>
+        <w:pStyle w:val="Heading2"/>
+        <w:spacing w:before="240" w:after="80"/>
       </w:pPr>
       <w:r>
         <w:rPr>
           <w:rFonts w:ascii="Arial" w:hAnsi="Arial"/>
           <w:b/>
-          <w:color w:val="000000"/>
-          <w:sz w:val="22"/>
+          <w:color w:val="1E293B"/>
+          <w:sz w:val="24"/>
         </w:rPr>
         <w:t>Regras de Negócio (RN)</w:t>
       </w:r>
@@ -1062,30 +1347,28 @@
         <w:tblLook w:firstColumn="1" w:firstRow="1" w:lastColumn="0" w:lastRow="0" w:noHBand="0" w:noVBand="1" w:val="04A0"/>
       </w:tblPr>
       <w:tblGrid>
-        <w:gridCol w:w="3216"/>
-        <w:gridCol w:w="3216"/>
-        <w:gridCol w:w="3216"/>
+        <w:gridCol w:w="3134"/>
+        <w:gridCol w:w="3134"/>
+        <w:gridCol w:w="3134"/>
       </w:tblGrid>
       <w:tr>
         <w:tc>
           <w:tcPr>
-            <w:tcW w:type="dxa" w:w="1152"/>
-            <w:shd w:fill="000000"/>
+            <w:tcW w:type="dxa" w:w="3134"/>
+            <w:shd w:val="clear" w:color="auto" w:fill="1E293B"/>
             <w:tcMar>
-              <w:top w:w="80" w:type="dxa"/>
-              <w:bottom w:w="80" w:type="dxa"/>
-              <w:left w:w="100" w:type="dxa"/>
-              <w:right w:w="100" w:type="dxa"/>
+              <w:top w:w="70" w:type="dxa"/>
+              <w:left w:w="90" w:type="dxa"/>
+              <w:bottom w:w="70" w:type="dxa"/>
+              <w:right w:w="90" w:type="dxa"/>
             </w:tcMar>
           </w:tcPr>
           <w:p>
-            <w:pPr>
-              <w:jc w:val="left"/>
-            </w:pPr>
             <w:r>
               <w:rPr>
                 <w:rFonts w:ascii="Arial" w:hAnsi="Arial"/>
                 <w:b/>
+                <w:i w:val="0"/>
                 <w:color w:val="FFFFFF"/>
                 <w:sz w:val="18"/>
               </w:rPr>
@@ -1095,23 +1378,21 @@
         </w:tc>
         <w:tc>
           <w:tcPr>
-            <w:tcW w:type="dxa" w:w="3168"/>
-            <w:shd w:fill="000000"/>
+            <w:tcW w:type="dxa" w:w="3134"/>
+            <w:shd w:val="clear" w:color="auto" w:fill="1E293B"/>
             <w:tcMar>
-              <w:top w:w="80" w:type="dxa"/>
-              <w:bottom w:w="80" w:type="dxa"/>
-              <w:left w:w="100" w:type="dxa"/>
-              <w:right w:w="100" w:type="dxa"/>
+              <w:top w:w="70" w:type="dxa"/>
+              <w:left w:w="90" w:type="dxa"/>
+              <w:bottom w:w="70" w:type="dxa"/>
+              <w:right w:w="90" w:type="dxa"/>
             </w:tcMar>
           </w:tcPr>
           <w:p>
-            <w:pPr>
-              <w:jc w:val="left"/>
-            </w:pPr>
             <w:r>
               <w:rPr>
                 <w:rFonts w:ascii="Arial" w:hAnsi="Arial"/>
                 <w:b/>
+                <w:i w:val="0"/>
                 <w:color w:val="FFFFFF"/>
                 <w:sz w:val="18"/>
               </w:rPr>
@@ -1121,23 +1402,21 @@
         </w:tc>
         <w:tc>
           <w:tcPr>
-            <w:tcW w:type="dxa" w:w="5760"/>
-            <w:shd w:fill="000000"/>
+            <w:tcW w:type="dxa" w:w="3134"/>
+            <w:shd w:val="clear" w:color="auto" w:fill="1E293B"/>
             <w:tcMar>
-              <w:top w:w="80" w:type="dxa"/>
-              <w:bottom w:w="80" w:type="dxa"/>
-              <w:left w:w="100" w:type="dxa"/>
-              <w:right w:w="100" w:type="dxa"/>
+              <w:top w:w="70" w:type="dxa"/>
+              <w:left w:w="90" w:type="dxa"/>
+              <w:bottom w:w="70" w:type="dxa"/>
+              <w:right w:w="90" w:type="dxa"/>
             </w:tcMar>
           </w:tcPr>
           <w:p>
-            <w:pPr>
-              <w:jc w:val="left"/>
-            </w:pPr>
             <w:r>
               <w:rPr>
                 <w:rFonts w:ascii="Arial" w:hAnsi="Arial"/>
                 <w:b/>
+                <w:i w:val="0"/>
                 <w:color w:val="FFFFFF"/>
                 <w:sz w:val="18"/>
               </w:rPr>
@@ -1149,21 +1428,22 @@
       <w:tr>
         <w:tc>
           <w:tcPr>
-            <w:tcW w:type="dxa" w:w="1152"/>
-            <w:shd w:fill="FFFFFF"/>
+            <w:tcW w:type="dxa" w:w="3134"/>
             <w:tcMar>
-              <w:top w:w="60" w:type="dxa"/>
-              <w:bottom w:w="60" w:type="dxa"/>
-              <w:left w:w="80" w:type="dxa"/>
-              <w:right w:w="80" w:type="dxa"/>
+              <w:top w:w="70" w:type="dxa"/>
+              <w:left w:w="90" w:type="dxa"/>
+              <w:bottom w:w="70" w:type="dxa"/>
+              <w:right w:w="90" w:type="dxa"/>
             </w:tcMar>
           </w:tcPr>
           <w:p>
             <w:r>
               <w:rPr>
                 <w:rFonts w:ascii="Arial" w:hAnsi="Arial"/>
-                <w:color w:val="000000"/>
-                <w:sz w:val="18"/>
+                <w:b/>
+                <w:i w:val="0"/>
+                <w:color w:val="1E293B"/>
+                <w:sz w:val="17"/>
               </w:rPr>
               <w:t>RN01</w:t>
             </w:r>
@@ -1171,21 +1451,22 @@
         </w:tc>
         <w:tc>
           <w:tcPr>
-            <w:tcW w:type="dxa" w:w="3168"/>
-            <w:shd w:fill="FFFFFF"/>
+            <w:tcW w:type="dxa" w:w="3134"/>
             <w:tcMar>
-              <w:top w:w="60" w:type="dxa"/>
-              <w:bottom w:w="60" w:type="dxa"/>
-              <w:left w:w="80" w:type="dxa"/>
-              <w:right w:w="80" w:type="dxa"/>
+              <w:top w:w="70" w:type="dxa"/>
+              <w:left w:w="90" w:type="dxa"/>
+              <w:bottom w:w="70" w:type="dxa"/>
+              <w:right w:w="90" w:type="dxa"/>
             </w:tcMar>
           </w:tcPr>
           <w:p>
             <w:r>
               <w:rPr>
                 <w:rFonts w:ascii="Arial" w:hAnsi="Arial"/>
-                <w:color w:val="000000"/>
-                <w:sz w:val="18"/>
+                <w:b w:val="0"/>
+                <w:i w:val="0"/>
+                <w:color w:val="1E293B"/>
+                <w:sz w:val="17"/>
               </w:rPr>
               <w:t>Validação de Período</w:t>
             </w:r>
@@ -1193,21 +1474,22 @@
         </w:tc>
         <w:tc>
           <w:tcPr>
-            <w:tcW w:type="dxa" w:w="5760"/>
-            <w:shd w:fill="FFFFFF"/>
+            <w:tcW w:type="dxa" w:w="3134"/>
             <w:tcMar>
-              <w:top w:w="60" w:type="dxa"/>
-              <w:bottom w:w="60" w:type="dxa"/>
-              <w:left w:w="80" w:type="dxa"/>
-              <w:right w:w="80" w:type="dxa"/>
+              <w:top w:w="70" w:type="dxa"/>
+              <w:left w:w="90" w:type="dxa"/>
+              <w:bottom w:w="70" w:type="dxa"/>
+              <w:right w:w="90" w:type="dxa"/>
             </w:tcMar>
           </w:tcPr>
           <w:p>
             <w:r>
               <w:rPr>
                 <w:rFonts w:ascii="Arial" w:hAnsi="Arial"/>
-                <w:color w:val="000000"/>
-                <w:sz w:val="18"/>
+                <w:b w:val="0"/>
+                <w:i w:val="0"/>
+                <w:color w:val="1E293B"/>
+                <w:sz w:val="17"/>
               </w:rPr>
               <w:t>A data de check-out deve ser posterior ao check-in; datas no passado são rejeitadas.</w:t>
             </w:r>
@@ -1217,21 +1499,22 @@
       <w:tr>
         <w:tc>
           <w:tcPr>
-            <w:tcW w:type="dxa" w:w="1152"/>
-            <w:shd w:fill="F9F9F9"/>
+            <w:tcW w:type="dxa" w:w="3134"/>
             <w:tcMar>
-              <w:top w:w="60" w:type="dxa"/>
-              <w:bottom w:w="60" w:type="dxa"/>
-              <w:left w:w="80" w:type="dxa"/>
-              <w:right w:w="80" w:type="dxa"/>
+              <w:top w:w="70" w:type="dxa"/>
+              <w:left w:w="90" w:type="dxa"/>
+              <w:bottom w:w="70" w:type="dxa"/>
+              <w:right w:w="90" w:type="dxa"/>
             </w:tcMar>
           </w:tcPr>
           <w:p>
             <w:r>
               <w:rPr>
                 <w:rFonts w:ascii="Arial" w:hAnsi="Arial"/>
-                <w:color w:val="000000"/>
-                <w:sz w:val="18"/>
+                <w:b/>
+                <w:i w:val="0"/>
+                <w:color w:val="1E293B"/>
+                <w:sz w:val="17"/>
               </w:rPr>
               <w:t>RN02</w:t>
             </w:r>
@@ -1239,21 +1522,22 @@
         </w:tc>
         <w:tc>
           <w:tcPr>
-            <w:tcW w:type="dxa" w:w="3168"/>
-            <w:shd w:fill="F9F9F9"/>
+            <w:tcW w:type="dxa" w:w="3134"/>
             <w:tcMar>
-              <w:top w:w="60" w:type="dxa"/>
-              <w:bottom w:w="60" w:type="dxa"/>
-              <w:left w:w="80" w:type="dxa"/>
-              <w:right w:w="80" w:type="dxa"/>
+              <w:top w:w="70" w:type="dxa"/>
+              <w:left w:w="90" w:type="dxa"/>
+              <w:bottom w:w="70" w:type="dxa"/>
+              <w:right w:w="90" w:type="dxa"/>
             </w:tcMar>
           </w:tcPr>
           <w:p>
             <w:r>
               <w:rPr>
                 <w:rFonts w:ascii="Arial" w:hAnsi="Arial"/>
-                <w:color w:val="000000"/>
-                <w:sz w:val="18"/>
+                <w:b w:val="0"/>
+                <w:i w:val="0"/>
+                <w:color w:val="1E293B"/>
+                <w:sz w:val="17"/>
               </w:rPr>
               <w:t>Limite de Hóspedes</w:t>
             </w:r>
@@ -1261,23 +1545,24 @@
         </w:tc>
         <w:tc>
           <w:tcPr>
-            <w:tcW w:type="dxa" w:w="5760"/>
-            <w:shd w:fill="F9F9F9"/>
+            <w:tcW w:type="dxa" w:w="3134"/>
             <w:tcMar>
-              <w:top w:w="60" w:type="dxa"/>
-              <w:bottom w:w="60" w:type="dxa"/>
-              <w:left w:w="80" w:type="dxa"/>
-              <w:right w:w="80" w:type="dxa"/>
+              <w:top w:w="70" w:type="dxa"/>
+              <w:left w:w="90" w:type="dxa"/>
+              <w:bottom w:w="70" w:type="dxa"/>
+              <w:right w:w="90" w:type="dxa"/>
             </w:tcMar>
           </w:tcPr>
           <w:p>
             <w:r>
               <w:rPr>
                 <w:rFonts w:ascii="Arial" w:hAnsi="Arial"/>
-                <w:color w:val="000000"/>
-                <w:sz w:val="18"/>
+                <w:b w:val="0"/>
+                <w:i w:val="0"/>
+                <w:color w:val="1E293B"/>
+                <w:sz w:val="17"/>
               </w:rPr>
-              <w:t>A quantidade de hóspedes deve respeitar o limite máximo da acomodação selecionada.</w:t>
+              <w:t>A quantidade de hóspedes deve respeitar a capacidade máxima da acomodação.</w:t>
             </w:r>
           </w:p>
         </w:tc>
@@ -1285,21 +1570,22 @@
       <w:tr>
         <w:tc>
           <w:tcPr>
-            <w:tcW w:type="dxa" w:w="1152"/>
-            <w:shd w:fill="FFFFFF"/>
+            <w:tcW w:type="dxa" w:w="3134"/>
             <w:tcMar>
-              <w:top w:w="60" w:type="dxa"/>
-              <w:bottom w:w="60" w:type="dxa"/>
-              <w:left w:w="80" w:type="dxa"/>
-              <w:right w:w="80" w:type="dxa"/>
+              <w:top w:w="70" w:type="dxa"/>
+              <w:left w:w="90" w:type="dxa"/>
+              <w:bottom w:w="70" w:type="dxa"/>
+              <w:right w:w="90" w:type="dxa"/>
             </w:tcMar>
           </w:tcPr>
           <w:p>
             <w:r>
               <w:rPr>
                 <w:rFonts w:ascii="Arial" w:hAnsi="Arial"/>
-                <w:color w:val="000000"/>
-                <w:sz w:val="18"/>
+                <w:b/>
+                <w:i w:val="0"/>
+                <w:color w:val="1E293B"/>
+                <w:sz w:val="17"/>
               </w:rPr>
               <w:t>RN03</w:t>
             </w:r>
@@ -1307,21 +1593,22 @@
         </w:tc>
         <w:tc>
           <w:tcPr>
-            <w:tcW w:type="dxa" w:w="3168"/>
-            <w:shd w:fill="FFFFFF"/>
+            <w:tcW w:type="dxa" w:w="3134"/>
             <w:tcMar>
-              <w:top w:w="60" w:type="dxa"/>
-              <w:bottom w:w="60" w:type="dxa"/>
-              <w:left w:w="80" w:type="dxa"/>
-              <w:right w:w="80" w:type="dxa"/>
+              <w:top w:w="70" w:type="dxa"/>
+              <w:left w:w="90" w:type="dxa"/>
+              <w:bottom w:w="70" w:type="dxa"/>
+              <w:right w:w="90" w:type="dxa"/>
             </w:tcMar>
           </w:tcPr>
           <w:p>
             <w:r>
               <w:rPr>
                 <w:rFonts w:ascii="Arial" w:hAnsi="Arial"/>
-                <w:color w:val="000000"/>
-                <w:sz w:val="18"/>
+                <w:b w:val="0"/>
+                <w:i w:val="0"/>
+                <w:color w:val="1E293B"/>
+                <w:sz w:val="17"/>
               </w:rPr>
               <w:t>Desconto de Estadia</w:t>
             </w:r>
@@ -1329,21 +1616,22 @@
         </w:tc>
         <w:tc>
           <w:tcPr>
-            <w:tcW w:type="dxa" w:w="5760"/>
-            <w:shd w:fill="FFFFFF"/>
+            <w:tcW w:type="dxa" w:w="3134"/>
             <w:tcMar>
-              <w:top w:w="60" w:type="dxa"/>
-              <w:bottom w:w="60" w:type="dxa"/>
-              <w:left w:w="80" w:type="dxa"/>
-              <w:right w:w="80" w:type="dxa"/>
+              <w:top w:w="70" w:type="dxa"/>
+              <w:left w:w="90" w:type="dxa"/>
+              <w:bottom w:w="70" w:type="dxa"/>
+              <w:right w:w="90" w:type="dxa"/>
             </w:tcMar>
           </w:tcPr>
           <w:p>
             <w:r>
               <w:rPr>
                 <w:rFonts w:ascii="Arial" w:hAnsi="Arial"/>
-                <w:color w:val="000000"/>
-                <w:sz w:val="18"/>
+                <w:b w:val="0"/>
+                <w:i w:val="0"/>
+                <w:color w:val="1E293B"/>
+                <w:sz w:val="17"/>
               </w:rPr>
               <w:t>Aplica 10% de desconto para 4 ou mais diárias; 15% para 7 ou mais diárias.</w:t>
             </w:r>
@@ -1353,21 +1641,22 @@
       <w:tr>
         <w:tc>
           <w:tcPr>
-            <w:tcW w:type="dxa" w:w="1152"/>
-            <w:shd w:fill="F9F9F9"/>
+            <w:tcW w:type="dxa" w:w="3134"/>
             <w:tcMar>
-              <w:top w:w="60" w:type="dxa"/>
-              <w:bottom w:w="60" w:type="dxa"/>
-              <w:left w:w="80" w:type="dxa"/>
-              <w:right w:w="80" w:type="dxa"/>
+              <w:top w:w="70" w:type="dxa"/>
+              <w:left w:w="90" w:type="dxa"/>
+              <w:bottom w:w="70" w:type="dxa"/>
+              <w:right w:w="90" w:type="dxa"/>
             </w:tcMar>
           </w:tcPr>
           <w:p>
             <w:r>
               <w:rPr>
                 <w:rFonts w:ascii="Arial" w:hAnsi="Arial"/>
-                <w:color w:val="000000"/>
-                <w:sz w:val="18"/>
+                <w:b/>
+                <w:i w:val="0"/>
+                <w:color w:val="1E293B"/>
+                <w:sz w:val="17"/>
               </w:rPr>
               <w:t>RN04</w:t>
             </w:r>
@@ -1375,21 +1664,22 @@
         </w:tc>
         <w:tc>
           <w:tcPr>
-            <w:tcW w:type="dxa" w:w="3168"/>
-            <w:shd w:fill="F9F9F9"/>
+            <w:tcW w:type="dxa" w:w="3134"/>
             <w:tcMar>
-              <w:top w:w="60" w:type="dxa"/>
-              <w:bottom w:w="60" w:type="dxa"/>
-              <w:left w:w="80" w:type="dxa"/>
-              <w:right w:w="80" w:type="dxa"/>
+              <w:top w:w="70" w:type="dxa"/>
+              <w:left w:w="90" w:type="dxa"/>
+              <w:bottom w:w="70" w:type="dxa"/>
+              <w:right w:w="90" w:type="dxa"/>
             </w:tcMar>
           </w:tcPr>
           <w:p>
             <w:r>
               <w:rPr>
                 <w:rFonts w:ascii="Arial" w:hAnsi="Arial"/>
-                <w:color w:val="000000"/>
-                <w:sz w:val="18"/>
+                <w:b w:val="0"/>
+                <w:i w:val="0"/>
+                <w:color w:val="1E293B"/>
+                <w:sz w:val="17"/>
               </w:rPr>
               <w:t>Desconto via PIX</w:t>
             </w:r>
@@ -1397,21 +1687,22 @@
         </w:tc>
         <w:tc>
           <w:tcPr>
-            <w:tcW w:type="dxa" w:w="5760"/>
-            <w:shd w:fill="F9F9F9"/>
+            <w:tcW w:type="dxa" w:w="3134"/>
             <w:tcMar>
-              <w:top w:w="60" w:type="dxa"/>
-              <w:bottom w:w="60" w:type="dxa"/>
-              <w:left w:w="80" w:type="dxa"/>
-              <w:right w:w="80" w:type="dxa"/>
+              <w:top w:w="70" w:type="dxa"/>
+              <w:left w:w="90" w:type="dxa"/>
+              <w:bottom w:w="70" w:type="dxa"/>
+              <w:right w:w="90" w:type="dxa"/>
             </w:tcMar>
           </w:tcPr>
           <w:p>
             <w:r>
               <w:rPr>
                 <w:rFonts w:ascii="Arial" w:hAnsi="Arial"/>
-                <w:color w:val="000000"/>
-                <w:sz w:val="18"/>
+                <w:b w:val="0"/>
+                <w:i w:val="0"/>
+                <w:color w:val="1E293B"/>
+                <w:sz w:val="17"/>
               </w:rPr>
               <w:t>Aplica 5% de desconto sobre o valor total ao escolher pagamento por PIX.</w:t>
             </w:r>
@@ -1421,21 +1712,22 @@
       <w:tr>
         <w:tc>
           <w:tcPr>
-            <w:tcW w:type="dxa" w:w="1152"/>
-            <w:shd w:fill="FFFFFF"/>
+            <w:tcW w:type="dxa" w:w="3134"/>
             <w:tcMar>
-              <w:top w:w="60" w:type="dxa"/>
-              <w:bottom w:w="60" w:type="dxa"/>
-              <w:left w:w="80" w:type="dxa"/>
-              <w:right w:w="80" w:type="dxa"/>
+              <w:top w:w="70" w:type="dxa"/>
+              <w:left w:w="90" w:type="dxa"/>
+              <w:bottom w:w="70" w:type="dxa"/>
+              <w:right w:w="90" w:type="dxa"/>
             </w:tcMar>
           </w:tcPr>
           <w:p>
             <w:r>
               <w:rPr>
                 <w:rFonts w:ascii="Arial" w:hAnsi="Arial"/>
-                <w:color w:val="000000"/>
-                <w:sz w:val="18"/>
+                <w:b/>
+                <w:i w:val="0"/>
+                <w:color w:val="1E293B"/>
+                <w:sz w:val="17"/>
               </w:rPr>
               <w:t>RN05</w:t>
             </w:r>
@@ -1443,21 +1735,22 @@
         </w:tc>
         <w:tc>
           <w:tcPr>
-            <w:tcW w:type="dxa" w:w="3168"/>
-            <w:shd w:fill="FFFFFF"/>
+            <w:tcW w:type="dxa" w:w="3134"/>
             <w:tcMar>
-              <w:top w:w="60" w:type="dxa"/>
-              <w:bottom w:w="60" w:type="dxa"/>
-              <w:left w:w="80" w:type="dxa"/>
-              <w:right w:w="80" w:type="dxa"/>
+              <w:top w:w="70" w:type="dxa"/>
+              <w:left w:w="90" w:type="dxa"/>
+              <w:bottom w:w="70" w:type="dxa"/>
+              <w:right w:w="90" w:type="dxa"/>
             </w:tcMar>
           </w:tcPr>
           <w:p>
             <w:r>
               <w:rPr>
                 <w:rFonts w:ascii="Arial" w:hAnsi="Arial"/>
-                <w:color w:val="000000"/>
-                <w:sz w:val="18"/>
+                <w:b w:val="0"/>
+                <w:i w:val="0"/>
+                <w:color w:val="1E293B"/>
+                <w:sz w:val="17"/>
               </w:rPr>
               <w:t>Taxa Ambiental</w:t>
             </w:r>
@@ -1465,21 +1758,22 @@
         </w:tc>
         <w:tc>
           <w:tcPr>
-            <w:tcW w:type="dxa" w:w="5760"/>
-            <w:shd w:fill="FFFFFF"/>
+            <w:tcW w:type="dxa" w:w="3134"/>
             <w:tcMar>
-              <w:top w:w="60" w:type="dxa"/>
-              <w:bottom w:w="60" w:type="dxa"/>
-              <w:left w:w="80" w:type="dxa"/>
-              <w:right w:w="80" w:type="dxa"/>
+              <w:top w:w="70" w:type="dxa"/>
+              <w:left w:w="90" w:type="dxa"/>
+              <w:bottom w:w="70" w:type="dxa"/>
+              <w:right w:w="90" w:type="dxa"/>
             </w:tcMar>
           </w:tcPr>
           <w:p>
             <w:r>
               <w:rPr>
                 <w:rFonts w:ascii="Arial" w:hAnsi="Arial"/>
-                <w:color w:val="000000"/>
-                <w:sz w:val="18"/>
+                <w:b w:val="0"/>
+                <w:i w:val="0"/>
+                <w:color w:val="1E293B"/>
+                <w:sz w:val="17"/>
               </w:rPr>
               <w:t>Adiciona taxa de preservação de 3% sobre o subtotal de diárias e serviços.</w:t>
             </w:r>
@@ -1489,21 +1783,22 @@
       <w:tr>
         <w:tc>
           <w:tcPr>
-            <w:tcW w:type="dxa" w:w="1152"/>
-            <w:shd w:fill="F9F9F9"/>
+            <w:tcW w:type="dxa" w:w="3134"/>
             <w:tcMar>
-              <w:top w:w="60" w:type="dxa"/>
-              <w:bottom w:w="60" w:type="dxa"/>
-              <w:left w:w="80" w:type="dxa"/>
-              <w:right w:w="80" w:type="dxa"/>
+              <w:top w:w="70" w:type="dxa"/>
+              <w:left w:w="90" w:type="dxa"/>
+              <w:bottom w:w="70" w:type="dxa"/>
+              <w:right w:w="90" w:type="dxa"/>
             </w:tcMar>
           </w:tcPr>
           <w:p>
             <w:r>
               <w:rPr>
                 <w:rFonts w:ascii="Arial" w:hAnsi="Arial"/>
-                <w:color w:val="000000"/>
-                <w:sz w:val="18"/>
+                <w:b/>
+                <w:i w:val="0"/>
+                <w:color w:val="1E293B"/>
+                <w:sz w:val="17"/>
               </w:rPr>
               <w:t>RN06</w:t>
             </w:r>
@@ -1511,21 +1806,22 @@
         </w:tc>
         <w:tc>
           <w:tcPr>
-            <w:tcW w:type="dxa" w:w="3168"/>
-            <w:shd w:fill="F9F9F9"/>
+            <w:tcW w:type="dxa" w:w="3134"/>
             <w:tcMar>
-              <w:top w:w="60" w:type="dxa"/>
-              <w:bottom w:w="60" w:type="dxa"/>
-              <w:left w:w="80" w:type="dxa"/>
-              <w:right w:w="80" w:type="dxa"/>
+              <w:top w:w="70" w:type="dxa"/>
+              <w:left w:w="90" w:type="dxa"/>
+              <w:bottom w:w="70" w:type="dxa"/>
+              <w:right w:w="90" w:type="dxa"/>
             </w:tcMar>
           </w:tcPr>
           <w:p>
             <w:r>
               <w:rPr>
                 <w:rFonts w:ascii="Arial" w:hAnsi="Arial"/>
-                <w:color w:val="000000"/>
-                <w:sz w:val="18"/>
+                <w:b w:val="0"/>
+                <w:i w:val="0"/>
+                <w:color w:val="1E293B"/>
+                <w:sz w:val="17"/>
               </w:rPr>
               <w:t>Ciclo de Check-in</w:t>
             </w:r>
@@ -1533,21 +1829,22 @@
         </w:tc>
         <w:tc>
           <w:tcPr>
-            <w:tcW w:type="dxa" w:w="5760"/>
-            <w:shd w:fill="F9F9F9"/>
+            <w:tcW w:type="dxa" w:w="3134"/>
             <w:tcMar>
-              <w:top w:w="60" w:type="dxa"/>
-              <w:bottom w:w="60" w:type="dxa"/>
-              <w:left w:w="80" w:type="dxa"/>
-              <w:right w:w="80" w:type="dxa"/>
+              <w:top w:w="70" w:type="dxa"/>
+              <w:left w:w="90" w:type="dxa"/>
+              <w:bottom w:w="70" w:type="dxa"/>
+              <w:right w:w="90" w:type="dxa"/>
             </w:tcMar>
           </w:tcPr>
           <w:p>
             <w:r>
               <w:rPr>
                 <w:rFonts w:ascii="Arial" w:hAnsi="Arial"/>
-                <w:color w:val="000000"/>
-                <w:sz w:val="18"/>
+                <w:b w:val="0"/>
+                <w:i w:val="0"/>
+                <w:color w:val="1E293B"/>
+                <w:sz w:val="17"/>
               </w:rPr>
               <w:t>Check-in permitido apenas para reservas CONFIRMADAS; canceladas ou ativas são bloqueadas.</w:t>
             </w:r>
@@ -1557,21 +1854,22 @@
       <w:tr>
         <w:tc>
           <w:tcPr>
-            <w:tcW w:type="dxa" w:w="1152"/>
-            <w:shd w:fill="FFFFFF"/>
+            <w:tcW w:type="dxa" w:w="3134"/>
             <w:tcMar>
-              <w:top w:w="60" w:type="dxa"/>
-              <w:bottom w:w="60" w:type="dxa"/>
-              <w:left w:w="80" w:type="dxa"/>
-              <w:right w:w="80" w:type="dxa"/>
+              <w:top w:w="70" w:type="dxa"/>
+              <w:left w:w="90" w:type="dxa"/>
+              <w:bottom w:w="70" w:type="dxa"/>
+              <w:right w:w="90" w:type="dxa"/>
             </w:tcMar>
           </w:tcPr>
           <w:p>
             <w:r>
               <w:rPr>
                 <w:rFonts w:ascii="Arial" w:hAnsi="Arial"/>
-                <w:color w:val="000000"/>
-                <w:sz w:val="18"/>
+                <w:b/>
+                <w:i w:val="0"/>
+                <w:color w:val="1E293B"/>
+                <w:sz w:val="17"/>
               </w:rPr>
               <w:t>RN07</w:t>
             </w:r>
@@ -1579,21 +1877,22 @@
         </w:tc>
         <w:tc>
           <w:tcPr>
-            <w:tcW w:type="dxa" w:w="3168"/>
-            <w:shd w:fill="FFFFFF"/>
+            <w:tcW w:type="dxa" w:w="3134"/>
             <w:tcMar>
-              <w:top w:w="60" w:type="dxa"/>
-              <w:bottom w:w="60" w:type="dxa"/>
-              <w:left w:w="80" w:type="dxa"/>
-              <w:right w:w="80" w:type="dxa"/>
+              <w:top w:w="70" w:type="dxa"/>
+              <w:left w:w="90" w:type="dxa"/>
+              <w:bottom w:w="70" w:type="dxa"/>
+              <w:right w:w="90" w:type="dxa"/>
             </w:tcMar>
           </w:tcPr>
           <w:p>
             <w:r>
               <w:rPr>
                 <w:rFonts w:ascii="Arial" w:hAnsi="Arial"/>
-                <w:color w:val="000000"/>
-                <w:sz w:val="18"/>
+                <w:b w:val="0"/>
+                <w:i w:val="0"/>
+                <w:color w:val="1E293B"/>
+                <w:sz w:val="17"/>
               </w:rPr>
               <w:t>Proteção de Senhas</w:t>
             </w:r>
@@ -1601,21 +1900,22 @@
         </w:tc>
         <w:tc>
           <w:tcPr>
-            <w:tcW w:type="dxa" w:w="5760"/>
-            <w:shd w:fill="FFFFFF"/>
+            <w:tcW w:type="dxa" w:w="3134"/>
             <w:tcMar>
-              <w:top w:w="60" w:type="dxa"/>
-              <w:bottom w:w="60" w:type="dxa"/>
-              <w:left w:w="80" w:type="dxa"/>
-              <w:right w:w="80" w:type="dxa"/>
+              <w:top w:w="70" w:type="dxa"/>
+              <w:left w:w="90" w:type="dxa"/>
+              <w:bottom w:w="70" w:type="dxa"/>
+              <w:right w:w="90" w:type="dxa"/>
             </w:tcMar>
           </w:tcPr>
           <w:p>
             <w:r>
               <w:rPr>
                 <w:rFonts w:ascii="Arial" w:hAnsi="Arial"/>
-                <w:color w:val="000000"/>
-                <w:sz w:val="18"/>
+                <w:b w:val="0"/>
+                <w:i w:val="0"/>
+                <w:color w:val="1E293B"/>
+                <w:sz w:val="17"/>
               </w:rPr>
               <w:t>Senhas criptografadas obrigatoriamente com PBKDF2 e Salt de 16 bytes; texto puro proibido.</w:t>
             </w:r>
@@ -1623,19 +1923,20 @@
         </w:tc>
       </w:tr>
     </w:tbl>
+    <w:p/>
     <w:p>
       <w:pPr>
-        <w:keepNext/>
-        <w:spacing w:before="280" w:after="80"/>
+        <w:pStyle w:val="Heading1"/>
+        <w:spacing w:before="320" w:after="120"/>
       </w:pPr>
       <w:r>
         <w:rPr>
           <w:rFonts w:ascii="Arial" w:hAnsi="Arial"/>
           <w:b/>
-          <w:color w:val="000000"/>
-          <w:sz w:val="26"/>
+          <w:color w:val="0F172A"/>
+          <w:sz w:val="28"/>
         </w:rPr>
-        <w:t>3. Padrões de Projeto no Código (O que Mostrar na IDE)</w:t>
+        <w:t>3. PADRÕES DE PROJETO NO CÓDIGO (O QUE MOSTRAR NA IDE)</w:t>
       </w:r>
     </w:p>
     <w:tbl>
@@ -1645,30 +1946,28 @@
         <w:tblLook w:firstColumn="1" w:firstRow="1" w:lastColumn="0" w:lastRow="0" w:noHBand="0" w:noVBand="1" w:val="04A0"/>
       </w:tblPr>
       <w:tblGrid>
-        <w:gridCol w:w="3216"/>
-        <w:gridCol w:w="3216"/>
-        <w:gridCol w:w="3216"/>
+        <w:gridCol w:w="3134"/>
+        <w:gridCol w:w="3134"/>
+        <w:gridCol w:w="3134"/>
       </w:tblGrid>
       <w:tr>
         <w:tc>
           <w:tcPr>
-            <w:tcW w:type="dxa" w:w="2160"/>
-            <w:shd w:fill="000000"/>
+            <w:tcW w:type="dxa" w:w="3134"/>
+            <w:shd w:val="clear" w:color="auto" w:fill="1E293B"/>
             <w:tcMar>
-              <w:top w:w="80" w:type="dxa"/>
-              <w:bottom w:w="80" w:type="dxa"/>
-              <w:left w:w="100" w:type="dxa"/>
-              <w:right w:w="100" w:type="dxa"/>
+              <w:top w:w="70" w:type="dxa"/>
+              <w:left w:w="90" w:type="dxa"/>
+              <w:bottom w:w="70" w:type="dxa"/>
+              <w:right w:w="90" w:type="dxa"/>
             </w:tcMar>
           </w:tcPr>
           <w:p>
-            <w:pPr>
-              <w:jc w:val="left"/>
-            </w:pPr>
             <w:r>
               <w:rPr>
                 <w:rFonts w:ascii="Arial" w:hAnsi="Arial"/>
                 <w:b/>
+                <w:i w:val="0"/>
                 <w:color w:val="FFFFFF"/>
                 <w:sz w:val="18"/>
               </w:rPr>
@@ -1678,23 +1977,21 @@
         </w:tc>
         <w:tc>
           <w:tcPr>
-            <w:tcW w:type="dxa" w:w="3312"/>
-            <w:shd w:fill="000000"/>
+            <w:tcW w:type="dxa" w:w="3134"/>
+            <w:shd w:val="clear" w:color="auto" w:fill="1E293B"/>
             <w:tcMar>
-              <w:top w:w="80" w:type="dxa"/>
-              <w:bottom w:w="80" w:type="dxa"/>
-              <w:left w:w="100" w:type="dxa"/>
-              <w:right w:w="100" w:type="dxa"/>
+              <w:top w:w="70" w:type="dxa"/>
+              <w:left w:w="90" w:type="dxa"/>
+              <w:bottom w:w="70" w:type="dxa"/>
+              <w:right w:w="90" w:type="dxa"/>
             </w:tcMar>
           </w:tcPr>
           <w:p>
-            <w:pPr>
-              <w:jc w:val="left"/>
-            </w:pPr>
             <w:r>
               <w:rPr>
                 <w:rFonts w:ascii="Arial" w:hAnsi="Arial"/>
                 <w:b/>
+                <w:i w:val="0"/>
                 <w:color w:val="FFFFFF"/>
                 <w:sz w:val="18"/>
               </w:rPr>
@@ -1704,23 +2001,21 @@
         </w:tc>
         <w:tc>
           <w:tcPr>
-            <w:tcW w:type="dxa" w:w="4608"/>
-            <w:shd w:fill="000000"/>
+            <w:tcW w:type="dxa" w:w="3134"/>
+            <w:shd w:val="clear" w:color="auto" w:fill="1E293B"/>
             <w:tcMar>
-              <w:top w:w="80" w:type="dxa"/>
-              <w:bottom w:w="80" w:type="dxa"/>
-              <w:left w:w="100" w:type="dxa"/>
-              <w:right w:w="100" w:type="dxa"/>
+              <w:top w:w="70" w:type="dxa"/>
+              <w:left w:w="90" w:type="dxa"/>
+              <w:bottom w:w="70" w:type="dxa"/>
+              <w:right w:w="90" w:type="dxa"/>
             </w:tcMar>
           </w:tcPr>
           <w:p>
-            <w:pPr>
-              <w:jc w:val="left"/>
-            </w:pPr>
             <w:r>
               <w:rPr>
                 <w:rFonts w:ascii="Arial" w:hAnsi="Arial"/>
                 <w:b/>
+                <w:i w:val="0"/>
                 <w:color w:val="FFFFFF"/>
                 <w:sz w:val="18"/>
               </w:rPr>
@@ -1732,21 +2027,22 @@
       <w:tr>
         <w:tc>
           <w:tcPr>
-            <w:tcW w:type="dxa" w:w="2160"/>
-            <w:shd w:fill="FFFFFF"/>
+            <w:tcW w:type="dxa" w:w="3134"/>
             <w:tcMar>
-              <w:top w:w="60" w:type="dxa"/>
-              <w:bottom w:w="60" w:type="dxa"/>
-              <w:left w:w="80" w:type="dxa"/>
-              <w:right w:w="80" w:type="dxa"/>
+              <w:top w:w="70" w:type="dxa"/>
+              <w:left w:w="90" w:type="dxa"/>
+              <w:bottom w:w="70" w:type="dxa"/>
+              <w:right w:w="90" w:type="dxa"/>
             </w:tcMar>
           </w:tcPr>
           <w:p>
             <w:r>
               <w:rPr>
                 <w:rFonts w:ascii="Arial" w:hAnsi="Arial"/>
-                <w:color w:val="000000"/>
-                <w:sz w:val="18"/>
+                <w:b/>
+                <w:i w:val="0"/>
+                <w:color w:val="1E293B"/>
+                <w:sz w:val="17"/>
               </w:rPr>
               <w:t>Front Controller</w:t>
             </w:r>
@@ -1754,21 +2050,22 @@
         </w:tc>
         <w:tc>
           <w:tcPr>
-            <w:tcW w:type="dxa" w:w="3312"/>
-            <w:shd w:fill="FFFFFF"/>
+            <w:tcW w:type="dxa" w:w="3134"/>
             <w:tcMar>
-              <w:top w:w="60" w:type="dxa"/>
-              <w:bottom w:w="60" w:type="dxa"/>
-              <w:left w:w="80" w:type="dxa"/>
-              <w:right w:w="80" w:type="dxa"/>
+              <w:top w:w="70" w:type="dxa"/>
+              <w:left w:w="90" w:type="dxa"/>
+              <w:bottom w:w="70" w:type="dxa"/>
+              <w:right w:w="90" w:type="dxa"/>
             </w:tcMar>
           </w:tcPr>
           <w:p>
             <w:r>
               <w:rPr>
-                <w:rFonts w:ascii="Arial" w:hAnsi="Arial"/>
-                <w:color w:val="000000"/>
-                <w:sz w:val="18"/>
+                <w:rFonts w:ascii="Courier New" w:hAnsi="Courier New"/>
+                <w:i w:val="0"/>
+                <w:color w:val="1E293B"/>
+                <w:sz w:val="17"/>
+                <w:shd w:val="clear" w:color="auto" w:fill="F1F5F9"/>
               </w:rPr>
               <w:t>controller.ManterReserva</w:t>
             </w:r>
@@ -1776,23 +2073,44 @@
         </w:tc>
         <w:tc>
           <w:tcPr>
-            <w:tcW w:type="dxa" w:w="4608"/>
-            <w:shd w:fill="FFFFFF"/>
+            <w:tcW w:type="dxa" w:w="3134"/>
             <w:tcMar>
-              <w:top w:w="60" w:type="dxa"/>
-              <w:bottom w:w="60" w:type="dxa"/>
-              <w:left w:w="80" w:type="dxa"/>
-              <w:right w:w="80" w:type="dxa"/>
+              <w:top w:w="70" w:type="dxa"/>
+              <w:left w:w="90" w:type="dxa"/>
+              <w:bottom w:w="70" w:type="dxa"/>
+              <w:right w:w="90" w:type="dxa"/>
             </w:tcMar>
           </w:tcPr>
           <w:p>
             <w:r>
               <w:rPr>
                 <w:rFonts w:ascii="Arial" w:hAnsi="Arial"/>
-                <w:color w:val="000000"/>
-                <w:sz w:val="18"/>
+                <w:b w:val="0"/>
+                <w:i w:val="0"/>
+                <w:color w:val="1E293B"/>
+                <w:sz w:val="17"/>
               </w:rPr>
-              <w:t>Ponto único de entrada (/controller.do), gerencia sessão e despacha comandos.</w:t>
+              <w:t>Ponto único de entrada (</w:t>
+            </w:r>
+            <w:r>
+              <w:rPr>
+                <w:rFonts w:ascii="Courier New" w:hAnsi="Courier New"/>
+                <w:i w:val="0"/>
+                <w:color w:val="1E293B"/>
+                <w:sz w:val="17"/>
+                <w:shd w:val="clear" w:color="auto" w:fill="F1F5F9"/>
+              </w:rPr>
+              <w:t>/controller.do</w:t>
+            </w:r>
+            <w:r>
+              <w:rPr>
+                <w:rFonts w:ascii="Arial" w:hAnsi="Arial"/>
+                <w:b w:val="0"/>
+                <w:i w:val="0"/>
+                <w:color w:val="1E293B"/>
+                <w:sz w:val="17"/>
+              </w:rPr>
+              <w:t>), gerencia sessão e despacha comandos.</w:t>
             </w:r>
           </w:p>
         </w:tc>
@@ -1800,21 +2118,22 @@
       <w:tr>
         <w:tc>
           <w:tcPr>
-            <w:tcW w:type="dxa" w:w="2160"/>
-            <w:shd w:fill="F9F9F9"/>
+            <w:tcW w:type="dxa" w:w="3134"/>
             <w:tcMar>
-              <w:top w:w="60" w:type="dxa"/>
-              <w:bottom w:w="60" w:type="dxa"/>
-              <w:left w:w="80" w:type="dxa"/>
-              <w:right w:w="80" w:type="dxa"/>
+              <w:top w:w="70" w:type="dxa"/>
+              <w:left w:w="90" w:type="dxa"/>
+              <w:bottom w:w="70" w:type="dxa"/>
+              <w:right w:w="90" w:type="dxa"/>
             </w:tcMar>
           </w:tcPr>
           <w:p>
             <w:r>
               <w:rPr>
                 <w:rFonts w:ascii="Arial" w:hAnsi="Arial"/>
-                <w:color w:val="000000"/>
-                <w:sz w:val="18"/>
+                <w:b/>
+                <w:i w:val="0"/>
+                <w:color w:val="1E293B"/>
+                <w:sz w:val="17"/>
               </w:rPr>
               <w:t>Command</w:t>
             </w:r>
@@ -1822,45 +2141,87 @@
         </w:tc>
         <w:tc>
           <w:tcPr>
-            <w:tcW w:type="dxa" w:w="3312"/>
-            <w:shd w:fill="F9F9F9"/>
+            <w:tcW w:type="dxa" w:w="3134"/>
             <w:tcMar>
-              <w:top w:w="60" w:type="dxa"/>
-              <w:bottom w:w="60" w:type="dxa"/>
-              <w:left w:w="80" w:type="dxa"/>
-              <w:right w:w="80" w:type="dxa"/>
+              <w:top w:w="70" w:type="dxa"/>
+              <w:left w:w="90" w:type="dxa"/>
+              <w:bottom w:w="70" w:type="dxa"/>
+              <w:right w:w="90" w:type="dxa"/>
+            </w:tcMar>
+          </w:tcPr>
+          <w:p>
+            <w:r>
+              <w:rPr>
+                <w:rFonts w:ascii="Courier New" w:hAnsi="Courier New"/>
+                <w:i w:val="0"/>
+                <w:color w:val="1E293B"/>
+                <w:sz w:val="17"/>
+                <w:shd w:val="clear" w:color="auto" w:fill="F1F5F9"/>
+              </w:rPr>
+              <w:t>CommandFactory</w:t>
+            </w:r>
+            <w:r>
+              <w:rPr>
+                <w:rFonts w:ascii="Arial" w:hAnsi="Arial"/>
+                <w:b w:val="0"/>
+                <w:i w:val="0"/>
+                <w:color w:val="1E293B"/>
+                <w:sz w:val="17"/>
+              </w:rPr>
+              <w:t xml:space="preserve"> e </w:t>
+            </w:r>
+            <w:r>
+              <w:rPr>
+                <w:rFonts w:ascii="Courier New" w:hAnsi="Courier New"/>
+                <w:i w:val="0"/>
+                <w:color w:val="1E293B"/>
+                <w:sz w:val="17"/>
+                <w:shd w:val="clear" w:color="auto" w:fill="F1F5F9"/>
+              </w:rPr>
+              <w:t>ICommand</w:t>
+            </w:r>
+          </w:p>
+        </w:tc>
+        <w:tc>
+          <w:tcPr>
+            <w:tcW w:type="dxa" w:w="3134"/>
+            <w:tcMar>
+              <w:top w:w="70" w:type="dxa"/>
+              <w:left w:w="90" w:type="dxa"/>
+              <w:bottom w:w="70" w:type="dxa"/>
+              <w:right w:w="90" w:type="dxa"/>
             </w:tcMar>
           </w:tcPr>
           <w:p>
             <w:r>
               <w:rPr>
                 <w:rFonts w:ascii="Arial" w:hAnsi="Arial"/>
-                <w:color w:val="000000"/>
-                <w:sz w:val="18"/>
+                <w:b w:val="0"/>
+                <w:i w:val="0"/>
+                <w:color w:val="1E293B"/>
+                <w:sz w:val="17"/>
               </w:rPr>
-              <w:t>CommandFactory e ICommand</w:t>
+              <w:t xml:space="preserve">Cada ação é um comando isolado; </w:t>
             </w:r>
-          </w:p>
-        </w:tc>
-        <w:tc>
-          <w:tcPr>
-            <w:tcW w:type="dxa" w:w="4608"/>
-            <w:shd w:fill="F9F9F9"/>
-            <w:tcMar>
-              <w:top w:w="60" w:type="dxa"/>
-              <w:bottom w:w="60" w:type="dxa"/>
-              <w:left w:w="80" w:type="dxa"/>
-              <w:right w:w="80" w:type="dxa"/>
-            </w:tcMar>
-          </w:tcPr>
-          <w:p>
+            <w:r>
+              <w:rPr>
+                <w:rFonts w:ascii="Courier New" w:hAnsi="Courier New"/>
+                <w:i w:val="0"/>
+                <w:color w:val="1E293B"/>
+                <w:sz w:val="17"/>
+                <w:shd w:val="clear" w:color="auto" w:fill="F1F5F9"/>
+              </w:rPr>
+              <w:t>CommandFactory</w:t>
+            </w:r>
             <w:r>
               <w:rPr>
                 <w:rFonts w:ascii="Arial" w:hAnsi="Arial"/>
-                <w:color w:val="000000"/>
-                <w:sz w:val="18"/>
+                <w:b w:val="0"/>
+                <w:i w:val="0"/>
+                <w:color w:val="1E293B"/>
+                <w:sz w:val="17"/>
               </w:rPr>
-              <w:t>Cada ação é um comando isolado; CommandFactory tipada elimina reflexão frágil.</w:t>
+              <w:t xml:space="preserve"> tipada elimina reflexão frágil.</w:t>
             </w:r>
           </w:p>
         </w:tc>
@@ -1868,21 +2229,22 @@
       <w:tr>
         <w:tc>
           <w:tcPr>
-            <w:tcW w:type="dxa" w:w="2160"/>
-            <w:shd w:fill="FFFFFF"/>
+            <w:tcW w:type="dxa" w:w="3134"/>
             <w:tcMar>
-              <w:top w:w="60" w:type="dxa"/>
-              <w:bottom w:w="60" w:type="dxa"/>
-              <w:left w:w="80" w:type="dxa"/>
-              <w:right w:w="80" w:type="dxa"/>
+              <w:top w:w="70" w:type="dxa"/>
+              <w:left w:w="90" w:type="dxa"/>
+              <w:bottom w:w="70" w:type="dxa"/>
+              <w:right w:w="90" w:type="dxa"/>
             </w:tcMar>
           </w:tcPr>
           <w:p>
             <w:r>
               <w:rPr>
                 <w:rFonts w:ascii="Arial" w:hAnsi="Arial"/>
-                <w:color w:val="000000"/>
-                <w:sz w:val="18"/>
+                <w:b/>
+                <w:i w:val="0"/>
+                <w:color w:val="1E293B"/>
+                <w:sz w:val="17"/>
               </w:rPr>
               <w:t>Builder (GoF)</w:t>
             </w:r>
@@ -1890,21 +2252,22 @@
         </w:tc>
         <w:tc>
           <w:tcPr>
-            <w:tcW w:type="dxa" w:w="3312"/>
-            <w:shd w:fill="FFFFFF"/>
+            <w:tcW w:type="dxa" w:w="3134"/>
             <w:tcMar>
-              <w:top w:w="60" w:type="dxa"/>
-              <w:bottom w:w="60" w:type="dxa"/>
-              <w:left w:w="80" w:type="dxa"/>
-              <w:right w:w="80" w:type="dxa"/>
+              <w:top w:w="70" w:type="dxa"/>
+              <w:left w:w="90" w:type="dxa"/>
+              <w:bottom w:w="70" w:type="dxa"/>
+              <w:right w:w="90" w:type="dxa"/>
             </w:tcMar>
           </w:tcPr>
           <w:p>
             <w:r>
               <w:rPr>
-                <w:rFonts w:ascii="Arial" w:hAnsi="Arial"/>
-                <w:color w:val="000000"/>
-                <w:sz w:val="18"/>
+                <w:rFonts w:ascii="Courier New" w:hAnsi="Courier New"/>
+                <w:i w:val="0"/>
+                <w:color w:val="1E293B"/>
+                <w:sz w:val="17"/>
+                <w:shd w:val="clear" w:color="auto" w:fill="F1F5F9"/>
               </w:rPr>
               <w:t>model.ReservaBuilder</w:t>
             </w:r>
@@ -1912,23 +2275,44 @@
         </w:tc>
         <w:tc>
           <w:tcPr>
-            <w:tcW w:type="dxa" w:w="4608"/>
-            <w:shd w:fill="FFFFFF"/>
+            <w:tcW w:type="dxa" w:w="3134"/>
             <w:tcMar>
-              <w:top w:w="60" w:type="dxa"/>
-              <w:bottom w:w="60" w:type="dxa"/>
-              <w:left w:w="80" w:type="dxa"/>
-              <w:right w:w="80" w:type="dxa"/>
+              <w:top w:w="70" w:type="dxa"/>
+              <w:left w:w="90" w:type="dxa"/>
+              <w:bottom w:w="70" w:type="dxa"/>
+              <w:right w:w="90" w:type="dxa"/>
             </w:tcMar>
           </w:tcPr>
           <w:p>
             <w:r>
               <w:rPr>
                 <w:rFonts w:ascii="Arial" w:hAnsi="Arial"/>
-                <w:color w:val="000000"/>
-                <w:sz w:val="18"/>
+                <w:b w:val="0"/>
+                <w:i w:val="0"/>
+                <w:color w:val="1E293B"/>
+                <w:sz w:val="17"/>
               </w:rPr>
-              <w:t>Construção fluente da Reserva com validações defensivas no método constroi().</w:t>
+              <w:t xml:space="preserve">Construção fluente da Reserva com validações defensivas no método </w:t>
+            </w:r>
+            <w:r>
+              <w:rPr>
+                <w:rFonts w:ascii="Courier New" w:hAnsi="Courier New"/>
+                <w:i w:val="0"/>
+                <w:color w:val="1E293B"/>
+                <w:sz w:val="17"/>
+                <w:shd w:val="clear" w:color="auto" w:fill="F1F5F9"/>
+              </w:rPr>
+              <w:t>constroi()</w:t>
+            </w:r>
+            <w:r>
+              <w:rPr>
+                <w:rFonts w:ascii="Arial" w:hAnsi="Arial"/>
+                <w:b w:val="0"/>
+                <w:i w:val="0"/>
+                <w:color w:val="1E293B"/>
+                <w:sz w:val="17"/>
+              </w:rPr>
+              <w:t>.</w:t>
             </w:r>
           </w:p>
         </w:tc>
@@ -1936,21 +2320,22 @@
       <w:tr>
         <w:tc>
           <w:tcPr>
-            <w:tcW w:type="dxa" w:w="2160"/>
-            <w:shd w:fill="F9F9F9"/>
+            <w:tcW w:type="dxa" w:w="3134"/>
             <w:tcMar>
-              <w:top w:w="60" w:type="dxa"/>
-              <w:bottom w:w="60" w:type="dxa"/>
-              <w:left w:w="80" w:type="dxa"/>
-              <w:right w:w="80" w:type="dxa"/>
+              <w:top w:w="70" w:type="dxa"/>
+              <w:left w:w="90" w:type="dxa"/>
+              <w:bottom w:w="70" w:type="dxa"/>
+              <w:right w:w="90" w:type="dxa"/>
             </w:tcMar>
           </w:tcPr>
           <w:p>
             <w:r>
               <w:rPr>
                 <w:rFonts w:ascii="Arial" w:hAnsi="Arial"/>
-                <w:color w:val="000000"/>
-                <w:sz w:val="18"/>
+                <w:b/>
+                <w:i w:val="0"/>
+                <w:color w:val="1E293B"/>
+                <w:sz w:val="17"/>
               </w:rPr>
               <w:t>Factory Method</w:t>
             </w:r>
@@ -1958,21 +2343,22 @@
         </w:tc>
         <w:tc>
           <w:tcPr>
-            <w:tcW w:type="dxa" w:w="3312"/>
-            <w:shd w:fill="F9F9F9"/>
+            <w:tcW w:type="dxa" w:w="3134"/>
             <w:tcMar>
-              <w:top w:w="60" w:type="dxa"/>
-              <w:bottom w:w="60" w:type="dxa"/>
-              <w:left w:w="80" w:type="dxa"/>
-              <w:right w:w="80" w:type="dxa"/>
+              <w:top w:w="70" w:type="dxa"/>
+              <w:left w:w="90" w:type="dxa"/>
+              <w:bottom w:w="70" w:type="dxa"/>
+              <w:right w:w="90" w:type="dxa"/>
             </w:tcMar>
           </w:tcPr>
           <w:p>
             <w:r>
               <w:rPr>
-                <w:rFonts w:ascii="Arial" w:hAnsi="Arial"/>
-                <w:color w:val="000000"/>
-                <w:sz w:val="18"/>
+                <w:rFonts w:ascii="Courier New" w:hAnsi="Courier New"/>
+                <w:i w:val="0"/>
+                <w:color w:val="1E293B"/>
+                <w:sz w:val="17"/>
+                <w:shd w:val="clear" w:color="auto" w:fill="F1F5F9"/>
               </w:rPr>
               <w:t>model.factory.ServicoFactory</w:t>
             </w:r>
@@ -1980,23 +2366,64 @@
         </w:tc>
         <w:tc>
           <w:tcPr>
-            <w:tcW w:type="dxa" w:w="4608"/>
-            <w:shd w:fill="F9F9F9"/>
+            <w:tcW w:type="dxa" w:w="3134"/>
             <w:tcMar>
-              <w:top w:w="60" w:type="dxa"/>
-              <w:bottom w:w="60" w:type="dxa"/>
-              <w:left w:w="80" w:type="dxa"/>
-              <w:right w:w="80" w:type="dxa"/>
+              <w:top w:w="70" w:type="dxa"/>
+              <w:left w:w="90" w:type="dxa"/>
+              <w:bottom w:w="70" w:type="dxa"/>
+              <w:right w:w="90" w:type="dxa"/>
             </w:tcMar>
           </w:tcPr>
           <w:p>
             <w:r>
               <w:rPr>
                 <w:rFonts w:ascii="Arial" w:hAnsi="Arial"/>
-                <w:color w:val="000000"/>
-                <w:sz w:val="18"/>
+                <w:b w:val="0"/>
+                <w:i w:val="0"/>
+                <w:color w:val="1E293B"/>
+                <w:sz w:val="17"/>
               </w:rPr>
-              <w:t>Subclasses especialistas (CafeManha, Transfer, etc.) instanciam itens 1:N.</w:t>
+              <w:t>Subclasses especialistas (</w:t>
+            </w:r>
+            <w:r>
+              <w:rPr>
+                <w:rFonts w:ascii="Courier New" w:hAnsi="Courier New"/>
+                <w:i w:val="0"/>
+                <w:color w:val="1E293B"/>
+                <w:sz w:val="17"/>
+                <w:shd w:val="clear" w:color="auto" w:fill="F1F5F9"/>
+              </w:rPr>
+              <w:t>CafeManha</w:t>
+            </w:r>
+            <w:r>
+              <w:rPr>
+                <w:rFonts w:ascii="Arial" w:hAnsi="Arial"/>
+                <w:b w:val="0"/>
+                <w:i w:val="0"/>
+                <w:color w:val="1E293B"/>
+                <w:sz w:val="17"/>
+              </w:rPr>
+              <w:t xml:space="preserve">, </w:t>
+            </w:r>
+            <w:r>
+              <w:rPr>
+                <w:rFonts w:ascii="Courier New" w:hAnsi="Courier New"/>
+                <w:i w:val="0"/>
+                <w:color w:val="1E293B"/>
+                <w:sz w:val="17"/>
+                <w:shd w:val="clear" w:color="auto" w:fill="F1F5F9"/>
+              </w:rPr>
+              <w:t>Transfer</w:t>
+            </w:r>
+            <w:r>
+              <w:rPr>
+                <w:rFonts w:ascii="Arial" w:hAnsi="Arial"/>
+                <w:b w:val="0"/>
+                <w:i w:val="0"/>
+                <w:color w:val="1E293B"/>
+                <w:sz w:val="17"/>
+              </w:rPr>
+              <w:t>, etc.) instanciam itens 1:N.</w:t>
             </w:r>
           </w:p>
         </w:tc>
@@ -2004,21 +2431,22 @@
       <w:tr>
         <w:tc>
           <w:tcPr>
-            <w:tcW w:type="dxa" w:w="2160"/>
-            <w:shd w:fill="FFFFFF"/>
+            <w:tcW w:type="dxa" w:w="3134"/>
             <w:tcMar>
-              <w:top w:w="60" w:type="dxa"/>
-              <w:bottom w:w="60" w:type="dxa"/>
-              <w:left w:w="80" w:type="dxa"/>
-              <w:right w:w="80" w:type="dxa"/>
+              <w:top w:w="70" w:type="dxa"/>
+              <w:left w:w="90" w:type="dxa"/>
+              <w:bottom w:w="70" w:type="dxa"/>
+              <w:right w:w="90" w:type="dxa"/>
             </w:tcMar>
           </w:tcPr>
           <w:p>
             <w:r>
               <w:rPr>
                 <w:rFonts w:ascii="Arial" w:hAnsi="Arial"/>
-                <w:color w:val="000000"/>
-                <w:sz w:val="18"/>
+                <w:b/>
+                <w:i w:val="0"/>
+                <w:color w:val="1E293B"/>
+                <w:sz w:val="17"/>
               </w:rPr>
               <w:t>Strategy (GoF)</w:t>
             </w:r>
@@ -2026,45 +2454,97 @@
         </w:tc>
         <w:tc>
           <w:tcPr>
-            <w:tcW w:type="dxa" w:w="3312"/>
-            <w:shd w:fill="FFFFFF"/>
+            <w:tcW w:type="dxa" w:w="3134"/>
             <w:tcMar>
-              <w:top w:w="60" w:type="dxa"/>
-              <w:bottom w:w="60" w:type="dxa"/>
-              <w:left w:w="80" w:type="dxa"/>
-              <w:right w:w="80" w:type="dxa"/>
+              <w:top w:w="70" w:type="dxa"/>
+              <w:left w:w="90" w:type="dxa"/>
+              <w:bottom w:w="70" w:type="dxa"/>
+              <w:right w:w="90" w:type="dxa"/>
+            </w:tcMar>
+          </w:tcPr>
+          <w:p>
+            <w:r>
+              <w:rPr>
+                <w:rFonts w:ascii="Courier New" w:hAnsi="Courier New"/>
+                <w:i w:val="0"/>
+                <w:color w:val="1E293B"/>
+                <w:sz w:val="17"/>
+                <w:shd w:val="clear" w:color="auto" w:fill="F1F5F9"/>
+              </w:rPr>
+              <w:t>model.strategy.PoliticaPrecoStrategy</w:t>
+            </w:r>
+            <w:r>
+              <w:rPr>
+                <w:rFonts w:ascii="Arial" w:hAnsi="Arial"/>
+                <w:b w:val="0"/>
+                <w:i w:val="0"/>
+                <w:color w:val="1E293B"/>
+                <w:sz w:val="17"/>
+              </w:rPr>
+              <w:t xml:space="preserve"> + </w:t>
+            </w:r>
+            <w:r>
+              <w:rPr>
+                <w:rFonts w:ascii="Courier New" w:hAnsi="Courier New"/>
+                <w:i w:val="0"/>
+                <w:color w:val="1E293B"/>
+                <w:sz w:val="17"/>
+                <w:shd w:val="clear" w:color="auto" w:fill="F1F5F9"/>
+              </w:rPr>
+              <w:t>CalculadoraPreco</w:t>
+            </w:r>
+            <w:r>
+              <w:rPr>
+                <w:rFonts w:ascii="Arial" w:hAnsi="Arial"/>
+                <w:b w:val="0"/>
+                <w:i w:val="0"/>
+                <w:color w:val="1E293B"/>
+                <w:sz w:val="17"/>
+              </w:rPr>
+              <w:t xml:space="preserve"> (contexto)</w:t>
+            </w:r>
+          </w:p>
+        </w:tc>
+        <w:tc>
+          <w:tcPr>
+            <w:tcW w:type="dxa" w:w="3134"/>
+            <w:tcMar>
+              <w:top w:w="70" w:type="dxa"/>
+              <w:left w:w="90" w:type="dxa"/>
+              <w:bottom w:w="70" w:type="dxa"/>
+              <w:right w:w="90" w:type="dxa"/>
             </w:tcMar>
           </w:tcPr>
           <w:p>
             <w:r>
               <w:rPr>
                 <w:rFonts w:ascii="Arial" w:hAnsi="Arial"/>
-                <w:color w:val="000000"/>
-                <w:sz w:val="18"/>
+                <w:b w:val="0"/>
+                <w:i w:val="0"/>
+                <w:color w:val="1E293B"/>
+                <w:sz w:val="17"/>
               </w:rPr>
-              <w:t>model.strategy.CalculadoraTarifa</w:t>
+              <w:t xml:space="preserve">Encapsula regras de tarifas (diárias, longa estadia, PIX, taxa ambiental) de forma desacoplada; </w:t>
             </w:r>
-          </w:p>
-        </w:tc>
-        <w:tc>
-          <w:tcPr>
-            <w:tcW w:type="dxa" w:w="4608"/>
-            <w:shd w:fill="FFFFFF"/>
-            <w:tcMar>
-              <w:top w:w="60" w:type="dxa"/>
-              <w:bottom w:w="60" w:type="dxa"/>
-              <w:left w:w="80" w:type="dxa"/>
-              <w:right w:w="80" w:type="dxa"/>
-            </w:tcMar>
-          </w:tcPr>
-          <w:p>
+            <w:r>
+              <w:rPr>
+                <w:rFonts w:ascii="Courier New" w:hAnsi="Courier New"/>
+                <w:i w:val="0"/>
+                <w:color w:val="1E293B"/>
+                <w:sz w:val="17"/>
+                <w:shd w:val="clear" w:color="auto" w:fill="F1F5F9"/>
+              </w:rPr>
+              <w:t>service.CalculadoraTarifa</w:t>
+            </w:r>
             <w:r>
               <w:rPr>
                 <w:rFonts w:ascii="Arial" w:hAnsi="Arial"/>
-                <w:color w:val="000000"/>
-                <w:sz w:val="18"/>
+                <w:b w:val="0"/>
+                <w:i w:val="0"/>
+                <w:color w:val="1E293B"/>
+                <w:sz w:val="17"/>
               </w:rPr>
-              <w:t>Encapsula regras de tarifas (diárias, PIX, taxa ambiental) de forma desacoplada.</w:t>
+              <w:t xml:space="preserve"> é apenas a fachada.</w:t>
             </w:r>
           </w:p>
         </w:tc>
@@ -2072,21 +2552,153 @@
       <w:tr>
         <w:tc>
           <w:tcPr>
-            <w:tcW w:type="dxa" w:w="2160"/>
-            <w:shd w:fill="F9F9F9"/>
+            <w:tcW w:type="dxa" w:w="3134"/>
             <w:tcMar>
-              <w:top w:w="60" w:type="dxa"/>
-              <w:bottom w:w="60" w:type="dxa"/>
-              <w:left w:w="80" w:type="dxa"/>
-              <w:right w:w="80" w:type="dxa"/>
+              <w:top w:w="70" w:type="dxa"/>
+              <w:left w:w="90" w:type="dxa"/>
+              <w:bottom w:w="70" w:type="dxa"/>
+              <w:right w:w="90" w:type="dxa"/>
             </w:tcMar>
           </w:tcPr>
           <w:p>
             <w:r>
               <w:rPr>
                 <w:rFonts w:ascii="Arial" w:hAnsi="Arial"/>
-                <w:color w:val="000000"/>
-                <w:sz w:val="18"/>
+                <w:b/>
+                <w:i w:val="0"/>
+                <w:color w:val="1E293B"/>
+                <w:sz w:val="17"/>
+              </w:rPr>
+              <w:t>State (GoF)</w:t>
+            </w:r>
+          </w:p>
+        </w:tc>
+        <w:tc>
+          <w:tcPr>
+            <w:tcW w:type="dxa" w:w="3134"/>
+            <w:tcMar>
+              <w:top w:w="70" w:type="dxa"/>
+              <w:left w:w="90" w:type="dxa"/>
+              <w:bottom w:w="70" w:type="dxa"/>
+              <w:right w:w="90" w:type="dxa"/>
+            </w:tcMar>
+          </w:tcPr>
+          <w:p>
+            <w:r>
+              <w:rPr>
+                <w:rFonts w:ascii="Courier New" w:hAnsi="Courier New"/>
+                <w:i w:val="0"/>
+                <w:color w:val="1E293B"/>
+                <w:sz w:val="17"/>
+                <w:shd w:val="clear" w:color="auto" w:fill="F1F5F9"/>
+              </w:rPr>
+              <w:t>model.StatusReserva</w:t>
+            </w:r>
+          </w:p>
+        </w:tc>
+        <w:tc>
+          <w:tcPr>
+            <w:tcW w:type="dxa" w:w="3134"/>
+            <w:tcMar>
+              <w:top w:w="70" w:type="dxa"/>
+              <w:left w:w="90" w:type="dxa"/>
+              <w:bottom w:w="70" w:type="dxa"/>
+              <w:right w:w="90" w:type="dxa"/>
+            </w:tcMar>
+          </w:tcPr>
+          <w:p>
+            <w:r>
+              <w:rPr>
+                <w:rFonts w:ascii="Arial" w:hAnsi="Arial"/>
+                <w:b w:val="0"/>
+                <w:i w:val="0"/>
+                <w:color w:val="1E293B"/>
+                <w:sz w:val="17"/>
+              </w:rPr>
+              <w:t>Controla transições válidas de status da reserva (</w:t>
+            </w:r>
+            <w:r>
+              <w:rPr>
+                <w:rFonts w:ascii="Courier New" w:hAnsi="Courier New"/>
+                <w:i w:val="0"/>
+                <w:color w:val="1E293B"/>
+                <w:sz w:val="17"/>
+                <w:shd w:val="clear" w:color="auto" w:fill="F1F5F9"/>
+              </w:rPr>
+              <w:t>PENDENTE</w:t>
+            </w:r>
+            <w:r>
+              <w:rPr>
+                <w:rFonts w:ascii="Arial" w:hAnsi="Arial"/>
+                <w:b w:val="0"/>
+                <w:i w:val="0"/>
+                <w:color w:val="1E293B"/>
+                <w:sz w:val="17"/>
+              </w:rPr>
+              <w:t xml:space="preserve"> ➔ </w:t>
+            </w:r>
+            <w:r>
+              <w:rPr>
+                <w:rFonts w:ascii="Courier New" w:hAnsi="Courier New"/>
+                <w:i w:val="0"/>
+                <w:color w:val="1E293B"/>
+                <w:sz w:val="17"/>
+                <w:shd w:val="clear" w:color="auto" w:fill="F1F5F9"/>
+              </w:rPr>
+              <w:t>CONFIRMADA</w:t>
+            </w:r>
+            <w:r>
+              <w:rPr>
+                <w:rFonts w:ascii="Arial" w:hAnsi="Arial"/>
+                <w:b w:val="0"/>
+                <w:i w:val="0"/>
+                <w:color w:val="1E293B"/>
+                <w:sz w:val="17"/>
+              </w:rPr>
+              <w:t xml:space="preserve"> ➔ </w:t>
+            </w:r>
+            <w:r>
+              <w:rPr>
+                <w:rFonts w:ascii="Courier New" w:hAnsi="Courier New"/>
+                <w:i w:val="0"/>
+                <w:color w:val="1E293B"/>
+                <w:sz w:val="17"/>
+                <w:shd w:val="clear" w:color="auto" w:fill="F1F5F9"/>
+              </w:rPr>
+              <w:t>CHECKIN_ATIVO</w:t>
+            </w:r>
+            <w:r>
+              <w:rPr>
+                <w:rFonts w:ascii="Arial" w:hAnsi="Arial"/>
+                <w:b w:val="0"/>
+                <w:i w:val="0"/>
+                <w:color w:val="1E293B"/>
+                <w:sz w:val="17"/>
+              </w:rPr>
+              <w:t>).</w:t>
+            </w:r>
+          </w:p>
+        </w:tc>
+      </w:tr>
+      <w:tr>
+        <w:tc>
+          <w:tcPr>
+            <w:tcW w:type="dxa" w:w="3134"/>
+            <w:tcMar>
+              <w:top w:w="70" w:type="dxa"/>
+              <w:left w:w="90" w:type="dxa"/>
+              <w:bottom w:w="70" w:type="dxa"/>
+              <w:right w:w="90" w:type="dxa"/>
+            </w:tcMar>
+          </w:tcPr>
+          <w:p>
+            <w:r>
+              <w:rPr>
+                <w:rFonts w:ascii="Arial" w:hAnsi="Arial"/>
+                <w:b/>
+                <w:i w:val="0"/>
+                <w:color w:val="1E293B"/>
+                <w:sz w:val="17"/>
               </w:rPr>
               <w:t>DAO &amp; Transações</w:t>
             </w:r>
@@ -2094,21 +2706,22 @@
         </w:tc>
         <w:tc>
           <w:tcPr>
-            <w:tcW w:type="dxa" w:w="3312"/>
-            <w:shd w:fill="F9F9F9"/>
+            <w:tcW w:type="dxa" w:w="3134"/>
             <w:tcMar>
-              <w:top w:w="60" w:type="dxa"/>
-              <w:bottom w:w="60" w:type="dxa"/>
-              <w:left w:w="80" w:type="dxa"/>
-              <w:right w:w="80" w:type="dxa"/>
+              <w:top w:w="70" w:type="dxa"/>
+              <w:left w:w="90" w:type="dxa"/>
+              <w:bottom w:w="70" w:type="dxa"/>
+              <w:right w:w="90" w:type="dxa"/>
             </w:tcMar>
           </w:tcPr>
           <w:p>
             <w:r>
               <w:rPr>
-                <w:rFonts w:ascii="Arial" w:hAnsi="Arial"/>
-                <w:color w:val="000000"/>
-                <w:sz w:val="18"/>
+                <w:rFonts w:ascii="Courier New" w:hAnsi="Courier New"/>
+                <w:i w:val="0"/>
+                <w:color w:val="1E293B"/>
+                <w:sz w:val="17"/>
+                <w:shd w:val="clear" w:color="auto" w:fill="F1F5F9"/>
               </w:rPr>
               <w:t>dao.ReservaDAO</w:t>
             </w:r>
@@ -2116,21 +2729,22 @@
         </w:tc>
         <w:tc>
           <w:tcPr>
-            <w:tcW w:type="dxa" w:w="4608"/>
-            <w:shd w:fill="F9F9F9"/>
+            <w:tcW w:type="dxa" w:w="3134"/>
             <w:tcMar>
-              <w:top w:w="60" w:type="dxa"/>
-              <w:bottom w:w="60" w:type="dxa"/>
-              <w:left w:w="80" w:type="dxa"/>
-              <w:right w:w="80" w:type="dxa"/>
+              <w:top w:w="70" w:type="dxa"/>
+              <w:left w:w="90" w:type="dxa"/>
+              <w:bottom w:w="70" w:type="dxa"/>
+              <w:right w:w="90" w:type="dxa"/>
             </w:tcMar>
           </w:tcPr>
           <w:p>
             <w:r>
               <w:rPr>
                 <w:rFonts w:ascii="Arial" w:hAnsi="Arial"/>
-                <w:color w:val="000000"/>
-                <w:sz w:val="18"/>
+                <w:b w:val="0"/>
+                <w:i w:val="0"/>
+                <w:color w:val="1E293B"/>
+                <w:sz w:val="17"/>
               </w:rPr>
               <w:t>Persistência JDBC com transações atômicas (commit/rollback) e sem N+1 queries.</w:t>
             </w:r>
@@ -2138,500 +2752,1520 @@
         </w:tc>
       </w:tr>
     </w:tbl>
+    <w:p/>
     <w:p>
       <w:pPr>
-        <w:keepNext/>
-        <w:spacing w:before="280" w:after="80"/>
+        <w:pStyle w:val="Heading1"/>
+        <w:spacing w:before="320" w:after="120"/>
       </w:pPr>
       <w:r>
         <w:rPr>
           <w:rFonts w:ascii="Arial" w:hAnsi="Arial"/>
           <w:b/>
-          <w:color w:val="000000"/>
-          <w:sz w:val="26"/>
+          <w:color w:val="0F172A"/>
+          <w:sz w:val="28"/>
         </w:rPr>
-        <w:t>4. Resumo de Segurança (OWASP)</w:t>
+        <w:t>4. RESUMO DE SEGURANÇA (OWASP)</w:t>
       </w:r>
     </w:p>
     <w:p>
       <w:pPr>
-        <w:spacing w:line="276" w:lineRule="auto" w:after="80"/>
-        <w:jc w:val="left"/>
+        <w:pStyle w:val="ListBullet"/>
+        <w:spacing w:line="300" w:lineRule="auto" w:after="60"/>
       </w:pPr>
       <w:r>
         <w:rPr>
           <w:rFonts w:ascii="Arial" w:hAnsi="Arial"/>
           <w:b/>
-          <w:color w:val="000000"/>
+          <w:i w:val="0"/>
+          <w:color w:val="1E293B"/>
           <w:sz w:val="21"/>
         </w:rPr>
-        <w:t xml:space="preserve">PBKDF2WithHmacSHA256 — </w:t>
+        <w:t>Criptografia de Senhas (PBKDF2WithHmacSHA256):</w:t>
       </w:r>
       <w:r>
         <w:rPr>
           <w:rFonts w:ascii="Arial" w:hAnsi="Arial"/>
-          <w:color w:val="000000"/>
-          <w:sz w:val="20"/>
+          <w:b w:val="0"/>
+          <w:i w:val="0"/>
+          <w:color w:val="1E293B"/>
+          <w:sz w:val="21"/>
         </w:rPr>
-        <w:t xml:space="preserve">• Criptografia de Senhas: </w:t>
+        <w:t xml:space="preserve"> Salt individual de 16 bytes e 10.000 iterações na classe </w:t>
+      </w:r>
+      <w:r>
+        <w:rPr>
+          <w:rFonts w:ascii="Courier New" w:hAnsi="Courier New"/>
+          <w:i w:val="0"/>
+          <w:color w:val="1E293B"/>
+          <w:sz w:val="21"/>
+          <w:shd w:val="clear" w:color="auto" w:fill="F1F5F9"/>
+        </w:rPr>
+        <w:t>util.Seguranca</w:t>
+      </w:r>
+      <w:r>
+        <w:rPr>
+          <w:rFonts w:ascii="Arial" w:hAnsi="Arial"/>
+          <w:b w:val="0"/>
+          <w:i w:val="0"/>
+          <w:color w:val="1E293B"/>
+          <w:sz w:val="21"/>
+        </w:rPr>
+        <w:t>.</w:t>
       </w:r>
     </w:p>
     <w:p>
       <w:pPr>
-        <w:spacing w:line="276" w:lineRule="auto" w:after="80"/>
-        <w:jc w:val="left"/>
-      </w:pPr>
-      <w:r>
-        <w:rPr>
-          <w:rFonts w:ascii="Arial" w:hAnsi="Arial"/>
-          <w:color w:val="000000"/>
-          <w:sz w:val="20"/>
-        </w:rPr>
-        <w:t>Salt individual de 16 bytes e 10.000 iterações (classe Seguranca.java).</w:t>
-      </w:r>
-    </w:p>
-    <w:p>
-      <w:pPr>
-        <w:spacing w:line="276" w:lineRule="auto" w:after="80"/>
-        <w:jc w:val="left"/>
+        <w:pStyle w:val="ListBullet"/>
+        <w:spacing w:line="300" w:lineRule="auto" w:after="60"/>
       </w:pPr>
       <w:r>
         <w:rPr>
           <w:rFonts w:ascii="Arial" w:hAnsi="Arial"/>
           <w:b/>
-          <w:color w:val="000000"/>
+          <w:i w:val="0"/>
+          <w:color w:val="1E293B"/>
           <w:sz w:val="21"/>
         </w:rPr>
-        <w:t xml:space="preserve">Tokens de Sessão — </w:t>
+        <w:t>Proteção CSRF (Tokens de Sessão):</w:t>
       </w:r>
       <w:r>
         <w:rPr>
           <w:rFonts w:ascii="Arial" w:hAnsi="Arial"/>
-          <w:color w:val="000000"/>
-          <w:sz w:val="20"/>
+          <w:b w:val="0"/>
+          <w:i w:val="0"/>
+          <w:color w:val="1E293B"/>
+          <w:sz w:val="21"/>
         </w:rPr>
-        <w:t xml:space="preserve">• Proteção CSRF: </w:t>
+        <w:t xml:space="preserve"> Validação de token em todos os formulários POST que alteram estado.</w:t>
       </w:r>
     </w:p>
     <w:p>
       <w:pPr>
-        <w:spacing w:line="276" w:lineRule="auto" w:after="80"/>
-        <w:jc w:val="left"/>
-      </w:pPr>
-      <w:r>
-        <w:rPr>
-          <w:rFonts w:ascii="Arial" w:hAnsi="Arial"/>
-          <w:color w:val="000000"/>
-          <w:sz w:val="20"/>
-        </w:rPr>
-        <w:t>Validação de token em formulários POST que alteram estado.</w:t>
-      </w:r>
-    </w:p>
-    <w:p>
-      <w:pPr>
-        <w:spacing w:line="276" w:lineRule="auto" w:after="80"/>
-        <w:jc w:val="left"/>
+        <w:pStyle w:val="ListBullet"/>
+        <w:spacing w:line="300" w:lineRule="auto" w:after="60"/>
       </w:pPr>
       <w:r>
         <w:rPr>
           <w:rFonts w:ascii="Arial" w:hAnsi="Arial"/>
           <w:b/>
-          <w:color w:val="000000"/>
+          <w:i w:val="0"/>
+          <w:color w:val="1E293B"/>
           <w:sz w:val="21"/>
         </w:rPr>
-        <w:t xml:space="preserve">Escape de HTML — </w:t>
+        <w:t>Proteção XSS (Escape de HTML):</w:t>
       </w:r>
       <w:r>
         <w:rPr>
           <w:rFonts w:ascii="Arial" w:hAnsi="Arial"/>
-          <w:color w:val="000000"/>
-          <w:sz w:val="20"/>
+          <w:b w:val="0"/>
+          <w:i w:val="0"/>
+          <w:color w:val="1E293B"/>
+          <w:sz w:val="21"/>
         </w:rPr>
-        <w:t xml:space="preserve">• Proteção XSS: </w:t>
+        <w:t xml:space="preserve"> Método </w:t>
+      </w:r>
+      <w:r>
+        <w:rPr>
+          <w:rFonts w:ascii="Courier New" w:hAnsi="Courier New"/>
+          <w:i w:val="0"/>
+          <w:color w:val="1E293B"/>
+          <w:sz w:val="21"/>
+          <w:shd w:val="clear" w:color="auto" w:fill="F1F5F9"/>
+        </w:rPr>
+        <w:t>util.Html.esc()</w:t>
+      </w:r>
+      <w:r>
+        <w:rPr>
+          <w:rFonts w:ascii="Arial" w:hAnsi="Arial"/>
+          <w:b w:val="0"/>
+          <w:i w:val="0"/>
+          <w:color w:val="1E293B"/>
+          <w:sz w:val="21"/>
+        </w:rPr>
+        <w:t xml:space="preserve"> aplicado em todas as saídas dinâmicas das JSPs.</w:t>
       </w:r>
     </w:p>
     <w:p>
       <w:pPr>
-        <w:spacing w:line="276" w:lineRule="auto" w:after="80"/>
-        <w:jc w:val="left"/>
-      </w:pPr>
-      <w:r>
-        <w:rPr>
-          <w:rFonts w:ascii="Arial" w:hAnsi="Arial"/>
-          <w:color w:val="000000"/>
-          <w:sz w:val="20"/>
-        </w:rPr>
-        <w:t>Método Html.esc() aplicado em todas as saídas dinâmicas das JSPs.</w:t>
-      </w:r>
-    </w:p>
-    <w:p>
-      <w:pPr>
-        <w:spacing w:line="276" w:lineRule="auto" w:after="80"/>
-        <w:jc w:val="left"/>
+        <w:pStyle w:val="ListBullet"/>
+        <w:spacing w:line="300" w:lineRule="auto" w:after="60"/>
       </w:pPr>
       <w:r>
         <w:rPr>
           <w:rFonts w:ascii="Arial" w:hAnsi="Arial"/>
           <w:b/>
-          <w:color w:val="000000"/>
+          <w:i w:val="0"/>
+          <w:color w:val="1E293B"/>
           <w:sz w:val="21"/>
         </w:rPr>
-        <w:t xml:space="preserve">Views em WEB-INF — </w:t>
+        <w:t>Proteção de Rotas (Views em WEB-INF):</w:t>
       </w:r>
       <w:r>
         <w:rPr>
           <w:rFonts w:ascii="Arial" w:hAnsi="Arial"/>
-          <w:color w:val="000000"/>
-          <w:sz w:val="20"/>
+          <w:b w:val="0"/>
+          <w:i w:val="0"/>
+          <w:color w:val="1E293B"/>
+          <w:sz w:val="21"/>
         </w:rPr>
-        <w:t xml:space="preserve">• Proteção de Rotas: </w:t>
+        <w:t xml:space="preserve"> JSPs inacessíveis diretamente por URL, forçando passagem pelo Front Controller.</w:t>
       </w:r>
     </w:p>
     <w:p>
       <w:pPr>
-        <w:spacing w:line="276" w:lineRule="auto" w:after="80"/>
-        <w:jc w:val="left"/>
-      </w:pPr>
-      <w:r>
-        <w:rPr>
-          <w:rFonts w:ascii="Arial" w:hAnsi="Arial"/>
-          <w:color w:val="000000"/>
-          <w:sz w:val="20"/>
-        </w:rPr>
-        <w:t>JSPs inacessíveis diretamente por URL, forçando passagem pelo Front Controller.</w:t>
-      </w:r>
-    </w:p>
-    <w:p>
-      <w:pPr>
-        <w:spacing w:line="276" w:lineRule="auto" w:after="80"/>
-        <w:jc w:val="left"/>
+        <w:pStyle w:val="ListBullet"/>
+        <w:spacing w:line="300" w:lineRule="auto" w:after="60"/>
       </w:pPr>
       <w:r>
         <w:rPr>
           <w:rFonts w:ascii="Arial" w:hAnsi="Arial"/>
           <w:b/>
-          <w:color w:val="000000"/>
+          <w:i w:val="0"/>
+          <w:color w:val="1E293B"/>
           <w:sz w:val="21"/>
         </w:rPr>
-        <w:t xml:space="preserve">SecureRandom — </w:t>
+        <w:t>PIN de Acesso Seguro (SecureRandom):</w:t>
       </w:r>
       <w:r>
         <w:rPr>
           <w:rFonts w:ascii="Arial" w:hAnsi="Arial"/>
-          <w:color w:val="000000"/>
-          <w:sz w:val="20"/>
+          <w:b w:val="0"/>
+          <w:i w:val="0"/>
+          <w:color w:val="1E293B"/>
+          <w:sz w:val="21"/>
         </w:rPr>
-        <w:t xml:space="preserve">• PIN de Acesso Seguro: </w:t>
+        <w:t xml:space="preserve"> Geração criptograficamente segura para fechaduras eletrônicas.</w:t>
       </w:r>
     </w:p>
     <w:p>
       <w:pPr>
-        <w:spacing w:line="276" w:lineRule="auto" w:after="80"/>
-        <w:jc w:val="left"/>
-      </w:pPr>
-      <w:r>
-        <w:rPr>
-          <w:rFonts w:ascii="Arial" w:hAnsi="Arial"/>
-          <w:color w:val="000000"/>
-          <w:sz w:val="20"/>
-        </w:rPr>
-        <w:t>Geração criptograficamente segura para fechaduras eletrônicas.</w:t>
-      </w:r>
-    </w:p>
-    <w:p>
-      <w:pPr>
-        <w:keepNext/>
-        <w:spacing w:before="280" w:after="80"/>
+        <w:pStyle w:val="Heading1"/>
+        <w:spacing w:before="320" w:after="120"/>
       </w:pPr>
       <w:r>
         <w:rPr>
           <w:rFonts w:ascii="Arial" w:hAnsi="Arial"/>
           <w:b/>
-          <w:color w:val="000000"/>
-          <w:sz w:val="26"/>
+          <w:color w:val="0F172A"/>
+          <w:sz w:val="28"/>
         </w:rPr>
-        <w:t>5. Perguntas e Respostas da Banca (FAQ de Defesa)</w:t>
+        <w:t>5. PERGUNTAS E RESPOSTAS DA BANCA (FAQ DE DEFESA)</w:t>
       </w:r>
     </w:p>
     <w:p>
       <w:pPr>
-        <w:spacing w:line="276" w:lineRule="auto" w:after="20"/>
-        <w:jc w:val="left"/>
+        <w:pStyle w:val="ListBullet"/>
+        <w:spacing w:line="300" w:lineRule="auto" w:after="60"/>
       </w:pPr>
       <w:r>
         <w:rPr>
           <w:rFonts w:ascii="Arial" w:hAnsi="Arial"/>
           <w:b/>
-          <w:color w:val="000000"/>
+          <w:i w:val="0"/>
+          <w:color w:val="1E293B"/>
           <w:sz w:val="21"/>
         </w:rPr>
-        <w:t xml:space="preserve">P: </w:t>
-      </w:r>
-      <w:r>
-        <w:rPr>
-          <w:rFonts w:ascii="Arial" w:hAnsi="Arial"/>
-          <w:color w:val="000000"/>
-          <w:sz w:val="20"/>
-        </w:rPr>
-        <w:t>Por que usar Command com Front Controller?</w:t>
+        <w:t>P: Por que usar Command com Front Controller?</w:t>
       </w:r>
     </w:p>
     <w:p>
       <w:pPr>
-        <w:spacing w:line="276" w:lineRule="auto" w:after="120"/>
-        <w:jc w:val="left"/>
+        <w:spacing w:line="300" w:lineRule="auto" w:after="160"/>
+        <w:ind w:left="432"/>
       </w:pPr>
       <w:r>
         <w:rPr>
           <w:rFonts w:ascii="Arial" w:hAnsi="Arial"/>
           <w:b/>
-          <w:color w:val="000000"/>
+          <w:i w:val="0"/>
+          <w:color w:val="1E293B"/>
           <w:sz w:val="21"/>
         </w:rPr>
-        <w:t xml:space="preserve">R: </w:t>
+        <w:t>R:</w:t>
       </w:r>
       <w:r>
         <w:rPr>
           <w:rFonts w:ascii="Arial" w:hAnsi="Arial"/>
-          <w:color w:val="000000"/>
-          <w:sz w:val="20"/>
+          <w:b w:val="0"/>
+          <w:i w:val="0"/>
+          <w:color w:val="1E293B"/>
+          <w:sz w:val="21"/>
         </w:rPr>
-        <w:t>Centraliza segurança, sessão e roteamento no ManterReserva. O Command transforma cada operação em uma classe isolada (ICommand), facilitando testes e manutenção.</w:t>
+        <w:t xml:space="preserve"> Centraliza segurança, sessão e roteamento no </w:t>
+      </w:r>
+      <w:r>
+        <w:rPr>
+          <w:rFonts w:ascii="Courier New" w:hAnsi="Courier New"/>
+          <w:i w:val="0"/>
+          <w:color w:val="1E293B"/>
+          <w:sz w:val="21"/>
+          <w:shd w:val="clear" w:color="auto" w:fill="F1F5F9"/>
+        </w:rPr>
+        <w:t>ManterReserva</w:t>
+      </w:r>
+      <w:r>
+        <w:rPr>
+          <w:rFonts w:ascii="Arial" w:hAnsi="Arial"/>
+          <w:b w:val="0"/>
+          <w:i w:val="0"/>
+          <w:color w:val="1E293B"/>
+          <w:sz w:val="21"/>
+        </w:rPr>
+        <w:t>. O Command transforma cada operação em uma classe isolada (</w:t>
+      </w:r>
+      <w:r>
+        <w:rPr>
+          <w:rFonts w:ascii="Courier New" w:hAnsi="Courier New"/>
+          <w:i w:val="0"/>
+          <w:color w:val="1E293B"/>
+          <w:sz w:val="21"/>
+          <w:shd w:val="clear" w:color="auto" w:fill="F1F5F9"/>
+        </w:rPr>
+        <w:t>ICommand</w:t>
+      </w:r>
+      <w:r>
+        <w:rPr>
+          <w:rFonts w:ascii="Arial" w:hAnsi="Arial"/>
+          <w:b w:val="0"/>
+          <w:i w:val="0"/>
+          <w:color w:val="1E293B"/>
+          <w:sz w:val="21"/>
+        </w:rPr>
+        <w:t>), facilitando testes e manutenção.</w:t>
       </w:r>
     </w:p>
     <w:p>
       <w:pPr>
-        <w:spacing w:line="276" w:lineRule="auto" w:after="20"/>
-        <w:jc w:val="left"/>
+        <w:pStyle w:val="ListBullet"/>
+        <w:spacing w:line="300" w:lineRule="auto" w:after="60"/>
       </w:pPr>
       <w:r>
         <w:rPr>
           <w:rFonts w:ascii="Arial" w:hAnsi="Arial"/>
           <w:b/>
-          <w:color w:val="000000"/>
+          <w:i w:val="0"/>
+          <w:color w:val="1E293B"/>
           <w:sz w:val="21"/>
         </w:rPr>
-        <w:t xml:space="preserve">P: </w:t>
-      </w:r>
-      <w:r>
-        <w:rPr>
-          <w:rFonts w:ascii="Arial" w:hAnsi="Arial"/>
-          <w:color w:val="000000"/>
-          <w:sz w:val="20"/>
-        </w:rPr>
-        <w:t>Qual a diferença entre o Factory Method e o Builder no projeto?</w:t>
+        <w:t>P: Qual a diferença entre o Factory Method e o Builder no projeto?</w:t>
       </w:r>
     </w:p>
     <w:p>
       <w:pPr>
-        <w:spacing w:line="276" w:lineRule="auto" w:after="120"/>
-        <w:jc w:val="left"/>
+        <w:spacing w:line="300" w:lineRule="auto" w:after="160"/>
+        <w:ind w:left="432"/>
       </w:pPr>
       <w:r>
         <w:rPr>
           <w:rFonts w:ascii="Arial" w:hAnsi="Arial"/>
           <w:b/>
-          <w:color w:val="000000"/>
+          <w:i w:val="0"/>
+          <w:color w:val="1E293B"/>
           <w:sz w:val="21"/>
         </w:rPr>
-        <w:t xml:space="preserve">R: </w:t>
+        <w:t>R:</w:t>
       </w:r>
       <w:r>
         <w:rPr>
           <w:rFonts w:ascii="Arial" w:hAnsi="Arial"/>
-          <w:color w:val="000000"/>
-          <w:sz w:val="20"/>
+          <w:b w:val="0"/>
+          <w:i w:val="0"/>
+          <w:color w:val="1E293B"/>
+          <w:sz w:val="21"/>
         </w:rPr>
-        <w:t>O Factory Method (ServicoFactory) decide qual subclasse concreta instanciar para os serviços (1:N). O Builder (ReservaBuilder) constrói um único objeto complexo (Reserva) com validações defensivas.</w:t>
+        <w:t xml:space="preserve"> O Factory Method (</w:t>
+      </w:r>
+      <w:r>
+        <w:rPr>
+          <w:rFonts w:ascii="Courier New" w:hAnsi="Courier New"/>
+          <w:i w:val="0"/>
+          <w:color w:val="1E293B"/>
+          <w:sz w:val="21"/>
+          <w:shd w:val="clear" w:color="auto" w:fill="F1F5F9"/>
+        </w:rPr>
+        <w:t>ServicoFactory</w:t>
+      </w:r>
+      <w:r>
+        <w:rPr>
+          <w:rFonts w:ascii="Arial" w:hAnsi="Arial"/>
+          <w:b w:val="0"/>
+          <w:i w:val="0"/>
+          <w:color w:val="1E293B"/>
+          <w:sz w:val="21"/>
+        </w:rPr>
+        <w:t>) decide qual subclasse concreta instanciar para os serviços (1:N). O Builder (</w:t>
+      </w:r>
+      <w:r>
+        <w:rPr>
+          <w:rFonts w:ascii="Courier New" w:hAnsi="Courier New"/>
+          <w:i w:val="0"/>
+          <w:color w:val="1E293B"/>
+          <w:sz w:val="21"/>
+          <w:shd w:val="clear" w:color="auto" w:fill="F1F5F9"/>
+        </w:rPr>
+        <w:t>ReservaBuilder</w:t>
+      </w:r>
+      <w:r>
+        <w:rPr>
+          <w:rFonts w:ascii="Arial" w:hAnsi="Arial"/>
+          <w:b w:val="0"/>
+          <w:i w:val="0"/>
+          <w:color w:val="1E293B"/>
+          <w:sz w:val="21"/>
+        </w:rPr>
+        <w:t>) constrói um único objeto complexo (</w:t>
+      </w:r>
+      <w:r>
+        <w:rPr>
+          <w:rFonts w:ascii="Courier New" w:hAnsi="Courier New"/>
+          <w:i w:val="0"/>
+          <w:color w:val="1E293B"/>
+          <w:sz w:val="21"/>
+          <w:shd w:val="clear" w:color="auto" w:fill="F1F5F9"/>
+        </w:rPr>
+        <w:t>Reserva</w:t>
+      </w:r>
+      <w:r>
+        <w:rPr>
+          <w:rFonts w:ascii="Arial" w:hAnsi="Arial"/>
+          <w:b w:val="0"/>
+          <w:i w:val="0"/>
+          <w:color w:val="1E293B"/>
+          <w:sz w:val="21"/>
+        </w:rPr>
+        <w:t>) com validações defensivas.</w:t>
       </w:r>
     </w:p>
     <w:p>
       <w:pPr>
-        <w:spacing w:line="276" w:lineRule="auto" w:after="20"/>
-        <w:jc w:val="left"/>
+        <w:pStyle w:val="ListBullet"/>
+        <w:spacing w:line="300" w:lineRule="auto" w:after="60"/>
       </w:pPr>
       <w:r>
         <w:rPr>
           <w:rFonts w:ascii="Arial" w:hAnsi="Arial"/>
           <w:b/>
-          <w:color w:val="000000"/>
+          <w:i w:val="0"/>
+          <w:color w:val="1E293B"/>
           <w:sz w:val="21"/>
         </w:rPr>
-        <w:t xml:space="preserve">P: </w:t>
-      </w:r>
-      <w:r>
-        <w:rPr>
-          <w:rFonts w:ascii="Arial" w:hAnsi="Arial"/>
-          <w:color w:val="000000"/>
-          <w:sz w:val="20"/>
-        </w:rPr>
-        <w:t>Como garantem que o banco não fica inconsistente se ocorrer erro?</w:t>
+        <w:t>P: Como garantem que o banco não fica inconsistente se ocorrer erro?</w:t>
       </w:r>
     </w:p>
     <w:p>
       <w:pPr>
-        <w:spacing w:line="276" w:lineRule="auto" w:after="120"/>
-        <w:jc w:val="left"/>
+        <w:spacing w:line="300" w:lineRule="auto" w:after="160"/>
+        <w:ind w:left="432"/>
       </w:pPr>
       <w:r>
         <w:rPr>
           <w:rFonts w:ascii="Arial" w:hAnsi="Arial"/>
           <w:b/>
-          <w:color w:val="000000"/>
+          <w:i w:val="0"/>
+          <w:color w:val="1E293B"/>
           <w:sz w:val="21"/>
         </w:rPr>
-        <w:t xml:space="preserve">R: </w:t>
+        <w:t>R:</w:t>
       </w:r>
       <w:r>
         <w:rPr>
           <w:rFonts w:ascii="Arial" w:hAnsi="Arial"/>
-          <w:color w:val="000000"/>
-          <w:sz w:val="20"/>
+          <w:b w:val="0"/>
+          <w:i w:val="0"/>
+          <w:color w:val="1E293B"/>
+          <w:sz w:val="21"/>
         </w:rPr>
-        <w:t>O ReservaDAO usa transações ACID: desabilita setAutoCommit, salva hóspede, reserva e serviços na mesma conexão e faz commit. Se qualquer etapa falhar, o catch executa rollback.</w:t>
+        <w:t xml:space="preserve"> O </w:t>
+      </w:r>
+      <w:r>
+        <w:rPr>
+          <w:rFonts w:ascii="Courier New" w:hAnsi="Courier New"/>
+          <w:i w:val="0"/>
+          <w:color w:val="1E293B"/>
+          <w:sz w:val="21"/>
+          <w:shd w:val="clear" w:color="auto" w:fill="F1F5F9"/>
+        </w:rPr>
+        <w:t>ReservaDAO</w:t>
+      </w:r>
+      <w:r>
+        <w:rPr>
+          <w:rFonts w:ascii="Arial" w:hAnsi="Arial"/>
+          <w:b w:val="0"/>
+          <w:i w:val="0"/>
+          <w:color w:val="1E293B"/>
+          <w:sz w:val="21"/>
+        </w:rPr>
+        <w:t xml:space="preserve"> usa transações ACID: desabilita </w:t>
+      </w:r>
+      <w:r>
+        <w:rPr>
+          <w:rFonts w:ascii="Courier New" w:hAnsi="Courier New"/>
+          <w:i w:val="0"/>
+          <w:color w:val="1E293B"/>
+          <w:sz w:val="21"/>
+          <w:shd w:val="clear" w:color="auto" w:fill="F1F5F9"/>
+        </w:rPr>
+        <w:t>setAutoCommit</w:t>
+      </w:r>
+      <w:r>
+        <w:rPr>
+          <w:rFonts w:ascii="Arial" w:hAnsi="Arial"/>
+          <w:b w:val="0"/>
+          <w:i w:val="0"/>
+          <w:color w:val="1E293B"/>
+          <w:sz w:val="21"/>
+        </w:rPr>
+        <w:t xml:space="preserve">, salva hóspede, reserva e serviços na mesma conexão e faz commit. Se qualquer etapa falhar, o catch executa </w:t>
+      </w:r>
+      <w:r>
+        <w:rPr>
+          <w:rFonts w:ascii="Courier New" w:hAnsi="Courier New"/>
+          <w:i w:val="0"/>
+          <w:color w:val="1E293B"/>
+          <w:sz w:val="21"/>
+          <w:shd w:val="clear" w:color="auto" w:fill="F1F5F9"/>
+        </w:rPr>
+        <w:t>rollback</w:t>
+      </w:r>
+      <w:r>
+        <w:rPr>
+          <w:rFonts w:ascii="Arial" w:hAnsi="Arial"/>
+          <w:b w:val="0"/>
+          <w:i w:val="0"/>
+          <w:color w:val="1E293B"/>
+          <w:sz w:val="21"/>
+        </w:rPr>
+        <w:t>.</w:t>
       </w:r>
     </w:p>
     <w:p>
       <w:pPr>
-        <w:spacing w:line="276" w:lineRule="auto" w:after="20"/>
-        <w:jc w:val="left"/>
+        <w:pStyle w:val="ListBullet"/>
+        <w:spacing w:line="300" w:lineRule="auto" w:after="60"/>
       </w:pPr>
       <w:r>
         <w:rPr>
           <w:rFonts w:ascii="Arial" w:hAnsi="Arial"/>
           <w:b/>
-          <w:color w:val="000000"/>
+          <w:i w:val="0"/>
+          <w:color w:val="1E293B"/>
           <w:sz w:val="21"/>
         </w:rPr>
-        <w:t xml:space="preserve">P: </w:t>
-      </w:r>
-      <w:r>
-        <w:rPr>
-          <w:rFonts w:ascii="Arial" w:hAnsi="Arial"/>
-          <w:color w:val="000000"/>
-          <w:sz w:val="20"/>
-        </w:rPr>
-        <w:t>Como resolveram o problema N+1?</w:t>
+        <w:t>P: Como resolveram o problema N+1?</w:t>
       </w:r>
     </w:p>
     <w:p>
       <w:pPr>
-        <w:spacing w:line="276" w:lineRule="auto" w:after="120"/>
-        <w:jc w:val="left"/>
+        <w:spacing w:line="300" w:lineRule="auto" w:after="160"/>
+        <w:ind w:left="432"/>
       </w:pPr>
       <w:r>
         <w:rPr>
           <w:rFonts w:ascii="Arial" w:hAnsi="Arial"/>
           <w:b/>
-          <w:color w:val="000000"/>
+          <w:i w:val="0"/>
+          <w:color w:val="1E293B"/>
           <w:sz w:val="21"/>
         </w:rPr>
-        <w:t xml:space="preserve">R: </w:t>
+        <w:t>R:</w:t>
       </w:r>
       <w:r>
         <w:rPr>
           <w:rFonts w:ascii="Arial" w:hAnsi="Arial"/>
-          <w:color w:val="000000"/>
-          <w:sz w:val="20"/>
+          <w:b w:val="0"/>
+          <w:i w:val="0"/>
+          <w:color w:val="1E293B"/>
+          <w:sz w:val="21"/>
         </w:rPr>
-        <w:t>Substituímos o laço de consultas por um LEFT JOIN com a tabela hospedes e buscamos os serviços de todas as reservas em lote com uma única segunda query via WHERE reserva_id IN (...).</w:t>
+        <w:t xml:space="preserve"> Substituímos o laço de consultas por um </w:t>
+      </w:r>
+      <w:r>
+        <w:rPr>
+          <w:rFonts w:ascii="Courier New" w:hAnsi="Courier New"/>
+          <w:i w:val="0"/>
+          <w:color w:val="1E293B"/>
+          <w:sz w:val="21"/>
+          <w:shd w:val="clear" w:color="auto" w:fill="F1F5F9"/>
+        </w:rPr>
+        <w:t>LEFT JOIN</w:t>
+      </w:r>
+      <w:r>
+        <w:rPr>
+          <w:rFonts w:ascii="Arial" w:hAnsi="Arial"/>
+          <w:b w:val="0"/>
+          <w:i w:val="0"/>
+          <w:color w:val="1E293B"/>
+          <w:sz w:val="21"/>
+        </w:rPr>
+        <w:t xml:space="preserve"> com a tabela hóspedes e buscamos os serviços de todas as reservas em lote com uma única segunda query via </w:t>
+      </w:r>
+      <w:r>
+        <w:rPr>
+          <w:rFonts w:ascii="Courier New" w:hAnsi="Courier New"/>
+          <w:i w:val="0"/>
+          <w:color w:val="1E293B"/>
+          <w:sz w:val="21"/>
+          <w:shd w:val="clear" w:color="auto" w:fill="F1F5F9"/>
+        </w:rPr>
+        <w:t>WHERE reserva_id IN (...)</w:t>
+      </w:r>
+      <w:r>
+        <w:rPr>
+          <w:rFonts w:ascii="Arial" w:hAnsi="Arial"/>
+          <w:b w:val="0"/>
+          <w:i w:val="0"/>
+          <w:color w:val="1E293B"/>
+          <w:sz w:val="21"/>
+        </w:rPr>
+        <w:t>.</w:t>
       </w:r>
     </w:p>
     <w:p>
       <w:pPr>
-        <w:spacing w:line="276" w:lineRule="auto" w:after="20"/>
-        <w:jc w:val="left"/>
+        <w:pStyle w:val="ListBullet"/>
+        <w:spacing w:line="300" w:lineRule="auto" w:after="60"/>
       </w:pPr>
       <w:r>
         <w:rPr>
           <w:rFonts w:ascii="Arial" w:hAnsi="Arial"/>
           <w:b/>
-          <w:color w:val="000000"/>
+          <w:i w:val="0"/>
+          <w:color w:val="1E293B"/>
           <w:sz w:val="21"/>
         </w:rPr>
-        <w:t xml:space="preserve">P: </w:t>
-      </w:r>
-      <w:r>
-        <w:rPr>
-          <w:rFonts w:ascii="Arial" w:hAnsi="Arial"/>
-          <w:color w:val="000000"/>
-          <w:sz w:val="20"/>
-        </w:rPr>
-        <w:t>Como as senhas são armazenadas?</w:t>
+        <w:t>P: Como as senhas são armazenadas?</w:t>
       </w:r>
     </w:p>
     <w:p>
       <w:pPr>
-        <w:spacing w:line="276" w:lineRule="auto" w:after="120"/>
-        <w:jc w:val="left"/>
+        <w:spacing w:line="300" w:lineRule="auto" w:after="160"/>
+        <w:ind w:left="432"/>
       </w:pPr>
       <w:r>
         <w:rPr>
           <w:rFonts w:ascii="Arial" w:hAnsi="Arial"/>
           <w:b/>
-          <w:color w:val="000000"/>
+          <w:i w:val="0"/>
+          <w:color w:val="1E293B"/>
           <w:sz w:val="21"/>
         </w:rPr>
-        <w:t xml:space="preserve">R: </w:t>
+        <w:t>R:</w:t>
       </w:r>
       <w:r>
         <w:rPr>
           <w:rFonts w:ascii="Arial" w:hAnsi="Arial"/>
-          <w:color w:val="000000"/>
-          <w:sz w:val="20"/>
+          <w:b w:val="0"/>
+          <w:i w:val="0"/>
+          <w:color w:val="1E293B"/>
+          <w:sz w:val="21"/>
         </w:rPr>
-        <w:t>Utilizamos PBKDF2WithHmacSHA256 com Salt de 16 bytes e 10.000 iterações, comparando em tempo constante com MessageDigest.isEqual para evitar timing attacks.</w:t>
+        <w:t xml:space="preserve"> Utilizamos </w:t>
+      </w:r>
+      <w:r>
+        <w:rPr>
+          <w:rFonts w:ascii="Courier New" w:hAnsi="Courier New"/>
+          <w:i w:val="0"/>
+          <w:color w:val="1E293B"/>
+          <w:sz w:val="21"/>
+          <w:shd w:val="clear" w:color="auto" w:fill="F1F5F9"/>
+        </w:rPr>
+        <w:t>PBKDF2WithHmacSHA256</w:t>
+      </w:r>
+      <w:r>
+        <w:rPr>
+          <w:rFonts w:ascii="Arial" w:hAnsi="Arial"/>
+          <w:b w:val="0"/>
+          <w:i w:val="0"/>
+          <w:color w:val="1E293B"/>
+          <w:sz w:val="21"/>
+        </w:rPr>
+        <w:t xml:space="preserve"> com Salt de 16 bytes e 10.000 iterações, comparando em tempo constante com </w:t>
+      </w:r>
+      <w:r>
+        <w:rPr>
+          <w:rFonts w:ascii="Courier New" w:hAnsi="Courier New"/>
+          <w:i w:val="0"/>
+          <w:color w:val="1E293B"/>
+          <w:sz w:val="21"/>
+          <w:shd w:val="clear" w:color="auto" w:fill="F1F5F9"/>
+        </w:rPr>
+        <w:t>MessageDigest.isEqual</w:t>
+      </w:r>
+      <w:r>
+        <w:rPr>
+          <w:rFonts w:ascii="Arial" w:hAnsi="Arial"/>
+          <w:b w:val="0"/>
+          <w:i w:val="0"/>
+          <w:color w:val="1E293B"/>
+          <w:sz w:val="21"/>
+        </w:rPr>
+        <w:t xml:space="preserve"> para evitar timing attacks.</w:t>
       </w:r>
     </w:p>
     <w:p>
       <w:pPr>
-        <w:keepNext/>
-        <w:spacing w:before="280" w:after="80"/>
+        <w:pStyle w:val="Heading1"/>
+        <w:spacing w:before="320" w:after="120"/>
       </w:pPr>
       <w:r>
         <w:rPr>
           <w:rFonts w:ascii="Arial" w:hAnsi="Arial"/>
           <w:b/>
-          <w:color w:val="000000"/>
-          <w:sz w:val="26"/>
+          <w:color w:val="0F172A"/>
+          <w:sz w:val="28"/>
         </w:rPr>
-        <w:t>6. Validação com Testes Automatizados</w:t>
+        <w:t>6. VALIDAÇÃO COM TESTES AUTOMATIZADOS</w:t>
       </w:r>
     </w:p>
     <w:p>
       <w:pPr>
-        <w:spacing w:line="276" w:lineRule="auto" w:after="80"/>
-        <w:jc w:val="left"/>
+        <w:spacing w:line="300" w:lineRule="auto" w:after="120"/>
       </w:pPr>
       <w:r>
         <w:rPr>
           <w:rFonts w:ascii="Arial" w:hAnsi="Arial"/>
-          <w:color w:val="000000"/>
-          <w:sz w:val="20"/>
+          <w:b w:val="0"/>
+          <w:i w:val="0"/>
+          <w:color w:val="1E293B"/>
+          <w:sz w:val="21"/>
         </w:rPr>
         <w:t>Suíte completa com 42 testes unitários (JUnit 5) cobrindo regras de negócio, persistência ACID e padrões:</w:t>
       </w:r>
     </w:p>
+    <w:tbl>
+      <w:tblPr>
+        <w:tblW w:type="auto" w:w="0"/>
+        <w:jc w:val="center"/>
+        <w:tblLook w:firstColumn="1" w:firstRow="1" w:lastColumn="0" w:lastRow="0" w:noHBand="0" w:noVBand="1" w:val="04A0"/>
+      </w:tblPr>
+      <w:tblGrid>
+        <w:gridCol w:w="9403"/>
+      </w:tblGrid>
+      <w:tr>
+        <w:tc>
+          <w:tcPr>
+            <w:tcW w:type="dxa" w:w="9403"/>
+            <w:shd w:val="clear" w:color="auto" w:fill="F1F5F9"/>
+            <w:tcMar>
+              <w:top w:w="110" w:type="dxa"/>
+              <w:left w:w="160" w:type="dxa"/>
+              <w:bottom w:w="110" w:type="dxa"/>
+              <w:right w:w="160" w:type="dxa"/>
+            </w:tcMar>
+          </w:tcPr>
+          <w:p>
+            <w:pPr>
+              <w:spacing w:after="0"/>
+            </w:pPr>
+            <w:r>
+              <w:rPr>
+                <w:rFonts w:ascii="Courier New" w:hAnsi="Courier New"/>
+                <w:color w:val="1E293B"/>
+                <w:sz w:val="18"/>
+              </w:rPr>
+              <w:t>mvn test</w:t>
+            </w:r>
+          </w:p>
+          <w:p>
+            <w:pPr>
+              <w:spacing w:after="0"/>
+            </w:pPr>
+            <w:r>
+              <w:rPr>
+                <w:rFonts w:ascii="Courier New" w:hAnsi="Courier New"/>
+                <w:color w:val="1E293B"/>
+                <w:sz w:val="18"/>
+              </w:rPr>
+              <w:t>[INFO] Tests run: 42, Failures: 0, Errors: 0, Skipped: 0</w:t>
+            </w:r>
+          </w:p>
+          <w:p>
+            <w:pPr>
+              <w:spacing w:after="0"/>
+            </w:pPr>
+            <w:r>
+              <w:rPr>
+                <w:rFonts w:ascii="Courier New" w:hAnsi="Courier New"/>
+                <w:color w:val="1E293B"/>
+                <w:sz w:val="18"/>
+              </w:rPr>
+              <w:t>[INFO] BUILD SUCCESS</w:t>
+            </w:r>
+          </w:p>
+        </w:tc>
+      </w:tr>
+    </w:tbl>
+    <w:p/>
+    <w:p>
+      <w:r>
+        <w:br w:type="page"/>
+      </w:r>
+    </w:p>
     <w:p>
       <w:pPr>
-        <w:spacing w:line="240" w:lineRule="auto" w:after="40"/>
+        <w:pStyle w:val="Heading1"/>
+        <w:spacing w:before="320" w:after="120"/>
       </w:pPr>
       <w:r>
         <w:rPr>
+          <w:rFonts w:ascii="Arial" w:hAnsi="Arial"/>
+          <w:b/>
+          <w:color w:val="0F172A"/>
+          <w:sz w:val="28"/>
+        </w:rPr>
+        <w:t>7. DIAGRAMAS UML DE APOIO</w:t>
+      </w:r>
+    </w:p>
+    <w:p>
+      <w:pPr>
+        <w:spacing w:line="300" w:lineRule="auto" w:after="120"/>
+      </w:pPr>
+      <w:r>
+        <w:rPr>
+          <w:rFonts w:ascii="Arial" w:hAnsi="Arial"/>
+          <w:b w:val="0"/>
+          <w:i w:val="0"/>
+          <w:color w:val="1E293B"/>
+          <w:sz w:val="21"/>
+        </w:rPr>
+        <w:t xml:space="preserve">Os diagramas abaixo são gerados a partir do código-fonte (fontes PlantUML em </w:t>
+      </w:r>
+      <w:r>
+        <w:rPr>
           <w:rFonts w:ascii="Courier New" w:hAnsi="Courier New"/>
+          <w:i w:val="0"/>
+          <w:color w:val="1E293B"/>
+          <w:sz w:val="21"/>
+          <w:shd w:val="clear" w:color="auto" w:fill="F1F5F9"/>
+        </w:rPr>
+        <w:t>docs/uml/</w:t>
+      </w:r>
+      <w:r>
+        <w:rPr>
+          <w:rFonts w:ascii="Arial" w:hAnsi="Arial"/>
+          <w:b w:val="0"/>
+          <w:i w:val="0"/>
+          <w:color w:val="1E293B"/>
+          <w:sz w:val="21"/>
+        </w:rPr>
+        <w:t xml:space="preserve">; comando </w:t>
+      </w:r>
+      <w:r>
+        <w:rPr>
+          <w:rFonts w:ascii="Courier New" w:hAnsi="Courier New"/>
+          <w:i w:val="0"/>
+          <w:color w:val="1E293B"/>
+          <w:sz w:val="21"/>
+          <w:shd w:val="clear" w:color="auto" w:fill="F1F5F9"/>
+        </w:rPr>
+        <w:t>python3 docs/uml/gerar_diagramas.py</w:t>
+      </w:r>
+      <w:r>
+        <w:rPr>
+          <w:rFonts w:ascii="Arial" w:hAnsi="Arial"/>
+          <w:b w:val="0"/>
+          <w:i w:val="0"/>
+          <w:color w:val="1E293B"/>
+          <w:sz w:val="21"/>
+        </w:rPr>
+        <w:t xml:space="preserve">). Use-os na </w:t>
+      </w:r>
+      <w:r>
+        <w:rPr>
+          <w:rFonts w:ascii="Arial" w:hAnsi="Arial"/>
           <w:b/>
-          <w:sz w:val="18"/>
+          <w:i w:val="0"/>
+          <w:color w:val="1E293B"/>
+          <w:sz w:val="21"/>
         </w:rPr>
-        <w:t>mvn test</w:t>
-        <w:br/>
-        <w:t>[INFO] Tests run: 42, Failures: 0, Errors: 0, Skipped: 0</w:t>
-        <w:br/>
-        <w:t>[INFO] BUILD SUCCESS</w:t>
+        <w:t>Etapa 4</w:t>
+      </w:r>
+      <w:r>
+        <w:rPr>
+          <w:rFonts w:ascii="Arial" w:hAnsi="Arial"/>
+          <w:b w:val="0"/>
+          <w:i w:val="0"/>
+          <w:color w:val="1E293B"/>
+          <w:sz w:val="21"/>
+        </w:rPr>
+        <w:t xml:space="preserve"> da apresentação. As versões ampliáveis (SVG) e a especificação completa de endpoints estão no </w:t>
+      </w:r>
+      <w:r>
+        <w:rPr>
+          <w:rFonts w:ascii="Courier New" w:hAnsi="Courier New"/>
+          <w:i w:val="0"/>
+          <w:color w:val="1E293B"/>
+          <w:sz w:val="21"/>
+          <w:shd w:val="clear" w:color="auto" w:fill="F1F5F9"/>
+        </w:rPr>
+        <w:t>README.md</w:t>
+      </w:r>
+      <w:r>
+        <w:rPr>
+          <w:rFonts w:ascii="Arial" w:hAnsi="Arial"/>
+          <w:b w:val="0"/>
+          <w:i w:val="0"/>
+          <w:color w:val="1E293B"/>
+          <w:sz w:val="21"/>
+        </w:rPr>
+        <w:t>.</w:t>
+      </w:r>
+    </w:p>
+    <w:p>
+      <w:pPr>
+        <w:jc w:val="center"/>
+      </w:pPr>
+      <w:r>
+        <w:drawing>
+          <wp:inline xmlns:a="http://schemas.openxmlformats.org/drawingml/2006/main" xmlns:pic="http://schemas.openxmlformats.org/drawingml/2006/picture">
+            <wp:extent cx="5760720" cy="2921620"/>
+            <wp:docPr id="1" name="Picture 1"/>
+            <wp:cNvGraphicFramePr>
+              <a:graphicFrameLocks noChangeAspect="1"/>
+            </wp:cNvGraphicFramePr>
+            <a:graphic>
+              <a:graphicData uri="http://schemas.openxmlformats.org/drawingml/2006/picture">
+                <pic:pic>
+                  <pic:nvPicPr>
+                    <pic:cNvPr id="0" name="diagrama_classes_dominio_uml.png"/>
+                    <pic:cNvPicPr/>
+                  </pic:nvPicPr>
+                  <pic:blipFill>
+                    <a:blip r:embed="rId9"/>
+                    <a:stretch>
+                      <a:fillRect/>
+                    </a:stretch>
+                  </pic:blipFill>
+                  <pic:spPr>
+                    <a:xfrm>
+                      <a:off x="0" y="0"/>
+                      <a:ext cx="5760720" cy="2921620"/>
+                    </a:xfrm>
+                    <a:prstGeom prst="rect"/>
+                  </pic:spPr>
+                </pic:pic>
+              </a:graphicData>
+            </a:graphic>
+          </wp:inline>
+        </w:drawing>
+      </w:r>
+    </w:p>
+    <w:p>
+      <w:pPr>
+        <w:spacing w:after="200"/>
+        <w:jc w:val="center"/>
+      </w:pPr>
+      <w:r>
+        <w:rPr>
+          <w:rFonts w:ascii="Arial" w:hAnsi="Arial"/>
+          <w:i/>
+          <w:sz w:val="17"/>
+        </w:rPr>
+        <w:t>Figura 1 – Diagrama de Classes — Domínio e Padrões GoF (Builder, Factory Method, Strategy e State)</w:t>
+      </w:r>
+    </w:p>
+    <w:p>
+      <w:pPr>
+        <w:jc w:val="center"/>
+      </w:pPr>
+      <w:r>
+        <w:drawing>
+          <wp:inline xmlns:a="http://schemas.openxmlformats.org/drawingml/2006/main" xmlns:pic="http://schemas.openxmlformats.org/drawingml/2006/picture">
+            <wp:extent cx="5760720" cy="1873276"/>
+            <wp:docPr id="2" name="Picture 2"/>
+            <wp:cNvGraphicFramePr>
+              <a:graphicFrameLocks noChangeAspect="1"/>
+            </wp:cNvGraphicFramePr>
+            <a:graphic>
+              <a:graphicData uri="http://schemas.openxmlformats.org/drawingml/2006/picture">
+                <pic:pic>
+                  <pic:nvPicPr>
+                    <pic:cNvPr id="0" name="diagrama_classes_arquitetura_uml.png"/>
+                    <pic:cNvPicPr/>
+                  </pic:nvPicPr>
+                  <pic:blipFill>
+                    <a:blip r:embed="rId10"/>
+                    <a:stretch>
+                      <a:fillRect/>
+                    </a:stretch>
+                  </pic:blipFill>
+                  <pic:spPr>
+                    <a:xfrm>
+                      <a:off x="0" y="0"/>
+                      <a:ext cx="5760720" cy="1873276"/>
+                    </a:xfrm>
+                    <a:prstGeom prst="rect"/>
+                  </pic:spPr>
+                </pic:pic>
+              </a:graphicData>
+            </a:graphic>
+          </wp:inline>
+        </w:drawing>
+      </w:r>
+    </w:p>
+    <w:p>
+      <w:pPr>
+        <w:spacing w:after="200"/>
+        <w:jc w:val="center"/>
+      </w:pPr>
+      <w:r>
+        <w:rPr>
+          <w:rFonts w:ascii="Arial" w:hAnsi="Arial"/>
+          <w:i/>
+          <w:sz w:val="17"/>
+        </w:rPr>
+        <w:t>Figura 2 – Diagrama de Classes — Arquitetura Web em Camadas (Front Controller, Command, Service Layer e DAO)</w:t>
+      </w:r>
+    </w:p>
+    <w:p>
+      <w:pPr>
+        <w:jc w:val="center"/>
+      </w:pPr>
+      <w:r>
+        <w:drawing>
+          <wp:inline xmlns:a="http://schemas.openxmlformats.org/drawingml/2006/main" xmlns:pic="http://schemas.openxmlformats.org/drawingml/2006/picture">
+            <wp:extent cx="5760720" cy="3480309"/>
+            <wp:docPr id="3" name="Picture 3"/>
+            <wp:cNvGraphicFramePr>
+              <a:graphicFrameLocks noChangeAspect="1"/>
+            </wp:cNvGraphicFramePr>
+            <a:graphic>
+              <a:graphicData uri="http://schemas.openxmlformats.org/drawingml/2006/picture">
+                <pic:pic>
+                  <pic:nvPicPr>
+                    <pic:cNvPr id="0" name="diagrama_sequencia_uml.png"/>
+                    <pic:cNvPicPr/>
+                  </pic:nvPicPr>
+                  <pic:blipFill>
+                    <a:blip r:embed="rId11"/>
+                    <a:stretch>
+                      <a:fillRect/>
+                    </a:stretch>
+                  </pic:blipFill>
+                  <pic:spPr>
+                    <a:xfrm>
+                      <a:off x="0" y="0"/>
+                      <a:ext cx="5760720" cy="3480309"/>
+                    </a:xfrm>
+                    <a:prstGeom prst="rect"/>
+                  </pic:spPr>
+                </pic:pic>
+              </a:graphicData>
+            </a:graphic>
+          </wp:inline>
+        </w:drawing>
+      </w:r>
+    </w:p>
+    <w:p>
+      <w:pPr>
+        <w:spacing w:after="200"/>
+        <w:jc w:val="center"/>
+      </w:pPr>
+      <w:r>
+        <w:rPr>
+          <w:rFonts w:ascii="Arial" w:hAnsi="Arial"/>
+          <w:i/>
+          <w:sz w:val="17"/>
+        </w:rPr>
+        <w:t>Figura 3 – Diagrama de Sequência — Cadastrar Reserva</w:t>
+      </w:r>
+    </w:p>
+    <w:p>
+      <w:pPr>
+        <w:jc w:val="center"/>
+      </w:pPr>
+      <w:r>
+        <w:drawing>
+          <wp:inline xmlns:a="http://schemas.openxmlformats.org/drawingml/2006/main" xmlns:pic="http://schemas.openxmlformats.org/drawingml/2006/picture">
+            <wp:extent cx="5760720" cy="3827499"/>
+            <wp:docPr id="4" name="Picture 4"/>
+            <wp:cNvGraphicFramePr>
+              <a:graphicFrameLocks noChangeAspect="1"/>
+            </wp:cNvGraphicFramePr>
+            <a:graphic>
+              <a:graphicData uri="http://schemas.openxmlformats.org/drawingml/2006/picture">
+                <pic:pic>
+                  <pic:nvPicPr>
+                    <pic:cNvPr id="0" name="diagrama_sequencia_checkin_uml.png"/>
+                    <pic:cNvPicPr/>
+                  </pic:nvPicPr>
+                  <pic:blipFill>
+                    <a:blip r:embed="rId12"/>
+                    <a:stretch>
+                      <a:fillRect/>
+                    </a:stretch>
+                  </pic:blipFill>
+                  <pic:spPr>
+                    <a:xfrm>
+                      <a:off x="0" y="0"/>
+                      <a:ext cx="5760720" cy="3827499"/>
+                    </a:xfrm>
+                    <a:prstGeom prst="rect"/>
+                  </pic:spPr>
+                </pic:pic>
+              </a:graphicData>
+            </a:graphic>
+          </wp:inline>
+        </w:drawing>
+      </w:r>
+    </w:p>
+    <w:p>
+      <w:pPr>
+        <w:spacing w:after="200"/>
+        <w:jc w:val="center"/>
+      </w:pPr>
+      <w:r>
+        <w:rPr>
+          <w:rFonts w:ascii="Arial" w:hAnsi="Arial"/>
+          <w:i/>
+          <w:sz w:val="17"/>
+        </w:rPr>
+        <w:t>Figura 4 – Diagrama de Sequência — Check-in Inteligente (automação de processo de negócio)</w:t>
+      </w:r>
+    </w:p>
+    <w:p>
+      <w:pPr>
+        <w:spacing w:line="300" w:lineRule="auto" w:after="120"/>
+      </w:pPr>
+      <w:r>
+        <w:rPr>
+          <w:rFonts w:ascii="Arial" w:hAnsi="Arial"/>
+          <w:b/>
+          <w:i w:val="0"/>
+          <w:color w:val="1E293B"/>
+          <w:sz w:val="21"/>
+        </w:rPr>
+        <w:t>Pontos para destacar diante da banca:</w:t>
+      </w:r>
+    </w:p>
+    <w:p>
+      <w:pPr>
+        <w:pStyle w:val="ListBullet"/>
+        <w:spacing w:line="300" w:lineRule="auto" w:after="60"/>
+      </w:pPr>
+      <w:r>
+        <w:rPr>
+          <w:rFonts w:ascii="Arial" w:hAnsi="Arial"/>
+          <w:b w:val="0"/>
+          <w:i w:val="0"/>
+          <w:color w:val="1E293B"/>
+          <w:sz w:val="21"/>
+        </w:rPr>
+        <w:t xml:space="preserve">No diagrama de domínio, a </w:t>
+      </w:r>
+      <w:r>
+        <w:rPr>
+          <w:rFonts w:ascii="Courier New" w:hAnsi="Courier New"/>
+          <w:i w:val="0"/>
+          <w:color w:val="1E293B"/>
+          <w:sz w:val="21"/>
+          <w:shd w:val="clear" w:color="auto" w:fill="F1F5F9"/>
+        </w:rPr>
+        <w:t>Reserva</w:t>
+      </w:r>
+      <w:r>
+        <w:rPr>
+          <w:rFonts w:ascii="Arial" w:hAnsi="Arial"/>
+          <w:b w:val="0"/>
+          <w:i w:val="0"/>
+          <w:color w:val="1E293B"/>
+          <w:sz w:val="21"/>
+        </w:rPr>
+        <w:t xml:space="preserve"> possui referência única ao </w:t>
+      </w:r>
+      <w:r>
+        <w:rPr>
+          <w:rFonts w:ascii="Courier New" w:hAnsi="Courier New"/>
+          <w:i w:val="0"/>
+          <w:color w:val="1E293B"/>
+          <w:sz w:val="21"/>
+          <w:shd w:val="clear" w:color="auto" w:fill="F1F5F9"/>
+        </w:rPr>
+        <w:t>Hospede</w:t>
+      </w:r>
+      <w:r>
+        <w:rPr>
+          <w:rFonts w:ascii="Arial" w:hAnsi="Arial"/>
+          <w:b w:val="0"/>
+          <w:i w:val="0"/>
+          <w:color w:val="1E293B"/>
+          <w:sz w:val="21"/>
+        </w:rPr>
+        <w:t xml:space="preserve"> titular (associação 1:1 no objeto, FK </w:t>
+      </w:r>
+      <w:r>
+        <w:rPr>
+          <w:rFonts w:ascii="Courier New" w:hAnsi="Courier New"/>
+          <w:i w:val="0"/>
+          <w:color w:val="1E293B"/>
+          <w:sz w:val="21"/>
+          <w:shd w:val="clear" w:color="auto" w:fill="F1F5F9"/>
+        </w:rPr>
+        <w:t>hospede_id</w:t>
+      </w:r>
+      <w:r>
+        <w:rPr>
+          <w:rFonts w:ascii="Arial" w:hAnsi="Arial"/>
+          <w:b w:val="0"/>
+          <w:i w:val="0"/>
+          <w:color w:val="1E293B"/>
+          <w:sz w:val="21"/>
+        </w:rPr>
+        <w:t xml:space="preserve">) e composição 1:N com </w:t>
+      </w:r>
+      <w:r>
+        <w:rPr>
+          <w:rFonts w:ascii="Courier New" w:hAnsi="Courier New"/>
+          <w:i w:val="0"/>
+          <w:color w:val="1E293B"/>
+          <w:sz w:val="21"/>
+          <w:shd w:val="clear" w:color="auto" w:fill="F1F5F9"/>
+        </w:rPr>
+        <w:t>ItemServico</w:t>
+      </w:r>
+      <w:r>
+        <w:rPr>
+          <w:rFonts w:ascii="Arial" w:hAnsi="Arial"/>
+          <w:b w:val="0"/>
+          <w:i w:val="0"/>
+          <w:color w:val="1E293B"/>
+          <w:sz w:val="21"/>
+        </w:rPr>
+        <w:t xml:space="preserve"> (FK </w:t>
+      </w:r>
+      <w:r>
+        <w:rPr>
+          <w:rFonts w:ascii="Courier New" w:hAnsi="Courier New"/>
+          <w:i w:val="0"/>
+          <w:color w:val="1E293B"/>
+          <w:sz w:val="21"/>
+          <w:shd w:val="clear" w:color="auto" w:fill="F1F5F9"/>
+        </w:rPr>
+        <w:t>reserva_id</w:t>
+      </w:r>
+      <w:r>
+        <w:rPr>
+          <w:rFonts w:ascii="Arial" w:hAnsi="Arial"/>
+          <w:b w:val="0"/>
+          <w:i w:val="0"/>
+          <w:color w:val="1E293B"/>
+          <w:sz w:val="21"/>
+        </w:rPr>
+        <w:t xml:space="preserve"> com </w:t>
+      </w:r>
+      <w:r>
+        <w:rPr>
+          <w:rFonts w:ascii="Courier New" w:hAnsi="Courier New"/>
+          <w:i w:val="0"/>
+          <w:color w:val="1E293B"/>
+          <w:sz w:val="21"/>
+          <w:shd w:val="clear" w:color="auto" w:fill="F1F5F9"/>
+        </w:rPr>
+        <w:t>ON DELETE CASCADE</w:t>
+      </w:r>
+      <w:r>
+        <w:rPr>
+          <w:rFonts w:ascii="Arial" w:hAnsi="Arial"/>
+          <w:b w:val="0"/>
+          <w:i w:val="0"/>
+          <w:color w:val="1E293B"/>
+          <w:sz w:val="21"/>
+        </w:rPr>
+        <w:t>).</w:t>
+      </w:r>
+    </w:p>
+    <w:p>
+      <w:pPr>
+        <w:pStyle w:val="ListBullet"/>
+        <w:spacing w:line="300" w:lineRule="auto" w:after="60"/>
+      </w:pPr>
+      <w:r>
+        <w:rPr>
+          <w:rFonts w:ascii="Arial" w:hAnsi="Arial"/>
+          <w:b w:val="0"/>
+          <w:i w:val="0"/>
+          <w:color w:val="1E293B"/>
+          <w:sz w:val="21"/>
+        </w:rPr>
+        <w:t xml:space="preserve">No diagrama de arquitetura, o </w:t>
+      </w:r>
+      <w:r>
+        <w:rPr>
+          <w:rFonts w:ascii="Courier New" w:hAnsi="Courier New"/>
+          <w:i w:val="0"/>
+          <w:color w:val="1E293B"/>
+          <w:sz w:val="21"/>
+          <w:shd w:val="clear" w:color="auto" w:fill="F1F5F9"/>
+        </w:rPr>
+        <w:t>ManterReserva</w:t>
+      </w:r>
+      <w:r>
+        <w:rPr>
+          <w:rFonts w:ascii="Arial" w:hAnsi="Arial"/>
+          <w:b w:val="0"/>
+          <w:i w:val="0"/>
+          <w:color w:val="1E293B"/>
+          <w:sz w:val="21"/>
+        </w:rPr>
+        <w:t xml:space="preserve"> não conhece nenhum comando concreto: recebe um </w:t>
+      </w:r>
+      <w:r>
+        <w:rPr>
+          <w:rFonts w:ascii="Courier New" w:hAnsi="Courier New"/>
+          <w:i w:val="0"/>
+          <w:color w:val="1E293B"/>
+          <w:sz w:val="21"/>
+          <w:shd w:val="clear" w:color="auto" w:fill="F1F5F9"/>
+        </w:rPr>
+        <w:t>ICommand</w:t>
+      </w:r>
+      <w:r>
+        <w:rPr>
+          <w:rFonts w:ascii="Arial" w:hAnsi="Arial"/>
+          <w:b w:val="0"/>
+          <w:i w:val="0"/>
+          <w:color w:val="1E293B"/>
+          <w:sz w:val="21"/>
+        </w:rPr>
+        <w:t xml:space="preserve"> pronto da </w:t>
+      </w:r>
+      <w:r>
+        <w:rPr>
+          <w:rFonts w:ascii="Courier New" w:hAnsi="Courier New"/>
+          <w:i w:val="0"/>
+          <w:color w:val="1E293B"/>
+          <w:sz w:val="21"/>
+          <w:shd w:val="clear" w:color="auto" w:fill="F1F5F9"/>
+        </w:rPr>
+        <w:t>CommandFactory</w:t>
+      </w:r>
+      <w:r>
+        <w:rPr>
+          <w:rFonts w:ascii="Arial" w:hAnsi="Arial"/>
+          <w:b w:val="0"/>
+          <w:i w:val="0"/>
+          <w:color w:val="1E293B"/>
+          <w:sz w:val="21"/>
+        </w:rPr>
+        <w:t xml:space="preserve"> e apenas executa e encaminha para a view.</w:t>
+      </w:r>
+    </w:p>
+    <w:p>
+      <w:pPr>
+        <w:pStyle w:val="ListBullet"/>
+        <w:spacing w:line="300" w:lineRule="auto" w:after="60"/>
+      </w:pPr>
+      <w:r>
+        <w:rPr>
+          <w:rFonts w:ascii="Arial" w:hAnsi="Arial"/>
+          <w:b w:val="0"/>
+          <w:i w:val="0"/>
+          <w:color w:val="1E293B"/>
+          <w:sz w:val="21"/>
+        </w:rPr>
+        <w:t xml:space="preserve">Na sequência de cadastro, os padrões aparecem em ordem: </w:t>
+      </w:r>
+      <w:r>
+        <w:rPr>
+          <w:rFonts w:ascii="Courier New" w:hAnsi="Courier New"/>
+          <w:i w:val="0"/>
+          <w:color w:val="1E293B"/>
+          <w:sz w:val="21"/>
+          <w:shd w:val="clear" w:color="auto" w:fill="F1F5F9"/>
+        </w:rPr>
+        <w:t>CommandFactory</w:t>
+      </w:r>
+      <w:r>
+        <w:rPr>
+          <w:rFonts w:ascii="Arial" w:hAnsi="Arial"/>
+          <w:b w:val="0"/>
+          <w:i w:val="0"/>
+          <w:color w:val="1E293B"/>
+          <w:sz w:val="21"/>
+        </w:rPr>
+        <w:t xml:space="preserve"> ➔ </w:t>
+      </w:r>
+      <w:r>
+        <w:rPr>
+          <w:rFonts w:ascii="Courier New" w:hAnsi="Courier New"/>
+          <w:i w:val="0"/>
+          <w:color w:val="1E293B"/>
+          <w:sz w:val="21"/>
+          <w:shd w:val="clear" w:color="auto" w:fill="F1F5F9"/>
+        </w:rPr>
+        <w:t>Command</w:t>
+      </w:r>
+      <w:r>
+        <w:rPr>
+          <w:rFonts w:ascii="Arial" w:hAnsi="Arial"/>
+          <w:b w:val="0"/>
+          <w:i w:val="0"/>
+          <w:color w:val="1E293B"/>
+          <w:sz w:val="21"/>
+        </w:rPr>
+        <w:t xml:space="preserve"> ➔ Factory Method (</w:t>
+      </w:r>
+      <w:r>
+        <w:rPr>
+          <w:rFonts w:ascii="Courier New" w:hAnsi="Courier New"/>
+          <w:i w:val="0"/>
+          <w:color w:val="1E293B"/>
+          <w:sz w:val="21"/>
+          <w:shd w:val="clear" w:color="auto" w:fill="F1F5F9"/>
+        </w:rPr>
+        <w:t>ServicoFactory</w:t>
+      </w:r>
+      <w:r>
+        <w:rPr>
+          <w:rFonts w:ascii="Arial" w:hAnsi="Arial"/>
+          <w:b w:val="0"/>
+          <w:i w:val="0"/>
+          <w:color w:val="1E293B"/>
+          <w:sz w:val="21"/>
+        </w:rPr>
+        <w:t>) ➔ Strategy (</w:t>
+      </w:r>
+      <w:r>
+        <w:rPr>
+          <w:rFonts w:ascii="Courier New" w:hAnsi="Courier New"/>
+          <w:i w:val="0"/>
+          <w:color w:val="1E293B"/>
+          <w:sz w:val="21"/>
+          <w:shd w:val="clear" w:color="auto" w:fill="F1F5F9"/>
+        </w:rPr>
+        <w:t>CalculadoraPreco</w:t>
+      </w:r>
+      <w:r>
+        <w:rPr>
+          <w:rFonts w:ascii="Arial" w:hAnsi="Arial"/>
+          <w:b w:val="0"/>
+          <w:i w:val="0"/>
+          <w:color w:val="1E293B"/>
+          <w:sz w:val="21"/>
+        </w:rPr>
+        <w:t>) ➔ Builder (</w:t>
+      </w:r>
+      <w:r>
+        <w:rPr>
+          <w:rFonts w:ascii="Courier New" w:hAnsi="Courier New"/>
+          <w:i w:val="0"/>
+          <w:color w:val="1E293B"/>
+          <w:sz w:val="21"/>
+          <w:shd w:val="clear" w:color="auto" w:fill="F1F5F9"/>
+        </w:rPr>
+        <w:t>ReservaBuilder</w:t>
+      </w:r>
+      <w:r>
+        <w:rPr>
+          <w:rFonts w:ascii="Arial" w:hAnsi="Arial"/>
+          <w:b w:val="0"/>
+          <w:i w:val="0"/>
+          <w:color w:val="1E293B"/>
+          <w:sz w:val="21"/>
+        </w:rPr>
+        <w:t xml:space="preserve">) ➔ </w:t>
+      </w:r>
+      <w:r>
+        <w:rPr>
+          <w:rFonts w:ascii="Courier New" w:hAnsi="Courier New"/>
+          <w:i w:val="0"/>
+          <w:color w:val="1E293B"/>
+          <w:sz w:val="21"/>
+          <w:shd w:val="clear" w:color="auto" w:fill="F1F5F9"/>
+        </w:rPr>
+        <w:t>ReservaService</w:t>
+      </w:r>
+      <w:r>
+        <w:rPr>
+          <w:rFonts w:ascii="Arial" w:hAnsi="Arial"/>
+          <w:b w:val="0"/>
+          <w:i w:val="0"/>
+          <w:color w:val="1E293B"/>
+          <w:sz w:val="21"/>
+        </w:rPr>
+        <w:t xml:space="preserve"> ➔ </w:t>
+      </w:r>
+      <w:r>
+        <w:rPr>
+          <w:rFonts w:ascii="Courier New" w:hAnsi="Courier New"/>
+          <w:i w:val="0"/>
+          <w:color w:val="1E293B"/>
+          <w:sz w:val="21"/>
+          <w:shd w:val="clear" w:color="auto" w:fill="F1F5F9"/>
+        </w:rPr>
+        <w:t>ReservaDAO</w:t>
+      </w:r>
+      <w:r>
+        <w:rPr>
+          <w:rFonts w:ascii="Arial" w:hAnsi="Arial"/>
+          <w:b w:val="0"/>
+          <w:i w:val="0"/>
+          <w:color w:val="1E293B"/>
+          <w:sz w:val="21"/>
+        </w:rPr>
+        <w:t xml:space="preserve"> com commit/rollback.</w:t>
+      </w:r>
+    </w:p>
+    <w:p>
+      <w:pPr>
+        <w:pStyle w:val="ListBullet"/>
+        <w:spacing w:line="300" w:lineRule="auto" w:after="60"/>
+      </w:pPr>
+      <w:r>
+        <w:rPr>
+          <w:rFonts w:ascii="Arial" w:hAnsi="Arial"/>
+          <w:b w:val="0"/>
+          <w:i w:val="0"/>
+          <w:color w:val="1E293B"/>
+          <w:sz w:val="21"/>
+        </w:rPr>
+        <w:t xml:space="preserve">Na sequência de check-in, o enum </w:t>
+      </w:r>
+      <w:r>
+        <w:rPr>
+          <w:rFonts w:ascii="Courier New" w:hAnsi="Courier New"/>
+          <w:i w:val="0"/>
+          <w:color w:val="1E293B"/>
+          <w:sz w:val="21"/>
+          <w:shd w:val="clear" w:color="auto" w:fill="F1F5F9"/>
+        </w:rPr>
+        <w:t>StatusReserva</w:t>
+      </w:r>
+      <w:r>
+        <w:rPr>
+          <w:rFonts w:ascii="Arial" w:hAnsi="Arial"/>
+          <w:b w:val="0"/>
+          <w:i w:val="0"/>
+          <w:color w:val="1E293B"/>
+          <w:sz w:val="21"/>
+        </w:rPr>
+        <w:t xml:space="preserve"> (State) decide se a transição é permitida antes de qualquer alteração no banco, e o PIN é gerado com </w:t>
+      </w:r>
+      <w:r>
+        <w:rPr>
+          <w:rFonts w:ascii="Courier New" w:hAnsi="Courier New"/>
+          <w:i w:val="0"/>
+          <w:color w:val="1E293B"/>
+          <w:sz w:val="21"/>
+          <w:shd w:val="clear" w:color="auto" w:fill="F1F5F9"/>
+        </w:rPr>
+        <w:t>SecureRandom</w:t>
+      </w:r>
+      <w:r>
+        <w:rPr>
+          <w:rFonts w:ascii="Arial" w:hAnsi="Arial"/>
+          <w:b w:val="0"/>
+          <w:i w:val="0"/>
+          <w:color w:val="1E293B"/>
+          <w:sz w:val="21"/>
+        </w:rPr>
+        <w:t>.</w:t>
       </w:r>
     </w:p>
     <w:sectPr>
       <w:pgSz w:w="12240" w:h="15840"/>
-      <w:pgMar w:top="1152" w:right="1296" w:bottom="1152" w:left="1296" w:header="720" w:footer="720" w:gutter="0"/>
+      <w:pgMar w:top="1699" w:right="1138" w:bottom="1138" w:left="1699" w:header="720" w:footer="720" w:gutter="0"/>
       <w:cols w:space="720"/>
       <w:docGrid w:linePitch="360"/>
     </w:sectPr>
